--- a/Important Prompts/1_Handwritten_Content_and_Copywritting_Prompts.docx
+++ b/Important Prompts/1_Handwritten_Content_and_Copywritting_Prompts.docx
@@ -3131,7 +3131,13 @@
       </w:pPr>
       <w:r>
         <w:lastRenderedPageBreak/>
-        <w:t>The post shows relevancy to my field of Interest.</w:t>
+        <w:t>The post shows relevanc</w:t>
+      </w:r>
+      <w:r>
+        <w:t>e</w:t>
+      </w:r>
+      <w:r>
+        <w:t xml:space="preserve"> to my field of Interest.</w:t>
       </w:r>
     </w:p>
     <w:p>
@@ -3143,7 +3149,19 @@
         </w:numPr>
       </w:pPr>
       <w:r>
-        <w:t>The Post should be designed according to algorithm of the LinkedIn (e.g. using SEO-based keywords) to get more impressions and views.</w:t>
+        <w:t xml:space="preserve">The Post should be designed according to </w:t>
+      </w:r>
+      <w:r>
+        <w:t xml:space="preserve">the </w:t>
+      </w:r>
+      <w:r>
+        <w:t>algorithm of LinkedIn (e.g.</w:t>
+      </w:r>
+      <w:r>
+        <w:t>,</w:t>
+      </w:r>
+      <w:r>
+        <w:t xml:space="preserve"> using SEO-based keywords) to get more impressions and views.</w:t>
       </w:r>
     </w:p>
     <w:p>
@@ -3182,7 +3200,13 @@
         </w:numPr>
       </w:pPr>
       <w:r>
-        <w:t>The post should have links for the GitHub repo, drive links for documents, etc.</w:t>
+        <w:t xml:space="preserve">The post should have links for the GitHub repo, </w:t>
+      </w:r>
+      <w:r>
+        <w:t>D</w:t>
+      </w:r>
+      <w:r>
+        <w:t>rive links for documents, etc.</w:t>
       </w:r>
     </w:p>
     <w:p>
@@ -3232,10 +3256,360 @@
     </w:p>
     <w:p>
       <w:pPr>
-        <w:rPr>
+        <w:pStyle w:val="Heading1"/>
+      </w:pPr>
+      <w:r>
+        <w:t>Prompt to generate a LinkedIn post for your learning in any course/field/topic</w:t>
+      </w:r>
+    </w:p>
+    <w:p>
+      <w:pPr>
+        <w:rPr>
+          <w:b/>
+          <w:bCs/>
+        </w:rPr>
+      </w:pPr>
+      <w:r>
+        <w:rPr>
+          <w:b/>
+          <w:bCs/>
+        </w:rPr>
+        <w:t xml:space="preserve">Upload </w:t>
+      </w:r>
+      <w:r>
+        <w:rPr>
+          <w:b/>
+          <w:bCs/>
+        </w:rPr>
+        <w:t xml:space="preserve">the </w:t>
+      </w:r>
+      <w:r>
+        <w:rPr>
+          <w:b/>
+          <w:bCs/>
+        </w:rPr>
+        <w:t>document of learning:</w:t>
+      </w:r>
+    </w:p>
+    <w:p>
+      <w:pPr>
+        <w:rPr>
+          <w:b/>
+          <w:bCs/>
           <w:lang w:val="en-US"/>
         </w:rPr>
       </w:pPr>
+      <w:r>
+        <w:rPr>
+          <w:b/>
+          <w:bCs/>
+          <w:lang w:val="en-US"/>
+        </w:rPr>
+        <w:t>Context:</w:t>
+      </w:r>
+    </w:p>
+    <w:p>
+      <w:pPr>
+        <w:rPr>
+          <w:lang w:val="en-US"/>
+        </w:rPr>
+      </w:pPr>
+      <w:r>
+        <w:rPr>
+          <w:lang w:val="en-US"/>
+        </w:rPr>
+        <w:t>I am an “aspiring “Data Analyst, Data Scientist, and Passionate AI Engineer”. I have completed my course/research/learning in this “field”. I want to share my course/research/learning on LinkedIn to show my progress in my field of Interest.</w:t>
+      </w:r>
+    </w:p>
+    <w:p>
+      <w:pPr>
+        <w:rPr>
+          <w:b/>
+          <w:bCs/>
+          <w:lang w:val="en-US"/>
+        </w:rPr>
+      </w:pPr>
+      <w:r>
+        <w:rPr>
+          <w:b/>
+          <w:bCs/>
+          <w:lang w:val="en-US"/>
+        </w:rPr>
+        <w:t>Task:</w:t>
+      </w:r>
+    </w:p>
+    <w:p>
+      <w:r>
+        <w:t>I want you to behave like an expert Content Writer, an expert Copywriter specializing in Post writing, and an SEO-based keyword specialist. What you have to do is that I will give you the Data(which gives you information about the course), and utilizing this data, you have to design a LinkedIn post to share my learnings(MS Word OR PDF document) of the topic on LinkedIn according to the instructions given.</w:t>
+      </w:r>
+    </w:p>
+    <w:p>
+      <w:pPr>
+        <w:rPr>
+          <w:b/>
+          <w:bCs/>
+        </w:rPr>
+      </w:pPr>
+      <w:r>
+        <w:rPr>
+          <w:b/>
+          <w:bCs/>
+        </w:rPr>
+        <w:t>Instructions:</w:t>
+      </w:r>
+    </w:p>
+    <w:p>
+      <w:pPr>
+        <w:rPr>
+          <w:b/>
+          <w:bCs/>
+        </w:rPr>
+      </w:pPr>
+      <w:r>
+        <w:rPr>
+          <w:b/>
+          <w:bCs/>
+        </w:rPr>
+        <w:t>For Post:</w:t>
+      </w:r>
+    </w:p>
+    <w:p>
+      <w:pPr>
+        <w:pStyle w:val="ListParagraph"/>
+        <w:numPr>
+          <w:ilvl w:val="0"/>
+          <w:numId w:val="17"/>
+        </w:numPr>
+      </w:pPr>
+      <w:r>
+        <w:t xml:space="preserve">The </w:t>
+      </w:r>
+      <w:r>
+        <w:t xml:space="preserve">start of the </w:t>
+      </w:r>
+      <w:r>
+        <w:t>post should reflect a sense of joy that I</w:t>
+      </w:r>
+      <w:r>
+        <w:t>’m happy to share my learnings or notes</w:t>
+      </w:r>
+      <w:r>
+        <w:t xml:space="preserve"> of the course</w:t>
+      </w:r>
+      <w:r>
+        <w:t xml:space="preserve"> with the people.</w:t>
+      </w:r>
+    </w:p>
+    <w:p>
+      <w:pPr>
+        <w:pStyle w:val="ListParagraph"/>
+        <w:numPr>
+          <w:ilvl w:val="0"/>
+          <w:numId w:val="17"/>
+        </w:numPr>
+      </w:pPr>
+      <w:r>
+        <w:t>The post should tell the objectives of my learning.</w:t>
+      </w:r>
+    </w:p>
+    <w:p>
+      <w:pPr>
+        <w:pStyle w:val="ListParagraph"/>
+        <w:numPr>
+          <w:ilvl w:val="0"/>
+          <w:numId w:val="17"/>
+        </w:numPr>
+      </w:pPr>
+      <w:r>
+        <w:t>The post should tell that I want to share my learning on LinkedIn to help others or to share my knowledge.</w:t>
+      </w:r>
+    </w:p>
+    <w:p>
+      <w:pPr>
+        <w:pStyle w:val="ListParagraph"/>
+        <w:numPr>
+          <w:ilvl w:val="0"/>
+          <w:numId w:val="17"/>
+        </w:numPr>
+      </w:pPr>
+      <w:r>
+        <w:t>The Post should tell why this learning is important in my field of interest and how it has helped me to improve my skills.</w:t>
+      </w:r>
+    </w:p>
+    <w:p>
+      <w:pPr>
+        <w:pStyle w:val="ListParagraph"/>
+        <w:numPr>
+          <w:ilvl w:val="0"/>
+          <w:numId w:val="17"/>
+        </w:numPr>
+      </w:pPr>
+      <w:r>
+        <w:t>The post shows relevance to my field of Interest.</w:t>
+      </w:r>
+    </w:p>
+    <w:p>
+      <w:pPr>
+        <w:pStyle w:val="ListParagraph"/>
+        <w:numPr>
+          <w:ilvl w:val="0"/>
+          <w:numId w:val="17"/>
+        </w:numPr>
+      </w:pPr>
+      <w:r>
+        <w:t>The Post should be designed according to the algorithm of LinkedIn (e.g., using SEO-based keywords) to get more impressions and views.</w:t>
+      </w:r>
+    </w:p>
+    <w:p>
+      <w:pPr>
+        <w:pStyle w:val="ListParagraph"/>
+        <w:numPr>
+          <w:ilvl w:val="0"/>
+          <w:numId w:val="17"/>
+        </w:numPr>
+      </w:pPr>
+      <w:r>
+        <w:lastRenderedPageBreak/>
+        <w:t>The Post should be designed in a way that the LinkedIn algorithm will suggest my post when someone searches for anything related to my field of interest.</w:t>
+      </w:r>
+    </w:p>
+    <w:p>
+      <w:pPr>
+        <w:pStyle w:val="ListParagraph"/>
+        <w:numPr>
+          <w:ilvl w:val="0"/>
+          <w:numId w:val="17"/>
+        </w:numPr>
+      </w:pPr>
+      <w:r>
+        <w:t>The post should be well-defined and well-written.</w:t>
+      </w:r>
+    </w:p>
+    <w:p>
+      <w:pPr>
+        <w:pStyle w:val="ListParagraph"/>
+        <w:numPr>
+          <w:ilvl w:val="0"/>
+          <w:numId w:val="17"/>
+        </w:numPr>
+      </w:pPr>
+      <w:r>
+        <w:t>The post should have links for the GitHub repo, Drive links for documents, etc.</w:t>
+      </w:r>
+    </w:p>
+    <w:p>
+      <w:pPr>
+        <w:pStyle w:val="ListParagraph"/>
+        <w:numPr>
+          <w:ilvl w:val="0"/>
+          <w:numId w:val="17"/>
+        </w:numPr>
+      </w:pPr>
+      <w:r>
+        <w:t>Please avoid using icons inside posts, because icons affect the visibility and reach of the post.</w:t>
+      </w:r>
+    </w:p>
+    <w:p>
+      <w:pPr>
+        <w:pStyle w:val="ListParagraph"/>
+        <w:numPr>
+          <w:ilvl w:val="0"/>
+          <w:numId w:val="17"/>
+        </w:numPr>
+      </w:pPr>
+      <w:r>
+        <w:t>The post should be concise and to the point, but not too short.</w:t>
+      </w:r>
+    </w:p>
+    <w:p>
+      <w:pPr>
+        <w:rPr>
+          <w:b/>
+          <w:bCs/>
+          <w:lang w:val="en-US"/>
+        </w:rPr>
+      </w:pPr>
+      <w:r>
+        <w:rPr>
+          <w:b/>
+          <w:bCs/>
+          <w:lang w:val="en-US"/>
+        </w:rPr>
+        <w:t>Data:</w:t>
+      </w:r>
+    </w:p>
+    <w:p>
+      <w:pPr>
+        <w:rPr>
+          <w:lang w:val="en-US"/>
+        </w:rPr>
+      </w:pPr>
+      <w:r>
+        <w:rPr>
+          <w:lang w:val="en-US"/>
+        </w:rPr>
+        <w:t>The Data of the course is “    ”</w:t>
+      </w:r>
+    </w:p>
+    <w:p>
+      <w:pPr>
+        <w:rPr>
+          <w:lang w:val="en-US"/>
+        </w:rPr>
+      </w:pPr>
+    </w:p>
+    <w:p>
+      <w:pPr>
+        <w:pStyle w:val="Heading1"/>
+      </w:pPr>
+      <w:r>
+        <w:t>Prompt for Formatting content for the Jupyter Notebook’s Markdown cell:</w:t>
+      </w:r>
+    </w:p>
+    <w:p>
+      <w:r>
+        <w:t xml:space="preserve">Can you format this content for Jupyter Notebook's markdown cell so that when I run the cell, it displays correctly? </w:t>
+      </w:r>
+    </w:p>
+    <w:p>
+      <w:r>
+        <w:t xml:space="preserve">Note: </w:t>
+      </w:r>
+    </w:p>
+    <w:p>
+      <w:r>
+        <w:t xml:space="preserve">1. Heading style according to the Number of Topics and their heading types(heading 1, heading 2, heading 3), but now the heading number should start from heading 4. </w:t>
+      </w:r>
+    </w:p>
+    <w:p>
+      <w:r>
+        <w:t xml:space="preserve">2. Correct any spelling mistakes, if any. </w:t>
+      </w:r>
+    </w:p>
+    <w:p>
+      <w:r>
+        <w:t xml:space="preserve">3. If content has columns and rows, formatize it according to a table. </w:t>
+      </w:r>
+    </w:p>
+    <w:p>
+      <w:r>
+        <w:t xml:space="preserve">4. Give bullet points, numbering, or icons based on the type of content. </w:t>
+      </w:r>
+    </w:p>
+    <w:p>
+      <w:r>
+        <w:t xml:space="preserve">Content:" </w:t>
+      </w:r>
+    </w:p>
+    <w:p>
+      <w:pPr>
+        <w:rPr>
+          <w:lang w:val="en-US"/>
+        </w:rPr>
+      </w:pPr>
+      <w:r>
+        <w:t>".</w:t>
+      </w:r>
     </w:p>
     <w:sectPr>
       <w:pgSz w:w="11906" w:h="16838"/>
@@ -3974,6 +4348,92 @@
     </w:lvl>
   </w:abstractNum>
   <w:abstractNum w:abstractNumId="8" w15:restartNumberingAfterBreak="0">
+    <w:nsid w:val="51DA4D25"/>
+    <w:multiLevelType w:val="hybridMultilevel"/>
+    <w:tmpl w:val="B7DAB8EC"/>
+    <w:lvl w:ilvl="0" w:tplc="0809000F">
+      <w:start w:val="1"/>
+      <w:numFmt w:val="decimal"/>
+      <w:lvlText w:val="%1."/>
+      <w:lvlJc w:val="left"/>
+      <w:pPr>
+        <w:ind w:left="720" w:hanging="360"/>
+      </w:pPr>
+    </w:lvl>
+    <w:lvl w:ilvl="1" w:tplc="FFFFFFFF" w:tentative="1">
+      <w:start w:val="1"/>
+      <w:numFmt w:val="lowerLetter"/>
+      <w:lvlText w:val="%2."/>
+      <w:lvlJc w:val="left"/>
+      <w:pPr>
+        <w:ind w:left="1440" w:hanging="360"/>
+      </w:pPr>
+    </w:lvl>
+    <w:lvl w:ilvl="2" w:tplc="FFFFFFFF" w:tentative="1">
+      <w:start w:val="1"/>
+      <w:numFmt w:val="lowerRoman"/>
+      <w:lvlText w:val="%3."/>
+      <w:lvlJc w:val="right"/>
+      <w:pPr>
+        <w:ind w:left="2160" w:hanging="180"/>
+      </w:pPr>
+    </w:lvl>
+    <w:lvl w:ilvl="3" w:tplc="FFFFFFFF" w:tentative="1">
+      <w:start w:val="1"/>
+      <w:numFmt w:val="decimal"/>
+      <w:lvlText w:val="%4."/>
+      <w:lvlJc w:val="left"/>
+      <w:pPr>
+        <w:ind w:left="2880" w:hanging="360"/>
+      </w:pPr>
+    </w:lvl>
+    <w:lvl w:ilvl="4" w:tplc="FFFFFFFF" w:tentative="1">
+      <w:start w:val="1"/>
+      <w:numFmt w:val="lowerLetter"/>
+      <w:lvlText w:val="%5."/>
+      <w:lvlJc w:val="left"/>
+      <w:pPr>
+        <w:ind w:left="3600" w:hanging="360"/>
+      </w:pPr>
+    </w:lvl>
+    <w:lvl w:ilvl="5" w:tplc="FFFFFFFF" w:tentative="1">
+      <w:start w:val="1"/>
+      <w:numFmt w:val="lowerRoman"/>
+      <w:lvlText w:val="%6."/>
+      <w:lvlJc w:val="right"/>
+      <w:pPr>
+        <w:ind w:left="4320" w:hanging="180"/>
+      </w:pPr>
+    </w:lvl>
+    <w:lvl w:ilvl="6" w:tplc="FFFFFFFF" w:tentative="1">
+      <w:start w:val="1"/>
+      <w:numFmt w:val="decimal"/>
+      <w:lvlText w:val="%7."/>
+      <w:lvlJc w:val="left"/>
+      <w:pPr>
+        <w:ind w:left="5040" w:hanging="360"/>
+      </w:pPr>
+    </w:lvl>
+    <w:lvl w:ilvl="7" w:tplc="FFFFFFFF" w:tentative="1">
+      <w:start w:val="1"/>
+      <w:numFmt w:val="lowerLetter"/>
+      <w:lvlText w:val="%8."/>
+      <w:lvlJc w:val="left"/>
+      <w:pPr>
+        <w:ind w:left="5760" w:hanging="360"/>
+      </w:pPr>
+    </w:lvl>
+    <w:lvl w:ilvl="8" w:tplc="FFFFFFFF" w:tentative="1">
+      <w:start w:val="1"/>
+      <w:numFmt w:val="lowerRoman"/>
+      <w:lvlText w:val="%9."/>
+      <w:lvlJc w:val="right"/>
+      <w:pPr>
+        <w:ind w:left="6480" w:hanging="180"/>
+      </w:pPr>
+    </w:lvl>
+  </w:abstractNum>
+  <w:abstractNum w:abstractNumId="9" w15:restartNumberingAfterBreak="0">
     <w:nsid w:val="72600ED2"/>
     <w:multiLevelType w:val="hybridMultilevel"/>
     <w:tmpl w:val="94F26EE2"/>
@@ -4059,7 +4519,7 @@
       </w:pPr>
     </w:lvl>
   </w:abstractNum>
-  <w:abstractNum w:abstractNumId="9" w15:restartNumberingAfterBreak="0">
+  <w:abstractNum w:abstractNumId="10" w15:restartNumberingAfterBreak="0">
     <w:nsid w:val="780535B1"/>
     <w:multiLevelType w:val="hybridMultilevel"/>
     <w:tmpl w:val="A5E49B3C"/>
@@ -4145,7 +4605,7 @@
       </w:pPr>
     </w:lvl>
   </w:abstractNum>
-  <w:abstractNum w:abstractNumId="10" w15:restartNumberingAfterBreak="0">
+  <w:abstractNum w:abstractNumId="11" w15:restartNumberingAfterBreak="0">
     <w:nsid w:val="78C55DC7"/>
     <w:multiLevelType w:val="hybridMultilevel"/>
     <w:tmpl w:val="D74AF3B8"/>
@@ -4283,10 +4743,10 @@
     <w:abstractNumId w:val="1"/>
   </w:num>
   <w:num w:numId="9" w16cid:durableId="1578859057">
-    <w:abstractNumId w:val="8"/>
+    <w:abstractNumId w:val="9"/>
   </w:num>
   <w:num w:numId="10" w16cid:durableId="1736052766">
-    <w:abstractNumId w:val="10"/>
+    <w:abstractNumId w:val="11"/>
   </w:num>
   <w:num w:numId="11" w16cid:durableId="202595889">
     <w:abstractNumId w:val="6"/>
@@ -4301,10 +4761,16 @@
     <w:abstractNumId w:val="4"/>
   </w:num>
   <w:num w:numId="15" w16cid:durableId="2032140677">
-    <w:abstractNumId w:val="9"/>
+    <w:abstractNumId w:val="10"/>
   </w:num>
   <w:num w:numId="16" w16cid:durableId="1581671240">
     <w:abstractNumId w:val="2"/>
+  </w:num>
+  <w:num w:numId="17" w16cid:durableId="977875709">
+    <w:abstractNumId w:val="8"/>
+  </w:num>
+  <w:num w:numId="18" w16cid:durableId="607616550">
+    <w:abstractNumId w:val="0"/>
   </w:num>
 </w:numbering>
 </file>

--- a/Important Prompts/1_Handwritten_Content_and_Copywritting_Prompts.docx
+++ b/Important Prompts/1_Handwritten_Content_and_Copywritting_Prompts.docx
@@ -3054,21 +3054,132 @@
     </w:p>
     <w:p>
       <w:pPr>
-        <w:rPr>
-          <w:b/>
-          <w:bCs/>
-        </w:rPr>
-      </w:pPr>
-      <w:r>
-        <w:rPr>
-          <w:b/>
-          <w:bCs/>
-        </w:rPr>
+        <w:pStyle w:val="NormalWeb"/>
+        <w:numPr>
+          <w:ilvl w:val="0"/>
+          <w:numId w:val="16"/>
+        </w:numPr>
+      </w:pPr>
+      <w:r>
+        <w:t xml:space="preserve">You just have to give me the content of the slides, </w:t>
+      </w:r>
+      <w:r>
+        <w:t xml:space="preserve">and </w:t>
+      </w:r>
+      <w:r>
+        <w:t xml:space="preserve">I will put this content on </w:t>
+      </w:r>
+      <w:r>
+        <w:t>PowerP</w:t>
+      </w:r>
+      <w:r>
+        <w:t>oint slides and make a presentation.</w:t>
+      </w:r>
+    </w:p>
+    <w:p>
+      <w:pPr>
+        <w:pStyle w:val="NormalWeb"/>
+        <w:numPr>
+          <w:ilvl w:val="0"/>
+          <w:numId w:val="16"/>
+        </w:numPr>
+      </w:pPr>
+      <w:r>
+        <w:t>Design the content for slides in this way</w:t>
+      </w:r>
+      <w:r>
+        <w:t>,</w:t>
+      </w:r>
+      <w:r>
+        <w:t xml:space="preserve"> when I put one slide</w:t>
+      </w:r>
+      <w:r>
+        <w:t>’s</w:t>
+      </w:r>
+      <w:r>
+        <w:t xml:space="preserve"> content on Powe Po</w:t>
+      </w:r>
+      <w:r>
+        <w:t>werPo</w:t>
+      </w:r>
+      <w:r>
+        <w:t>int slide and apply the desi</w:t>
+      </w:r>
+      <w:r>
+        <w:t>gn</w:t>
+      </w:r>
+      <w:r>
+        <w:t xml:space="preserve"> filter, it would look good.</w:t>
+      </w:r>
+    </w:p>
+    <w:p>
+      <w:pPr>
+        <w:pStyle w:val="NormalWeb"/>
+        <w:numPr>
+          <w:ilvl w:val="0"/>
+          <w:numId w:val="16"/>
+        </w:numPr>
+      </w:pPr>
+      <w:r>
+        <w:t xml:space="preserve">The first slide of </w:t>
+      </w:r>
+      <w:r>
+        <w:t xml:space="preserve">the </w:t>
+      </w:r>
+      <w:r>
+        <w:t xml:space="preserve">presentation should include the Topic name and </w:t>
+      </w:r>
+      <w:r>
+        <w:t xml:space="preserve">the </w:t>
+      </w:r>
+      <w:r>
+        <w:t>Author or creator</w:t>
+      </w:r>
+      <w:r>
+        <w:t>’s</w:t>
+      </w:r>
+      <w:r>
+        <w:t xml:space="preserve"> details.</w:t>
+      </w:r>
+    </w:p>
+    <w:p>
+      <w:pPr>
+        <w:rPr>
+          <w:b/>
+          <w:bCs/>
+        </w:rPr>
+      </w:pPr>
+    </w:p>
+    <w:p>
+      <w:pPr>
+        <w:rPr>
+          <w:b/>
+          <w:bCs/>
+        </w:rPr>
+      </w:pPr>
+      <w:r>
+        <w:rPr>
+          <w:b/>
+          <w:bCs/>
+        </w:rPr>
+        <w:lastRenderedPageBreak/>
         <w:t>For Post:</w:t>
       </w:r>
     </w:p>
     <w:p>
       <w:pPr>
+        <w:pStyle w:val="NormalWeb"/>
+        <w:numPr>
+          <w:ilvl w:val="0"/>
+          <w:numId w:val="15"/>
+        </w:numPr>
+      </w:pPr>
+      <w:r>
+        <w:t xml:space="preserve">The post should deflect a sense of joy that I'm happy to share my learning with others. </w:t>
+      </w:r>
+    </w:p>
+    <w:p>
+      <w:pPr>
         <w:pStyle w:val="ListParagraph"/>
         <w:numPr>
           <w:ilvl w:val="0"/>
@@ -3076,13 +3187,13 @@
         </w:numPr>
       </w:pPr>
       <w:r>
-        <w:t>The post should deflect a sense of joy that I’ve completed my course</w:t>
-      </w:r>
-      <w:r>
-        <w:t>/learning</w:t>
-      </w:r>
-      <w:r>
-        <w:t xml:space="preserve"> or achieved another milestone in my career.</w:t>
+        <w:t>The post should tell the objectives of</w:t>
+      </w:r>
+      <w:r>
+        <w:t xml:space="preserve"> my learning</w:t>
+      </w:r>
+      <w:r>
+        <w:t>.</w:t>
       </w:r>
     </w:p>
     <w:p>
@@ -3094,13 +3205,13 @@
         </w:numPr>
       </w:pPr>
       <w:r>
-        <w:t>The post should tell the objectives of</w:t>
-      </w:r>
-      <w:r>
-        <w:t xml:space="preserve"> my learning</w:t>
-      </w:r>
-      <w:r>
-        <w:t>.</w:t>
+        <w:t>The Post should tell why th</w:t>
+      </w:r>
+      <w:r>
+        <w:t>is learning</w:t>
+      </w:r>
+      <w:r>
+        <w:t xml:space="preserve"> is important in my field of interest and how it has helped me to improve my skills.</w:t>
       </w:r>
     </w:p>
     <w:p>
@@ -3112,13 +3223,13 @@
         </w:numPr>
       </w:pPr>
       <w:r>
-        <w:t>The Post should tell why th</w:t>
-      </w:r>
-      <w:r>
-        <w:t>is learning</w:t>
-      </w:r>
-      <w:r>
-        <w:t xml:space="preserve"> is important in my field of interest and how it has helped me to improve my skills.</w:t>
+        <w:t>The post shows relevanc</w:t>
+      </w:r>
+      <w:r>
+        <w:t>e</w:t>
+      </w:r>
+      <w:r>
+        <w:t xml:space="preserve"> to my field of Interest.</w:t>
       </w:r>
     </w:p>
     <w:p>
@@ -3130,14 +3241,292 @@
         </w:numPr>
       </w:pPr>
       <w:r>
+        <w:t xml:space="preserve">The Post should be designed according to </w:t>
+      </w:r>
+      <w:r>
+        <w:t xml:space="preserve">the </w:t>
+      </w:r>
+      <w:r>
+        <w:t>algorithm of LinkedIn (e.g.</w:t>
+      </w:r>
+      <w:r>
+        <w:t>,</w:t>
+      </w:r>
+      <w:r>
+        <w:t xml:space="preserve"> using SEO-based keywords) to get more impressions and views.</w:t>
+      </w:r>
+    </w:p>
+    <w:p>
+      <w:pPr>
+        <w:pStyle w:val="ListParagraph"/>
+        <w:numPr>
+          <w:ilvl w:val="0"/>
+          <w:numId w:val="15"/>
+        </w:numPr>
+      </w:pPr>
+      <w:r>
+        <w:t>The Post should be designed in a way that t</w:t>
+      </w:r>
+      <w:r>
+        <w:t>he LinkedIn algorithm will suggest my post when someone searches for anything related to my field of interest.</w:t>
+      </w:r>
+    </w:p>
+    <w:p>
+      <w:pPr>
+        <w:pStyle w:val="ListParagraph"/>
+        <w:numPr>
+          <w:ilvl w:val="0"/>
+          <w:numId w:val="15"/>
+        </w:numPr>
+      </w:pPr>
+      <w:r>
+        <w:t>The post should be well-defined and well-written.</w:t>
+      </w:r>
+    </w:p>
+    <w:p>
+      <w:pPr>
+        <w:pStyle w:val="ListParagraph"/>
+        <w:numPr>
+          <w:ilvl w:val="0"/>
+          <w:numId w:val="15"/>
+        </w:numPr>
+      </w:pPr>
+      <w:r>
+        <w:t xml:space="preserve">The post should have links for the GitHub repo, </w:t>
+      </w:r>
+      <w:r>
+        <w:t>D</w:t>
+      </w:r>
+      <w:r>
+        <w:t>rive links for documents, etc.</w:t>
+      </w:r>
+    </w:p>
+    <w:p>
+      <w:pPr>
+        <w:rPr>
+          <w:b/>
+          <w:bCs/>
+        </w:rPr>
+      </w:pPr>
+      <w:r>
+        <w:rPr>
+          <w:b/>
+          <w:bCs/>
+        </w:rPr>
+        <w:t>Important topics if any………….</w:t>
+      </w:r>
+    </w:p>
+    <w:p>
+      <w:pPr>
+        <w:rPr>
+          <w:b/>
+          <w:bCs/>
+          <w:lang w:val="en-US"/>
+        </w:rPr>
+      </w:pPr>
+      <w:r>
+        <w:rPr>
+          <w:b/>
+          <w:bCs/>
+          <w:lang w:val="en-US"/>
+        </w:rPr>
+        <w:t>Data:</w:t>
+      </w:r>
+    </w:p>
+    <w:p>
+      <w:pPr>
+        <w:rPr>
+          <w:lang w:val="en-US"/>
+        </w:rPr>
+      </w:pPr>
+      <w:r>
+        <w:rPr>
+          <w:lang w:val="en-US"/>
+        </w:rPr>
+        <w:t>The Data of the course is “    ”</w:t>
+      </w:r>
+    </w:p>
+    <w:p>
+      <w:pPr>
+        <w:pStyle w:val="Heading1"/>
+      </w:pPr>
+      <w:r>
+        <w:t>Prompt to generate a LinkedIn post for your learning in any course/field/topic</w:t>
+      </w:r>
+    </w:p>
+    <w:p>
+      <w:pPr>
+        <w:rPr>
+          <w:b/>
+          <w:bCs/>
+        </w:rPr>
+      </w:pPr>
+      <w:r>
+        <w:rPr>
+          <w:b/>
+          <w:bCs/>
+        </w:rPr>
+        <w:t xml:space="preserve">Upload </w:t>
+      </w:r>
+      <w:r>
+        <w:rPr>
+          <w:b/>
+          <w:bCs/>
+        </w:rPr>
+        <w:t xml:space="preserve">the </w:t>
+      </w:r>
+      <w:r>
+        <w:rPr>
+          <w:b/>
+          <w:bCs/>
+        </w:rPr>
+        <w:t>document of learning:</w:t>
+      </w:r>
+    </w:p>
+    <w:p>
+      <w:pPr>
+        <w:rPr>
+          <w:b/>
+          <w:bCs/>
+          <w:lang w:val="en-US"/>
+        </w:rPr>
+      </w:pPr>
+      <w:r>
+        <w:rPr>
+          <w:b/>
+          <w:bCs/>
+          <w:lang w:val="en-US"/>
+        </w:rPr>
+        <w:t>Context:</w:t>
+      </w:r>
+    </w:p>
+    <w:p>
+      <w:pPr>
+        <w:rPr>
+          <w:lang w:val="en-US"/>
+        </w:rPr>
+      </w:pPr>
+      <w:r>
+        <w:rPr>
+          <w:lang w:val="en-US"/>
+        </w:rPr>
+        <w:t>I am an “aspiring “Data Analyst, Data Scientist, and Passionate AI Engineer”. I have completed my course/research/learning in this “field”. I want to share my course/research/learning on LinkedIn to show my progress in my field of Interest.</w:t>
+      </w:r>
+    </w:p>
+    <w:p>
+      <w:pPr>
+        <w:rPr>
+          <w:b/>
+          <w:bCs/>
+          <w:lang w:val="en-US"/>
+        </w:rPr>
+      </w:pPr>
+      <w:r>
+        <w:rPr>
+          <w:b/>
+          <w:bCs/>
+          <w:lang w:val="en-US"/>
+        </w:rPr>
+        <w:t>Task:</w:t>
+      </w:r>
+    </w:p>
+    <w:p>
+      <w:r>
+        <w:t>I want you to behave like an expert Content Writer, an expert Copywriter specializing in Post writing, and an SEO-based keyword specialist. What you have to do is that I will give you the Data(which gives you information about the course), and utilizing this data, you have to design a LinkedIn post to share my learnings(MS Word OR PDF document) of the topic on LinkedIn according to the instructions given.</w:t>
+      </w:r>
+    </w:p>
+    <w:p>
+      <w:pPr>
+        <w:rPr>
+          <w:b/>
+          <w:bCs/>
+        </w:rPr>
+      </w:pPr>
+      <w:r>
+        <w:rPr>
+          <w:b/>
+          <w:bCs/>
+        </w:rPr>
+        <w:t>Instructions:</w:t>
+      </w:r>
+    </w:p>
+    <w:p>
+      <w:pPr>
+        <w:rPr>
+          <w:b/>
+          <w:bCs/>
+        </w:rPr>
+      </w:pPr>
+      <w:r>
+        <w:rPr>
+          <w:b/>
+          <w:bCs/>
+        </w:rPr>
+        <w:t>For Post:</w:t>
+      </w:r>
+    </w:p>
+    <w:p>
+      <w:pPr>
+        <w:pStyle w:val="ListParagraph"/>
+        <w:numPr>
+          <w:ilvl w:val="0"/>
+          <w:numId w:val="17"/>
+        </w:numPr>
+      </w:pPr>
+      <w:r>
+        <w:t xml:space="preserve">The </w:t>
+      </w:r>
+      <w:r>
+        <w:t xml:space="preserve">start of the </w:t>
+      </w:r>
+      <w:r>
+        <w:t>post should reflect a sense of joy that I</w:t>
+      </w:r>
+      <w:r>
+        <w:t>’m happy to share my learnings or notes</w:t>
+      </w:r>
+      <w:r>
+        <w:t xml:space="preserve"> of the course</w:t>
+      </w:r>
+      <w:r>
+        <w:t xml:space="preserve"> with the people.</w:t>
+      </w:r>
+    </w:p>
+    <w:p>
+      <w:pPr>
+        <w:pStyle w:val="ListParagraph"/>
+        <w:numPr>
+          <w:ilvl w:val="0"/>
+          <w:numId w:val="17"/>
+        </w:numPr>
+      </w:pPr>
+      <w:r>
+        <w:t>The post should tell the objectives of my learning.</w:t>
+      </w:r>
+    </w:p>
+    <w:p>
+      <w:pPr>
+        <w:pStyle w:val="ListParagraph"/>
+        <w:numPr>
+          <w:ilvl w:val="0"/>
+          <w:numId w:val="17"/>
+        </w:numPr>
+      </w:pPr>
+      <w:r>
+        <w:t>The post should tell that I want to share my learning on LinkedIn to help others or to share my knowledge.</w:t>
+      </w:r>
+    </w:p>
+    <w:p>
+      <w:pPr>
+        <w:pStyle w:val="ListParagraph"/>
+        <w:numPr>
+          <w:ilvl w:val="0"/>
+          <w:numId w:val="17"/>
+        </w:numPr>
+      </w:pPr>
+      <w:r>
         <w:lastRenderedPageBreak/>
-        <w:t>The post shows relevanc</w:t>
-      </w:r>
-      <w:r>
-        <w:t>e</w:t>
-      </w:r>
-      <w:r>
-        <w:t xml:space="preserve"> to my field of Interest.</w:t>
+        <w:t>The Post should tell why this learning is important in my field of interest and how it has helped me to improve my skills.</w:t>
       </w:r>
     </w:p>
     <w:p>
@@ -3145,23 +3534,11 @@
         <w:pStyle w:val="ListParagraph"/>
         <w:numPr>
           <w:ilvl w:val="0"/>
-          <w:numId w:val="15"/>
-        </w:numPr>
-      </w:pPr>
-      <w:r>
-        <w:t xml:space="preserve">The Post should be designed according to </w:t>
-      </w:r>
-      <w:r>
-        <w:t xml:space="preserve">the </w:t>
-      </w:r>
-      <w:r>
-        <w:t>algorithm of LinkedIn (e.g.</w:t>
-      </w:r>
-      <w:r>
-        <w:t>,</w:t>
-      </w:r>
-      <w:r>
-        <w:t xml:space="preserve"> using SEO-based keywords) to get more impressions and views.</w:t>
+          <w:numId w:val="17"/>
+        </w:numPr>
+      </w:pPr>
+      <w:r>
+        <w:t>The post shows relevance to my field of Interest.</w:t>
       </w:r>
     </w:p>
     <w:p>
@@ -3169,14 +3546,11 @@
         <w:pStyle w:val="ListParagraph"/>
         <w:numPr>
           <w:ilvl w:val="0"/>
-          <w:numId w:val="15"/>
-        </w:numPr>
-      </w:pPr>
-      <w:r>
-        <w:t>The Post should be designed in a way that t</w:t>
-      </w:r>
-      <w:r>
-        <w:t>he LinkedIn algorithm will suggest my post when someone searches for anything related to my field of interest.</w:t>
+          <w:numId w:val="17"/>
+        </w:numPr>
+      </w:pPr>
+      <w:r>
+        <w:t>The Post should be designed according to the algorithm of LinkedIn (e.g., using SEO-based keywords) to get more impressions and views.</w:t>
       </w:r>
     </w:p>
     <w:p>
@@ -3184,292 +3558,10 @@
         <w:pStyle w:val="ListParagraph"/>
         <w:numPr>
           <w:ilvl w:val="0"/>
-          <w:numId w:val="15"/>
-        </w:numPr>
-      </w:pPr>
-      <w:r>
-        <w:t>The post should be well-defined and well-written.</w:t>
-      </w:r>
-    </w:p>
-    <w:p>
-      <w:pPr>
-        <w:pStyle w:val="ListParagraph"/>
-        <w:numPr>
-          <w:ilvl w:val="0"/>
-          <w:numId w:val="15"/>
-        </w:numPr>
-      </w:pPr>
-      <w:r>
-        <w:t xml:space="preserve">The post should have links for the GitHub repo, </w:t>
-      </w:r>
-      <w:r>
-        <w:t>D</w:t>
-      </w:r>
-      <w:r>
-        <w:t>rive links for documents, etc.</w:t>
-      </w:r>
-    </w:p>
-    <w:p>
-      <w:pPr>
-        <w:rPr>
-          <w:b/>
-          <w:bCs/>
-        </w:rPr>
-      </w:pPr>
-      <w:r>
-        <w:rPr>
-          <w:b/>
-          <w:bCs/>
-        </w:rPr>
-        <w:t>Important topics if any………….</w:t>
-      </w:r>
-    </w:p>
-    <w:p>
-      <w:pPr>
-        <w:rPr>
-          <w:b/>
-          <w:bCs/>
-          <w:lang w:val="en-US"/>
-        </w:rPr>
-      </w:pPr>
-      <w:r>
-        <w:rPr>
-          <w:b/>
-          <w:bCs/>
-          <w:lang w:val="en-US"/>
-        </w:rPr>
-        <w:t>Data:</w:t>
-      </w:r>
-    </w:p>
-    <w:p>
-      <w:pPr>
-        <w:rPr>
-          <w:lang w:val="en-US"/>
-        </w:rPr>
-      </w:pPr>
-      <w:r>
-        <w:rPr>
-          <w:lang w:val="en-US"/>
-        </w:rPr>
-        <w:t>The Data of the course is “    ”</w:t>
-      </w:r>
-    </w:p>
-    <w:p>
-      <w:pPr>
-        <w:pStyle w:val="Heading1"/>
-      </w:pPr>
-      <w:r>
-        <w:t>Prompt to generate a LinkedIn post for your learning in any course/field/topic</w:t>
-      </w:r>
-    </w:p>
-    <w:p>
-      <w:pPr>
-        <w:rPr>
-          <w:b/>
-          <w:bCs/>
-        </w:rPr>
-      </w:pPr>
-      <w:r>
-        <w:rPr>
-          <w:b/>
-          <w:bCs/>
-        </w:rPr>
-        <w:t xml:space="preserve">Upload </w:t>
-      </w:r>
-      <w:r>
-        <w:rPr>
-          <w:b/>
-          <w:bCs/>
-        </w:rPr>
-        <w:t xml:space="preserve">the </w:t>
-      </w:r>
-      <w:r>
-        <w:rPr>
-          <w:b/>
-          <w:bCs/>
-        </w:rPr>
-        <w:t>document of learning:</w:t>
-      </w:r>
-    </w:p>
-    <w:p>
-      <w:pPr>
-        <w:rPr>
-          <w:b/>
-          <w:bCs/>
-          <w:lang w:val="en-US"/>
-        </w:rPr>
-      </w:pPr>
-      <w:r>
-        <w:rPr>
-          <w:b/>
-          <w:bCs/>
-          <w:lang w:val="en-US"/>
-        </w:rPr>
-        <w:t>Context:</w:t>
-      </w:r>
-    </w:p>
-    <w:p>
-      <w:pPr>
-        <w:rPr>
-          <w:lang w:val="en-US"/>
-        </w:rPr>
-      </w:pPr>
-      <w:r>
-        <w:rPr>
-          <w:lang w:val="en-US"/>
-        </w:rPr>
-        <w:t>I am an “aspiring “Data Analyst, Data Scientist, and Passionate AI Engineer”. I have completed my course/research/learning in this “field”. I want to share my course/research/learning on LinkedIn to show my progress in my field of Interest.</w:t>
-      </w:r>
-    </w:p>
-    <w:p>
-      <w:pPr>
-        <w:rPr>
-          <w:b/>
-          <w:bCs/>
-          <w:lang w:val="en-US"/>
-        </w:rPr>
-      </w:pPr>
-      <w:r>
-        <w:rPr>
-          <w:b/>
-          <w:bCs/>
-          <w:lang w:val="en-US"/>
-        </w:rPr>
-        <w:t>Task:</w:t>
-      </w:r>
-    </w:p>
-    <w:p>
-      <w:r>
-        <w:t>I want you to behave like an expert Content Writer, an expert Copywriter specializing in Post writing, and an SEO-based keyword specialist. What you have to do is that I will give you the Data(which gives you information about the course), and utilizing this data, you have to design a LinkedIn post to share my learnings(MS Word OR PDF document) of the topic on LinkedIn according to the instructions given.</w:t>
-      </w:r>
-    </w:p>
-    <w:p>
-      <w:pPr>
-        <w:rPr>
-          <w:b/>
-          <w:bCs/>
-        </w:rPr>
-      </w:pPr>
-      <w:r>
-        <w:rPr>
-          <w:b/>
-          <w:bCs/>
-        </w:rPr>
-        <w:t>Instructions:</w:t>
-      </w:r>
-    </w:p>
-    <w:p>
-      <w:pPr>
-        <w:rPr>
-          <w:b/>
-          <w:bCs/>
-        </w:rPr>
-      </w:pPr>
-      <w:r>
-        <w:rPr>
-          <w:b/>
-          <w:bCs/>
-        </w:rPr>
-        <w:t>For Post:</w:t>
-      </w:r>
-    </w:p>
-    <w:p>
-      <w:pPr>
-        <w:pStyle w:val="ListParagraph"/>
-        <w:numPr>
-          <w:ilvl w:val="0"/>
           <w:numId w:val="17"/>
         </w:numPr>
       </w:pPr>
       <w:r>
-        <w:t xml:space="preserve">The </w:t>
-      </w:r>
-      <w:r>
-        <w:t xml:space="preserve">start of the </w:t>
-      </w:r>
-      <w:r>
-        <w:t>post should reflect a sense of joy that I</w:t>
-      </w:r>
-      <w:r>
-        <w:t>’m happy to share my learnings or notes</w:t>
-      </w:r>
-      <w:r>
-        <w:t xml:space="preserve"> of the course</w:t>
-      </w:r>
-      <w:r>
-        <w:t xml:space="preserve"> with the people.</w:t>
-      </w:r>
-    </w:p>
-    <w:p>
-      <w:pPr>
-        <w:pStyle w:val="ListParagraph"/>
-        <w:numPr>
-          <w:ilvl w:val="0"/>
-          <w:numId w:val="17"/>
-        </w:numPr>
-      </w:pPr>
-      <w:r>
-        <w:t>The post should tell the objectives of my learning.</w:t>
-      </w:r>
-    </w:p>
-    <w:p>
-      <w:pPr>
-        <w:pStyle w:val="ListParagraph"/>
-        <w:numPr>
-          <w:ilvl w:val="0"/>
-          <w:numId w:val="17"/>
-        </w:numPr>
-      </w:pPr>
-      <w:r>
-        <w:t>The post should tell that I want to share my learning on LinkedIn to help others or to share my knowledge.</w:t>
-      </w:r>
-    </w:p>
-    <w:p>
-      <w:pPr>
-        <w:pStyle w:val="ListParagraph"/>
-        <w:numPr>
-          <w:ilvl w:val="0"/>
-          <w:numId w:val="17"/>
-        </w:numPr>
-      </w:pPr>
-      <w:r>
-        <w:t>The Post should tell why this learning is important in my field of interest and how it has helped me to improve my skills.</w:t>
-      </w:r>
-    </w:p>
-    <w:p>
-      <w:pPr>
-        <w:pStyle w:val="ListParagraph"/>
-        <w:numPr>
-          <w:ilvl w:val="0"/>
-          <w:numId w:val="17"/>
-        </w:numPr>
-      </w:pPr>
-      <w:r>
-        <w:t>The post shows relevance to my field of Interest.</w:t>
-      </w:r>
-    </w:p>
-    <w:p>
-      <w:pPr>
-        <w:pStyle w:val="ListParagraph"/>
-        <w:numPr>
-          <w:ilvl w:val="0"/>
-          <w:numId w:val="17"/>
-        </w:numPr>
-      </w:pPr>
-      <w:r>
-        <w:t>The Post should be designed according to the algorithm of LinkedIn (e.g., using SEO-based keywords) to get more impressions and views.</w:t>
-      </w:r>
-    </w:p>
-    <w:p>
-      <w:pPr>
-        <w:pStyle w:val="ListParagraph"/>
-        <w:numPr>
-          <w:ilvl w:val="0"/>
-          <w:numId w:val="17"/>
-        </w:numPr>
-      </w:pPr>
-      <w:r>
-        <w:lastRenderedPageBreak/>
         <w:t>The Post should be designed in a way that the LinkedIn algorithm will suggest my post when someone searches for anything related to my field of interest.</w:t>
       </w:r>
     </w:p>
@@ -5740,7 +5832,6 @@
     <w:name w:val="Normal (Web)"/>
     <w:basedOn w:val="Normal"/>
     <w:uiPriority w:val="99"/>
-    <w:semiHidden/>
     <w:unhideWhenUsed/>
     <w:rsid w:val="0015780C"/>
     <w:pPr>

--- a/Important Prompts/1_Handwritten_Content_and_Copywritting_Prompts.docx
+++ b/Important Prompts/1_Handwritten_Content_and_Copywritting_Prompts.docx
@@ -5,8 +5,14 @@
     <w:p>
       <w:pPr>
         <w:pStyle w:val="Heading1"/>
-      </w:pPr>
-      <w:r>
+        <w:rPr>
+          <w:rFonts w:asciiTheme="majorBidi" w:hAnsiTheme="majorBidi" w:cstheme="majorBidi"/>
+        </w:rPr>
+      </w:pPr>
+      <w:r>
+        <w:rPr>
+          <w:rFonts w:asciiTheme="majorBidi" w:hAnsiTheme="majorBidi" w:cstheme="majorBidi"/>
+        </w:rPr>
         <w:t>Email Writing Prompt:</w:t>
       </w:r>
     </w:p>
@@ -161,147 +167,7 @@
           <w:szCs w:val="26"/>
           <w:lang w:val="en-GB"/>
         </w:rPr>
-        <w:t xml:space="preserve">AI voice agent: it will receive all the calls on behalf of </w:t>
-      </w:r>
-      <w:r>
-        <w:rPr>
-          <w:rFonts w:asciiTheme="majorBidi" w:hAnsiTheme="majorBidi" w:cstheme="majorBidi"/>
-          <w:kern w:val="0"/>
-          <w:sz w:val="26"/>
-          <w:szCs w:val="26"/>
-          <w:lang w:val="en-GB"/>
-        </w:rPr>
-        <w:t xml:space="preserve">the </w:t>
-      </w:r>
-      <w:r>
-        <w:rPr>
-          <w:rFonts w:asciiTheme="majorBidi" w:hAnsiTheme="majorBidi" w:cstheme="majorBidi"/>
-          <w:kern w:val="0"/>
-          <w:sz w:val="26"/>
-          <w:szCs w:val="26"/>
-          <w:lang w:val="en-GB"/>
-        </w:rPr>
-        <w:t xml:space="preserve">person. Qualify the leads </w:t>
-      </w:r>
-      <w:r>
-        <w:rPr>
-          <w:rFonts w:asciiTheme="majorBidi" w:hAnsiTheme="majorBidi" w:cstheme="majorBidi"/>
-          <w:kern w:val="0"/>
-          <w:sz w:val="26"/>
-          <w:szCs w:val="26"/>
-          <w:lang w:val="en-GB"/>
-        </w:rPr>
-        <w:t xml:space="preserve">to </w:t>
-      </w:r>
-      <w:r>
-        <w:rPr>
-          <w:rFonts w:asciiTheme="majorBidi" w:hAnsiTheme="majorBidi" w:cstheme="majorBidi"/>
-          <w:kern w:val="0"/>
-          <w:sz w:val="26"/>
-          <w:szCs w:val="26"/>
-          <w:lang w:val="en-GB"/>
-        </w:rPr>
-        <w:t>ask questions, answer questions (if ask</w:t>
-      </w:r>
-      <w:r>
-        <w:rPr>
-          <w:rFonts w:asciiTheme="majorBidi" w:hAnsiTheme="majorBidi" w:cstheme="majorBidi"/>
-          <w:kern w:val="0"/>
-          <w:sz w:val="26"/>
-          <w:szCs w:val="26"/>
-          <w:lang w:val="en-GB"/>
-        </w:rPr>
-        <w:t>ed</w:t>
-      </w:r>
-      <w:r>
-        <w:rPr>
-          <w:rFonts w:asciiTheme="majorBidi" w:hAnsiTheme="majorBidi" w:cstheme="majorBidi"/>
-          <w:kern w:val="0"/>
-          <w:sz w:val="26"/>
-          <w:szCs w:val="26"/>
-          <w:lang w:val="en-GB"/>
-        </w:rPr>
-        <w:t xml:space="preserve"> </w:t>
-      </w:r>
-      <w:r>
-        <w:rPr>
-          <w:rFonts w:asciiTheme="majorBidi" w:hAnsiTheme="majorBidi" w:cstheme="majorBidi"/>
-          <w:kern w:val="0"/>
-          <w:sz w:val="26"/>
-          <w:szCs w:val="26"/>
-          <w:lang w:val="en-GB"/>
-        </w:rPr>
-        <w:t>by</w:t>
-      </w:r>
-      <w:r>
-        <w:rPr>
-          <w:rFonts w:asciiTheme="majorBidi" w:hAnsiTheme="majorBidi" w:cstheme="majorBidi"/>
-          <w:kern w:val="0"/>
-          <w:sz w:val="26"/>
-          <w:szCs w:val="26"/>
-          <w:lang w:val="en-GB"/>
-        </w:rPr>
-        <w:t xml:space="preserve"> customer</w:t>
-      </w:r>
-      <w:r>
-        <w:rPr>
-          <w:rFonts w:asciiTheme="majorBidi" w:hAnsiTheme="majorBidi" w:cstheme="majorBidi"/>
-          <w:kern w:val="0"/>
-          <w:sz w:val="26"/>
-          <w:szCs w:val="26"/>
-          <w:lang w:val="en-GB"/>
-        </w:rPr>
-        <w:t>s</w:t>
-      </w:r>
-      <w:r>
-        <w:rPr>
-          <w:rFonts w:asciiTheme="majorBidi" w:hAnsiTheme="majorBidi" w:cstheme="majorBidi"/>
-          <w:kern w:val="0"/>
-          <w:sz w:val="26"/>
-          <w:szCs w:val="26"/>
-          <w:lang w:val="en-GB"/>
-        </w:rPr>
-        <w:t>)</w:t>
-      </w:r>
-      <w:r>
-        <w:rPr>
-          <w:rFonts w:asciiTheme="majorBidi" w:hAnsiTheme="majorBidi" w:cstheme="majorBidi"/>
-          <w:kern w:val="0"/>
-          <w:sz w:val="26"/>
-          <w:szCs w:val="26"/>
-          <w:lang w:val="en-GB"/>
-        </w:rPr>
-        <w:t>,</w:t>
-      </w:r>
-      <w:r>
-        <w:rPr>
-          <w:rFonts w:asciiTheme="majorBidi" w:hAnsiTheme="majorBidi" w:cstheme="majorBidi"/>
-          <w:kern w:val="0"/>
-          <w:sz w:val="26"/>
-          <w:szCs w:val="26"/>
-          <w:lang w:val="en-GB"/>
-        </w:rPr>
-        <w:t xml:space="preserve"> and send meeting</w:t>
-      </w:r>
-      <w:r>
-        <w:rPr>
-          <w:rFonts w:asciiTheme="majorBidi" w:hAnsiTheme="majorBidi" w:cstheme="majorBidi"/>
-          <w:kern w:val="0"/>
-          <w:sz w:val="26"/>
-          <w:szCs w:val="26"/>
-          <w:lang w:val="en-GB"/>
-        </w:rPr>
-        <w:t xml:space="preserve"> links</w:t>
-      </w:r>
-      <w:r>
-        <w:rPr>
-          <w:rFonts w:asciiTheme="majorBidi" w:hAnsiTheme="majorBidi" w:cstheme="majorBidi"/>
-          <w:kern w:val="0"/>
-          <w:sz w:val="26"/>
-          <w:szCs w:val="26"/>
-          <w:lang w:val="en-GB"/>
-        </w:rPr>
-        <w:t xml:space="preserve"> via SMS. </w:t>
+        <w:t xml:space="preserve">AI voice agent: it will receive all the calls on behalf of the person. Qualify the leads to ask questions, answer questions (if asked by customers), and send meeting links via SMS. </w:t>
       </w:r>
     </w:p>
     <w:p>
@@ -332,47 +198,7 @@
           <w:szCs w:val="26"/>
           <w:lang w:val="en-GB"/>
         </w:rPr>
-        <w:t xml:space="preserve">AI chatbot: It will get data from your website or any other docs. Then it will reply </w:t>
-      </w:r>
-      <w:r>
-        <w:rPr>
-          <w:rFonts w:asciiTheme="majorBidi" w:hAnsiTheme="majorBidi" w:cstheme="majorBidi"/>
-          <w:kern w:val="0"/>
-          <w:sz w:val="26"/>
-          <w:szCs w:val="26"/>
-          <w:lang w:val="en-GB"/>
-        </w:rPr>
-        <w:t xml:space="preserve">to </w:t>
-      </w:r>
-      <w:r>
-        <w:rPr>
-          <w:rFonts w:asciiTheme="majorBidi" w:hAnsiTheme="majorBidi" w:cstheme="majorBidi"/>
-          <w:kern w:val="0"/>
-          <w:sz w:val="26"/>
-          <w:szCs w:val="26"/>
-          <w:lang w:val="en-GB"/>
-        </w:rPr>
-        <w:t xml:space="preserve">all the messages </w:t>
-      </w:r>
-      <w:r>
-        <w:rPr>
-          <w:rFonts w:asciiTheme="majorBidi" w:hAnsiTheme="majorBidi" w:cstheme="majorBidi"/>
-          <w:kern w:val="0"/>
-          <w:sz w:val="26"/>
-          <w:szCs w:val="26"/>
-          <w:lang w:val="en-GB"/>
-        </w:rPr>
-        <w:t>that</w:t>
-      </w:r>
-      <w:r>
-        <w:rPr>
-          <w:rFonts w:asciiTheme="majorBidi" w:hAnsiTheme="majorBidi" w:cstheme="majorBidi"/>
-          <w:kern w:val="0"/>
-          <w:sz w:val="26"/>
-          <w:szCs w:val="26"/>
-          <w:lang w:val="en-GB"/>
-        </w:rPr>
-        <w:t xml:space="preserve"> you will receive from your Facebook, Instagram, SMS, live chat(website) then </w:t>
+        <w:t xml:space="preserve">AI chatbot: It will get data from your website or any other docs. Then it will reply to all the messages that you will receive from your Facebook, Instagram, SMS, live chat(website) then </w:t>
       </w:r>
       <w:proofErr w:type="gramStart"/>
       <w:r>
@@ -449,87 +275,7 @@
           <w:szCs w:val="26"/>
           <w:lang w:val="en-GB"/>
         </w:rPr>
-        <w:t xml:space="preserve">Google Review management: once you close the deal you can send a review request to your customers. All reviews will </w:t>
-      </w:r>
-      <w:r>
-        <w:rPr>
-          <w:rFonts w:asciiTheme="majorBidi" w:hAnsiTheme="majorBidi" w:cstheme="majorBidi"/>
-          <w:kern w:val="0"/>
-          <w:sz w:val="26"/>
-          <w:szCs w:val="26"/>
-          <w:lang w:val="en-GB"/>
-        </w:rPr>
-        <w:t>be filtered</w:t>
-      </w:r>
-      <w:r>
-        <w:rPr>
-          <w:rFonts w:asciiTheme="majorBidi" w:hAnsiTheme="majorBidi" w:cstheme="majorBidi"/>
-          <w:kern w:val="0"/>
-          <w:sz w:val="26"/>
-          <w:szCs w:val="26"/>
-          <w:lang w:val="en-GB"/>
-        </w:rPr>
-        <w:t xml:space="preserve"> automatically using custom forms. Reviews with only 4- and 5-star rating</w:t>
-      </w:r>
-      <w:r>
-        <w:rPr>
-          <w:rFonts w:asciiTheme="majorBidi" w:hAnsiTheme="majorBidi" w:cstheme="majorBidi"/>
-          <w:kern w:val="0"/>
-          <w:sz w:val="26"/>
-          <w:szCs w:val="26"/>
-          <w:lang w:val="en-GB"/>
-        </w:rPr>
-        <w:t>s</w:t>
-      </w:r>
-      <w:r>
-        <w:rPr>
-          <w:rFonts w:asciiTheme="majorBidi" w:hAnsiTheme="majorBidi" w:cstheme="majorBidi"/>
-          <w:kern w:val="0"/>
-          <w:sz w:val="26"/>
-          <w:szCs w:val="26"/>
-          <w:lang w:val="en-GB"/>
-        </w:rPr>
-        <w:t xml:space="preserve"> will go on your Google and leave review</w:t>
-      </w:r>
-      <w:r>
-        <w:rPr>
-          <w:rFonts w:asciiTheme="majorBidi" w:hAnsiTheme="majorBidi" w:cstheme="majorBidi"/>
-          <w:kern w:val="0"/>
-          <w:sz w:val="26"/>
-          <w:szCs w:val="26"/>
-          <w:lang w:val="en-GB"/>
-        </w:rPr>
-        <w:t>s</w:t>
-      </w:r>
-      <w:r>
-        <w:rPr>
-          <w:rFonts w:asciiTheme="majorBidi" w:hAnsiTheme="majorBidi" w:cstheme="majorBidi"/>
-          <w:kern w:val="0"/>
-          <w:sz w:val="26"/>
-          <w:szCs w:val="26"/>
-          <w:lang w:val="en-GB"/>
-        </w:rPr>
-        <w:t xml:space="preserve"> there. Below then that will leave </w:t>
-      </w:r>
-      <w:r>
-        <w:rPr>
-          <w:rFonts w:asciiTheme="majorBidi" w:hAnsiTheme="majorBidi" w:cstheme="majorBidi"/>
-          <w:kern w:val="0"/>
-          <w:sz w:val="26"/>
-          <w:szCs w:val="26"/>
-          <w:lang w:val="en-GB"/>
-        </w:rPr>
-        <w:t xml:space="preserve">a </w:t>
-      </w:r>
-      <w:r>
-        <w:rPr>
-          <w:rFonts w:asciiTheme="majorBidi" w:hAnsiTheme="majorBidi" w:cstheme="majorBidi"/>
-          <w:kern w:val="0"/>
-          <w:sz w:val="26"/>
-          <w:szCs w:val="26"/>
-          <w:lang w:val="en-GB"/>
-        </w:rPr>
-        <w:t>review on the same form.</w:t>
+        <w:t>Google Review management: once you close the deal you can send a review request to your customers. All reviews will be filtered automatically using custom forms. Reviews with only 4- and 5-star ratings will go on your Google and leave reviews there. Below then that will leave a review on the same form.</w:t>
       </w:r>
     </w:p>
     <w:p>
@@ -567,91 +313,7 @@
         <w:rPr>
           <w:rFonts w:asciiTheme="majorBidi" w:hAnsiTheme="majorBidi" w:cstheme="majorBidi"/>
         </w:rPr>
-        <w:t>Our AI agent is more accurate th</w:t>
-      </w:r>
-      <w:r>
-        <w:rPr>
-          <w:rFonts w:asciiTheme="majorBidi" w:hAnsiTheme="majorBidi" w:cstheme="majorBidi"/>
-        </w:rPr>
-        <w:t>a</w:t>
-      </w:r>
-      <w:r>
-        <w:rPr>
-          <w:rFonts w:asciiTheme="majorBidi" w:hAnsiTheme="majorBidi" w:cstheme="majorBidi"/>
-        </w:rPr>
-        <w:t xml:space="preserve">n </w:t>
-      </w:r>
-      <w:r>
-        <w:rPr>
-          <w:rFonts w:asciiTheme="majorBidi" w:hAnsiTheme="majorBidi" w:cstheme="majorBidi"/>
-        </w:rPr>
-        <w:t xml:space="preserve">a </w:t>
-      </w:r>
-      <w:r>
-        <w:rPr>
-          <w:rFonts w:asciiTheme="majorBidi" w:hAnsiTheme="majorBidi" w:cstheme="majorBidi"/>
-        </w:rPr>
-        <w:t>human. It can handle more th</w:t>
-      </w:r>
-      <w:r>
-        <w:rPr>
-          <w:rFonts w:asciiTheme="majorBidi" w:hAnsiTheme="majorBidi" w:cstheme="majorBidi"/>
-        </w:rPr>
-        <w:t>a</w:t>
-      </w:r>
-      <w:r>
-        <w:rPr>
-          <w:rFonts w:asciiTheme="majorBidi" w:hAnsiTheme="majorBidi" w:cstheme="majorBidi"/>
-        </w:rPr>
-        <w:t xml:space="preserve">n 10 calls at </w:t>
-      </w:r>
-      <w:r>
-        <w:rPr>
-          <w:rFonts w:asciiTheme="majorBidi" w:hAnsiTheme="majorBidi" w:cstheme="majorBidi"/>
-        </w:rPr>
-        <w:t>the</w:t>
-      </w:r>
-      <w:r>
-        <w:rPr>
-          <w:rFonts w:asciiTheme="majorBidi" w:hAnsiTheme="majorBidi" w:cstheme="majorBidi"/>
-        </w:rPr>
-        <w:t xml:space="preserve"> same time. It has all the information. We will give you a separate login. You can install our app "lead connector" on which you have a calendar and all of your messages(</w:t>
-      </w:r>
-      <w:r>
-        <w:rPr>
-          <w:rFonts w:asciiTheme="majorBidi" w:hAnsiTheme="majorBidi" w:cstheme="majorBidi"/>
-        </w:rPr>
-        <w:t>F</w:t>
-      </w:r>
-      <w:r>
-        <w:rPr>
-          <w:rFonts w:asciiTheme="majorBidi" w:hAnsiTheme="majorBidi" w:cstheme="majorBidi"/>
-        </w:rPr>
-        <w:t>acebook,</w:t>
-      </w:r>
-      <w:r>
-        <w:rPr>
-          <w:rFonts w:asciiTheme="majorBidi" w:hAnsiTheme="majorBidi" w:cstheme="majorBidi"/>
-        </w:rPr>
-        <w:t xml:space="preserve"> I</w:t>
-      </w:r>
-      <w:r>
-        <w:rPr>
-          <w:rFonts w:asciiTheme="majorBidi" w:hAnsiTheme="majorBidi" w:cstheme="majorBidi"/>
-        </w:rPr>
-        <w:t>nstagram, SMS</w:t>
-      </w:r>
-      <w:r>
-        <w:rPr>
-          <w:rFonts w:asciiTheme="majorBidi" w:hAnsiTheme="majorBidi" w:cstheme="majorBidi"/>
-        </w:rPr>
-        <w:t>,</w:t>
-      </w:r>
-      <w:r>
-        <w:rPr>
-          <w:rFonts w:asciiTheme="majorBidi" w:hAnsiTheme="majorBidi" w:cstheme="majorBidi"/>
-        </w:rPr>
-        <w:t xml:space="preserve"> and chat widget) together in one box. You can import and export your contacts and much more.</w:t>
+        <w:t>Our AI agent is more accurate than a human. It can handle more than 10 calls at the same time. It has all the information. We will give you a separate login. You can install our app "lead connector" on which you have a calendar and all of your messages(Facebook, Instagram, SMS, and chat widget) together in one box. You can import and export your contacts and much more.</w:t>
       </w:r>
     </w:p>
     <w:p>
@@ -706,117 +368,7 @@
           <w:szCs w:val="26"/>
           <w:lang w:val="en-GB"/>
         </w:rPr>
-        <w:t>The i</w:t>
-      </w:r>
-      <w:r>
-        <w:rPr>
-          <w:rFonts w:asciiTheme="majorBidi" w:hAnsiTheme="majorBidi" w:cstheme="majorBidi"/>
-          <w:kern w:val="0"/>
-          <w:sz w:val="26"/>
-          <w:szCs w:val="26"/>
-          <w:lang w:val="en-GB"/>
-        </w:rPr>
-        <w:t xml:space="preserve">ntent of writing </w:t>
-      </w:r>
-      <w:r>
-        <w:rPr>
-          <w:rFonts w:asciiTheme="majorBidi" w:hAnsiTheme="majorBidi" w:cstheme="majorBidi"/>
-          <w:kern w:val="0"/>
-          <w:sz w:val="26"/>
-          <w:szCs w:val="26"/>
-          <w:lang w:val="en-GB"/>
-        </w:rPr>
-        <w:t xml:space="preserve">an </w:t>
-      </w:r>
-      <w:r>
-        <w:rPr>
-          <w:rFonts w:asciiTheme="majorBidi" w:hAnsiTheme="majorBidi" w:cstheme="majorBidi"/>
-          <w:kern w:val="0"/>
-          <w:sz w:val="26"/>
-          <w:szCs w:val="26"/>
-          <w:lang w:val="en-GB"/>
-        </w:rPr>
-        <w:t xml:space="preserve">email must be primary e.g. The Email should be designed in a way that </w:t>
-      </w:r>
-      <w:r>
-        <w:rPr>
-          <w:rFonts w:asciiTheme="majorBidi" w:hAnsiTheme="majorBidi" w:cstheme="majorBidi"/>
-          <w:kern w:val="0"/>
-          <w:sz w:val="26"/>
-          <w:szCs w:val="26"/>
-          <w:lang w:val="en-GB"/>
-        </w:rPr>
-        <w:t xml:space="preserve">the </w:t>
-      </w:r>
-      <w:r>
-        <w:rPr>
-          <w:rFonts w:asciiTheme="majorBidi" w:hAnsiTheme="majorBidi" w:cstheme="majorBidi"/>
-          <w:kern w:val="0"/>
-          <w:sz w:val="26"/>
-          <w:szCs w:val="26"/>
-          <w:lang w:val="en-GB"/>
-        </w:rPr>
-        <w:t xml:space="preserve">Gmail algorithm will send this Email </w:t>
-      </w:r>
-      <w:r>
-        <w:rPr>
-          <w:rFonts w:asciiTheme="majorBidi" w:hAnsiTheme="majorBidi" w:cstheme="majorBidi"/>
-          <w:kern w:val="0"/>
-          <w:sz w:val="26"/>
-          <w:szCs w:val="26"/>
-          <w:lang w:val="en-GB"/>
-        </w:rPr>
-        <w:t>to</w:t>
-      </w:r>
-      <w:r>
-        <w:rPr>
-          <w:rFonts w:asciiTheme="majorBidi" w:hAnsiTheme="majorBidi" w:cstheme="majorBidi"/>
-          <w:kern w:val="0"/>
-          <w:sz w:val="26"/>
-          <w:szCs w:val="26"/>
-          <w:lang w:val="en-GB"/>
-        </w:rPr>
-        <w:t xml:space="preserve"> </w:t>
-      </w:r>
-      <w:r>
-        <w:rPr>
-          <w:rFonts w:asciiTheme="majorBidi" w:hAnsiTheme="majorBidi" w:cstheme="majorBidi"/>
-          <w:kern w:val="0"/>
-          <w:sz w:val="26"/>
-          <w:szCs w:val="26"/>
-          <w:lang w:val="en-GB"/>
-        </w:rPr>
-        <w:t xml:space="preserve">the </w:t>
-      </w:r>
-      <w:r>
-        <w:rPr>
-          <w:rFonts w:asciiTheme="majorBidi" w:hAnsiTheme="majorBidi" w:cstheme="majorBidi"/>
-          <w:kern w:val="0"/>
-          <w:sz w:val="26"/>
-          <w:szCs w:val="26"/>
-          <w:lang w:val="en-GB"/>
-        </w:rPr>
-        <w:t xml:space="preserve">Primary folder of </w:t>
-      </w:r>
-      <w:r>
-        <w:rPr>
-          <w:rFonts w:asciiTheme="majorBidi" w:hAnsiTheme="majorBidi" w:cstheme="majorBidi"/>
-          <w:kern w:val="0"/>
-          <w:sz w:val="26"/>
-          <w:szCs w:val="26"/>
-          <w:lang w:val="en-GB"/>
-        </w:rPr>
-        <w:t xml:space="preserve">the </w:t>
-      </w:r>
-      <w:r>
-        <w:rPr>
-          <w:rFonts w:asciiTheme="majorBidi" w:hAnsiTheme="majorBidi" w:cstheme="majorBidi"/>
-          <w:kern w:val="0"/>
-          <w:sz w:val="26"/>
-          <w:szCs w:val="26"/>
-          <w:lang w:val="en-GB"/>
-        </w:rPr>
-        <w:t xml:space="preserve">Targeted person’s Gmail. </w:t>
+        <w:t xml:space="preserve">The intent of writing an email must be primary e.g. The Email should be designed in a way that the Gmail algorithm will send this Email to the Primary folder of the Targeted person’s Gmail. </w:t>
       </w:r>
     </w:p>
     <w:p>
@@ -847,27 +399,7 @@
           <w:szCs w:val="26"/>
           <w:lang w:val="en-GB"/>
         </w:rPr>
-        <w:t xml:space="preserve">The intent of our email should not </w:t>
-      </w:r>
-      <w:r>
-        <w:rPr>
-          <w:rFonts w:asciiTheme="majorBidi" w:hAnsiTheme="majorBidi" w:cstheme="majorBidi"/>
-          <w:kern w:val="0"/>
-          <w:sz w:val="26"/>
-          <w:szCs w:val="26"/>
-          <w:lang w:val="en-GB"/>
-        </w:rPr>
-        <w:t xml:space="preserve">be </w:t>
-      </w:r>
-      <w:r>
-        <w:rPr>
-          <w:rFonts w:asciiTheme="majorBidi" w:hAnsiTheme="majorBidi" w:cstheme="majorBidi"/>
-          <w:kern w:val="0"/>
-          <w:sz w:val="26"/>
-          <w:szCs w:val="26"/>
-          <w:lang w:val="en-GB"/>
-        </w:rPr>
-        <w:t>promotional so it will not go inside promotional sections of Gmail.</w:t>
+        <w:t>The intent of our email should not be promotional so it will not go inside promotional sections of Gmail.</w:t>
       </w:r>
     </w:p>
     <w:p>
@@ -898,27 +430,7 @@
           <w:szCs w:val="26"/>
           <w:lang w:val="en-GB"/>
         </w:rPr>
-        <w:t xml:space="preserve">The intent of our email should not be spam e.g. it should be designed in a way that it should not go inside </w:t>
-      </w:r>
-      <w:r>
-        <w:rPr>
-          <w:rFonts w:asciiTheme="majorBidi" w:hAnsiTheme="majorBidi" w:cstheme="majorBidi"/>
-          <w:kern w:val="0"/>
-          <w:sz w:val="26"/>
-          <w:szCs w:val="26"/>
-          <w:lang w:val="en-GB"/>
-        </w:rPr>
-        <w:t xml:space="preserve">the </w:t>
-      </w:r>
-      <w:r>
-        <w:rPr>
-          <w:rFonts w:asciiTheme="majorBidi" w:hAnsiTheme="majorBidi" w:cstheme="majorBidi"/>
-          <w:kern w:val="0"/>
-          <w:sz w:val="26"/>
-          <w:szCs w:val="26"/>
-          <w:lang w:val="en-GB"/>
-        </w:rPr>
-        <w:t xml:space="preserve">Spam folder of Gmail. </w:t>
+        <w:t xml:space="preserve">The intent of our email should not be spam e.g. it should be designed in a way that it should not go inside the Spam folder of Gmail. </w:t>
       </w:r>
     </w:p>
     <w:p>
@@ -980,47 +492,7 @@
           <w:szCs w:val="26"/>
           <w:lang w:val="en-GB"/>
         </w:rPr>
-        <w:t xml:space="preserve">Don’t mention </w:t>
-      </w:r>
-      <w:r>
-        <w:rPr>
-          <w:rFonts w:asciiTheme="majorBidi" w:hAnsiTheme="majorBidi" w:cstheme="majorBidi"/>
-          <w:kern w:val="0"/>
-          <w:sz w:val="26"/>
-          <w:szCs w:val="26"/>
-          <w:lang w:val="en-GB"/>
-        </w:rPr>
-        <w:t xml:space="preserve">the </w:t>
-      </w:r>
-      <w:r>
-        <w:rPr>
-          <w:rFonts w:asciiTheme="majorBidi" w:hAnsiTheme="majorBidi" w:cstheme="majorBidi"/>
-          <w:kern w:val="0"/>
-          <w:sz w:val="26"/>
-          <w:szCs w:val="26"/>
-          <w:lang w:val="en-GB"/>
-        </w:rPr>
-        <w:t xml:space="preserve">price and </w:t>
-      </w:r>
-      <w:r>
-        <w:rPr>
-          <w:rFonts w:asciiTheme="majorBidi" w:hAnsiTheme="majorBidi" w:cstheme="majorBidi"/>
-          <w:kern w:val="0"/>
-          <w:sz w:val="26"/>
-          <w:szCs w:val="26"/>
-          <w:lang w:val="en-GB"/>
-        </w:rPr>
-        <w:t xml:space="preserve">do </w:t>
-      </w:r>
-      <w:r>
-        <w:rPr>
-          <w:rFonts w:asciiTheme="majorBidi" w:hAnsiTheme="majorBidi" w:cstheme="majorBidi"/>
-          <w:kern w:val="0"/>
-          <w:sz w:val="26"/>
-          <w:szCs w:val="26"/>
-          <w:lang w:val="en-GB"/>
-        </w:rPr>
-        <w:t xml:space="preserve">not try to sell. </w:t>
+        <w:t xml:space="preserve">Don’t mention the price and do not try to sell. </w:t>
       </w:r>
     </w:p>
     <w:p>
@@ -1051,27 +523,7 @@
           <w:szCs w:val="26"/>
           <w:lang w:val="en-GB"/>
         </w:rPr>
-        <w:t xml:space="preserve">Our intent is not to sell. </w:t>
-      </w:r>
-      <w:r>
-        <w:rPr>
-          <w:rFonts w:asciiTheme="majorBidi" w:hAnsiTheme="majorBidi" w:cstheme="majorBidi"/>
-          <w:kern w:val="0"/>
-          <w:sz w:val="26"/>
-          <w:szCs w:val="26"/>
-          <w:lang w:val="en-GB"/>
-        </w:rPr>
-        <w:t>We intend</w:t>
-      </w:r>
-      <w:r>
-        <w:rPr>
-          <w:rFonts w:asciiTheme="majorBidi" w:hAnsiTheme="majorBidi" w:cstheme="majorBidi"/>
-          <w:kern w:val="0"/>
-          <w:sz w:val="26"/>
-          <w:szCs w:val="26"/>
-          <w:lang w:val="en-GB"/>
-        </w:rPr>
-        <w:t xml:space="preserve"> that our targeted person should book a meeting with us directly on our calendar. </w:t>
+        <w:t xml:space="preserve">Our intent is not to sell. We intend that our targeted person should book a meeting with us directly on our calendar. </w:t>
       </w:r>
     </w:p>
     <w:p>
@@ -1103,27 +555,7 @@
           <w:lang w:val="en-GB"/>
         </w:rPr>
         <w:lastRenderedPageBreak/>
-        <w:t xml:space="preserve">Our main targets are real estate agents &amp; consultants, </w:t>
-      </w:r>
-      <w:r>
-        <w:rPr>
-          <w:rFonts w:asciiTheme="majorBidi" w:hAnsiTheme="majorBidi" w:cstheme="majorBidi"/>
-          <w:kern w:val="0"/>
-          <w:sz w:val="26"/>
-          <w:szCs w:val="26"/>
-          <w:lang w:val="en-GB"/>
-        </w:rPr>
-        <w:t xml:space="preserve">and </w:t>
-      </w:r>
-      <w:r>
-        <w:rPr>
-          <w:rFonts w:asciiTheme="majorBidi" w:hAnsiTheme="majorBidi" w:cstheme="majorBidi"/>
-          <w:kern w:val="0"/>
-          <w:sz w:val="26"/>
-          <w:szCs w:val="26"/>
-          <w:lang w:val="en-GB"/>
-        </w:rPr>
-        <w:t xml:space="preserve">real estate coaching. In short, a real estate person who is missing his leads </w:t>
+        <w:t xml:space="preserve">Our main targets are real estate agents &amp; consultants, and real estate coaching. In short, a real estate person who is missing his leads </w:t>
       </w:r>
       <w:proofErr w:type="gramStart"/>
       <w:r>
@@ -1207,77 +639,7 @@
           <w:szCs w:val="26"/>
           <w:lang w:val="en-GB"/>
         </w:rPr>
-        <w:t>The f</w:t>
-      </w:r>
-      <w:r>
-        <w:rPr>
-          <w:rFonts w:asciiTheme="majorBidi" w:hAnsiTheme="majorBidi" w:cstheme="majorBidi"/>
-          <w:kern w:val="0"/>
-          <w:sz w:val="26"/>
-          <w:szCs w:val="26"/>
-          <w:lang w:val="en-GB"/>
-        </w:rPr>
-        <w:t xml:space="preserve">irst email should be </w:t>
-      </w:r>
-      <w:r>
-        <w:rPr>
-          <w:rFonts w:asciiTheme="majorBidi" w:hAnsiTheme="majorBidi" w:cstheme="majorBidi"/>
-          <w:kern w:val="0"/>
-          <w:sz w:val="26"/>
-          <w:szCs w:val="26"/>
-          <w:lang w:val="en-GB"/>
-        </w:rPr>
-        <w:t xml:space="preserve">the </w:t>
-      </w:r>
-      <w:r>
-        <w:rPr>
-          <w:rFonts w:asciiTheme="majorBidi" w:hAnsiTheme="majorBidi" w:cstheme="majorBidi"/>
-          <w:kern w:val="0"/>
-          <w:sz w:val="26"/>
-          <w:szCs w:val="26"/>
-          <w:lang w:val="en-GB"/>
-        </w:rPr>
-        <w:t xml:space="preserve">main email. </w:t>
-      </w:r>
-      <w:r>
-        <w:rPr>
-          <w:rFonts w:asciiTheme="majorBidi" w:hAnsiTheme="majorBidi" w:cstheme="majorBidi"/>
-          <w:kern w:val="0"/>
-          <w:sz w:val="26"/>
-          <w:szCs w:val="26"/>
-          <w:lang w:val="en-GB"/>
-        </w:rPr>
-        <w:t>The m</w:t>
-      </w:r>
-      <w:r>
-        <w:rPr>
-          <w:rFonts w:asciiTheme="majorBidi" w:hAnsiTheme="majorBidi" w:cstheme="majorBidi"/>
-          <w:kern w:val="0"/>
-          <w:sz w:val="26"/>
-          <w:szCs w:val="26"/>
-          <w:lang w:val="en-GB"/>
-        </w:rPr>
-        <w:t xml:space="preserve">ain email should have a button, on which the person can be able to book </w:t>
-      </w:r>
-      <w:r>
-        <w:rPr>
-          <w:rFonts w:asciiTheme="majorBidi" w:hAnsiTheme="majorBidi" w:cstheme="majorBidi"/>
-          <w:kern w:val="0"/>
-          <w:sz w:val="26"/>
-          <w:szCs w:val="26"/>
-          <w:lang w:val="en-GB"/>
-        </w:rPr>
-        <w:t xml:space="preserve">a </w:t>
-      </w:r>
-      <w:r>
-        <w:rPr>
-          <w:rFonts w:asciiTheme="majorBidi" w:hAnsiTheme="majorBidi" w:cstheme="majorBidi"/>
-          <w:kern w:val="0"/>
-          <w:sz w:val="26"/>
-          <w:szCs w:val="26"/>
-          <w:lang w:val="en-GB"/>
-        </w:rPr>
-        <w:t>meeting with us.</w:t>
+        <w:t>The first email should be the main email. The main email should have a button, on which the person can be able to book a meeting with us.</w:t>
       </w:r>
     </w:p>
     <w:p>
@@ -1308,77 +670,7 @@
           <w:szCs w:val="26"/>
           <w:lang w:val="en-GB"/>
         </w:rPr>
-        <w:t>The s</w:t>
-      </w:r>
-      <w:r>
-        <w:rPr>
-          <w:rFonts w:asciiTheme="majorBidi" w:hAnsiTheme="majorBidi" w:cstheme="majorBidi"/>
-          <w:kern w:val="0"/>
-          <w:sz w:val="26"/>
-          <w:szCs w:val="26"/>
-          <w:lang w:val="en-GB"/>
-        </w:rPr>
-        <w:t xml:space="preserve">econd email should be for </w:t>
-      </w:r>
-      <w:r>
-        <w:rPr>
-          <w:rFonts w:asciiTheme="majorBidi" w:hAnsiTheme="majorBidi" w:cstheme="majorBidi"/>
-          <w:kern w:val="0"/>
-          <w:sz w:val="26"/>
-          <w:szCs w:val="26"/>
-          <w:lang w:val="en-GB"/>
-        </w:rPr>
-        <w:t xml:space="preserve">a </w:t>
-      </w:r>
-      <w:r>
-        <w:rPr>
-          <w:rFonts w:asciiTheme="majorBidi" w:hAnsiTheme="majorBidi" w:cstheme="majorBidi"/>
-          <w:kern w:val="0"/>
-          <w:sz w:val="26"/>
-          <w:szCs w:val="26"/>
-          <w:lang w:val="en-GB"/>
-        </w:rPr>
-        <w:t xml:space="preserve">reminder or </w:t>
-      </w:r>
-      <w:r>
-        <w:rPr>
-          <w:rFonts w:asciiTheme="majorBidi" w:hAnsiTheme="majorBidi" w:cstheme="majorBidi"/>
-          <w:kern w:val="0"/>
-          <w:sz w:val="26"/>
-          <w:szCs w:val="26"/>
-          <w:lang w:val="en-GB"/>
-        </w:rPr>
-        <w:t xml:space="preserve">to </w:t>
-      </w:r>
-      <w:r>
-        <w:rPr>
-          <w:rFonts w:asciiTheme="majorBidi" w:hAnsiTheme="majorBidi" w:cstheme="majorBidi"/>
-          <w:kern w:val="0"/>
-          <w:sz w:val="26"/>
-          <w:szCs w:val="26"/>
-          <w:lang w:val="en-GB"/>
-        </w:rPr>
-        <w:t>attract customer</w:t>
-      </w:r>
-      <w:r>
-        <w:rPr>
-          <w:rFonts w:asciiTheme="majorBidi" w:hAnsiTheme="majorBidi" w:cstheme="majorBidi"/>
-          <w:kern w:val="0"/>
-          <w:sz w:val="26"/>
-          <w:szCs w:val="26"/>
-          <w:lang w:val="en-GB"/>
-        </w:rPr>
-        <w:t>s</w:t>
-      </w:r>
-      <w:r>
-        <w:rPr>
-          <w:rFonts w:asciiTheme="majorBidi" w:hAnsiTheme="majorBidi" w:cstheme="majorBidi"/>
-          <w:kern w:val="0"/>
-          <w:sz w:val="26"/>
-          <w:szCs w:val="26"/>
-          <w:lang w:val="en-GB"/>
-        </w:rPr>
-        <w:t xml:space="preserve"> to see it again.</w:t>
+        <w:t>The second email should be for a reminder or to attract customers to see it again.</w:t>
       </w:r>
     </w:p>
     <w:p>
@@ -1409,67 +701,7 @@
           <w:szCs w:val="26"/>
           <w:lang w:val="en-GB"/>
         </w:rPr>
-        <w:t>Th</w:t>
-      </w:r>
-      <w:r>
-        <w:rPr>
-          <w:rFonts w:asciiTheme="majorBidi" w:hAnsiTheme="majorBidi" w:cstheme="majorBidi"/>
-          <w:kern w:val="0"/>
-          <w:sz w:val="26"/>
-          <w:szCs w:val="26"/>
-          <w:lang w:val="en-GB"/>
-        </w:rPr>
-        <w:t>e th</w:t>
-      </w:r>
-      <w:r>
-        <w:rPr>
-          <w:rFonts w:asciiTheme="majorBidi" w:hAnsiTheme="majorBidi" w:cstheme="majorBidi"/>
-          <w:kern w:val="0"/>
-          <w:sz w:val="26"/>
-          <w:szCs w:val="26"/>
-          <w:lang w:val="en-GB"/>
-        </w:rPr>
-        <w:t>ird email is for “sorry for disturbing</w:t>
-      </w:r>
-      <w:r>
-        <w:rPr>
-          <w:rFonts w:asciiTheme="majorBidi" w:hAnsiTheme="majorBidi" w:cstheme="majorBidi"/>
-          <w:kern w:val="0"/>
-          <w:sz w:val="26"/>
-          <w:szCs w:val="26"/>
-          <w:lang w:val="en-GB"/>
-        </w:rPr>
-        <w:t xml:space="preserve"> you</w:t>
-      </w:r>
-      <w:r>
-        <w:rPr>
-          <w:rFonts w:asciiTheme="majorBidi" w:hAnsiTheme="majorBidi" w:cstheme="majorBidi"/>
-          <w:kern w:val="0"/>
-          <w:sz w:val="26"/>
-          <w:szCs w:val="26"/>
-          <w:lang w:val="en-GB"/>
-        </w:rPr>
-        <w:t xml:space="preserve">. </w:t>
-      </w:r>
-      <w:r>
-        <w:rPr>
-          <w:rFonts w:asciiTheme="majorBidi" w:hAnsiTheme="majorBidi" w:cstheme="majorBidi"/>
-          <w:kern w:val="0"/>
-          <w:sz w:val="26"/>
-          <w:szCs w:val="26"/>
-          <w:lang w:val="en-GB"/>
-        </w:rPr>
-        <w:t>W</w:t>
-      </w:r>
-      <w:r>
-        <w:rPr>
-          <w:rFonts w:asciiTheme="majorBidi" w:hAnsiTheme="majorBidi" w:cstheme="majorBidi"/>
-          <w:kern w:val="0"/>
-          <w:sz w:val="26"/>
-          <w:szCs w:val="26"/>
-          <w:lang w:val="en-GB"/>
-        </w:rPr>
-        <w:t>e will not email you again still if you want our solution then you can book a meeting or contact us whenever you want etc.</w:t>
+        <w:t>The third email is for “sorry for disturbing you. We will not email you again still if you want our solution then you can book a meeting or contact us whenever you want etc.</w:t>
       </w:r>
     </w:p>
     <w:p>
@@ -1531,27 +763,7 @@
           <w:szCs w:val="26"/>
           <w:lang w:val="en-GB"/>
         </w:rPr>
-        <w:t xml:space="preserve">These emails should also tell </w:t>
-      </w:r>
-      <w:r>
-        <w:rPr>
-          <w:rFonts w:asciiTheme="majorBidi" w:hAnsiTheme="majorBidi" w:cstheme="majorBidi"/>
-          <w:kern w:val="0"/>
-          <w:sz w:val="26"/>
-          <w:szCs w:val="26"/>
-          <w:lang w:val="en-GB"/>
-        </w:rPr>
-        <w:t>us</w:t>
-      </w:r>
-      <w:r>
-        <w:rPr>
-          <w:rFonts w:asciiTheme="majorBidi" w:hAnsiTheme="majorBidi" w:cstheme="majorBidi"/>
-          <w:kern w:val="0"/>
-          <w:sz w:val="26"/>
-          <w:szCs w:val="26"/>
-          <w:lang w:val="en-GB"/>
-        </w:rPr>
-        <w:t xml:space="preserve"> how our solution can solve their problem.</w:t>
+        <w:t>These emails should also tell us how our solution can solve their problem.</w:t>
       </w:r>
     </w:p>
     <w:p>
@@ -1637,27 +849,7 @@
           <w:szCs w:val="26"/>
           <w:lang w:val="en-GB"/>
         </w:rPr>
-        <w:t xml:space="preserve">It should have a subject line </w:t>
-      </w:r>
-      <w:r>
-        <w:rPr>
-          <w:rFonts w:asciiTheme="majorBidi" w:hAnsiTheme="majorBidi" w:cstheme="majorBidi"/>
-          <w:kern w:val="0"/>
-          <w:sz w:val="26"/>
-          <w:szCs w:val="26"/>
-          <w:lang w:val="en-GB"/>
-        </w:rPr>
-        <w:t>that</w:t>
-      </w:r>
-      <w:r>
-        <w:rPr>
-          <w:rFonts w:asciiTheme="majorBidi" w:hAnsiTheme="majorBidi" w:cstheme="majorBidi"/>
-          <w:kern w:val="0"/>
-          <w:sz w:val="26"/>
-          <w:szCs w:val="26"/>
-          <w:lang w:val="en-GB"/>
-        </w:rPr>
-        <w:t xml:space="preserve"> will force or attract the person to open our email.</w:t>
+        <w:t>It should have a subject line that will force or attract the person to open our email.</w:t>
       </w:r>
     </w:p>
     <w:p>
@@ -1688,27 +880,7 @@
           <w:szCs w:val="26"/>
           <w:lang w:val="en-GB"/>
         </w:rPr>
-        <w:t xml:space="preserve">It should have a pre-header line (a line after the subject line) which will support the subject line if </w:t>
-      </w:r>
-      <w:r>
-        <w:rPr>
-          <w:rFonts w:asciiTheme="majorBidi" w:hAnsiTheme="majorBidi" w:cstheme="majorBidi"/>
-          <w:kern w:val="0"/>
-          <w:sz w:val="26"/>
-          <w:szCs w:val="26"/>
-          <w:lang w:val="en-GB"/>
-        </w:rPr>
-        <w:t xml:space="preserve">a </w:t>
-      </w:r>
-      <w:r>
-        <w:rPr>
-          <w:rFonts w:asciiTheme="majorBidi" w:hAnsiTheme="majorBidi" w:cstheme="majorBidi"/>
-          <w:kern w:val="0"/>
-          <w:sz w:val="26"/>
-          <w:szCs w:val="26"/>
-          <w:lang w:val="en-GB"/>
-        </w:rPr>
-        <w:t>user is not affected by the subject line, it should be affected after reading this line.</w:t>
+        <w:t>It should have a pre-header line (a line after the subject line) which will support the subject line if a user is not affected by the subject line, it should be affected after reading this line.</w:t>
       </w:r>
     </w:p>
     <w:p>
@@ -1800,67 +972,7 @@
           <w:szCs w:val="26"/>
           <w:lang w:val="en-GB"/>
         </w:rPr>
-        <w:t xml:space="preserve">After this, design the body of the email. The body of </w:t>
-      </w:r>
-      <w:r>
-        <w:rPr>
-          <w:rFonts w:asciiTheme="majorBidi" w:hAnsiTheme="majorBidi" w:cstheme="majorBidi"/>
-          <w:kern w:val="0"/>
-          <w:sz w:val="26"/>
-          <w:szCs w:val="26"/>
-          <w:lang w:val="en-GB"/>
-        </w:rPr>
-        <w:t xml:space="preserve">the </w:t>
-      </w:r>
-      <w:r>
-        <w:rPr>
-          <w:rFonts w:asciiTheme="majorBidi" w:hAnsiTheme="majorBidi" w:cstheme="majorBidi"/>
-          <w:kern w:val="0"/>
-          <w:sz w:val="26"/>
-          <w:szCs w:val="26"/>
-          <w:lang w:val="en-GB"/>
-        </w:rPr>
-        <w:t xml:space="preserve">email should be designed </w:t>
-      </w:r>
-      <w:r>
-        <w:rPr>
-          <w:rFonts w:asciiTheme="majorBidi" w:hAnsiTheme="majorBidi" w:cstheme="majorBidi"/>
-          <w:kern w:val="0"/>
-          <w:sz w:val="26"/>
-          <w:szCs w:val="26"/>
-          <w:lang w:val="en-GB"/>
-        </w:rPr>
-        <w:t>based on</w:t>
-      </w:r>
-      <w:r>
-        <w:rPr>
-          <w:rFonts w:asciiTheme="majorBidi" w:hAnsiTheme="majorBidi" w:cstheme="majorBidi"/>
-          <w:kern w:val="0"/>
-          <w:sz w:val="26"/>
-          <w:szCs w:val="26"/>
-          <w:lang w:val="en-GB"/>
-        </w:rPr>
-        <w:t xml:space="preserve"> the Rule</w:t>
-      </w:r>
-      <w:r>
-        <w:rPr>
-          <w:rFonts w:asciiTheme="majorBidi" w:hAnsiTheme="majorBidi" w:cstheme="majorBidi"/>
-          <w:kern w:val="0"/>
-          <w:sz w:val="26"/>
-          <w:szCs w:val="26"/>
-          <w:lang w:val="en-GB"/>
-        </w:rPr>
-        <w:t>s</w:t>
-      </w:r>
-      <w:r>
-        <w:rPr>
-          <w:rFonts w:asciiTheme="majorBidi" w:hAnsiTheme="majorBidi" w:cstheme="majorBidi"/>
-          <w:kern w:val="0"/>
-          <w:sz w:val="26"/>
-          <w:szCs w:val="26"/>
-          <w:lang w:val="en-GB"/>
-        </w:rPr>
-        <w:t xml:space="preserve"> like PAS (Problem, Agitate, Solution) e.g. first tell the person their problem, then agitate the Problems and </w:t>
+        <w:t xml:space="preserve">After this, design the body of the email. The body of the email should be designed based on the Rules like PAS (Problem, Agitate, Solution) e.g. first tell the person their problem, then agitate the Problems and </w:t>
       </w:r>
       <w:proofErr w:type="gramStart"/>
       <w:r>
@@ -1913,47 +1025,7 @@
           <w:szCs w:val="26"/>
           <w:lang w:val="en-GB"/>
         </w:rPr>
-        <w:t xml:space="preserve">After this body of </w:t>
-      </w:r>
-      <w:r>
-        <w:rPr>
-          <w:rFonts w:asciiTheme="majorBidi" w:hAnsiTheme="majorBidi" w:cstheme="majorBidi"/>
-          <w:kern w:val="0"/>
-          <w:sz w:val="26"/>
-          <w:szCs w:val="26"/>
-          <w:lang w:val="en-GB"/>
-        </w:rPr>
-        <w:t xml:space="preserve">the </w:t>
-      </w:r>
-      <w:r>
-        <w:rPr>
-          <w:rFonts w:asciiTheme="majorBidi" w:hAnsiTheme="majorBidi" w:cstheme="majorBidi"/>
-          <w:kern w:val="0"/>
-          <w:sz w:val="26"/>
-          <w:szCs w:val="26"/>
-          <w:lang w:val="en-GB"/>
-        </w:rPr>
-        <w:t xml:space="preserve">email should have </w:t>
-      </w:r>
-      <w:r>
-        <w:rPr>
-          <w:rFonts w:asciiTheme="majorBidi" w:hAnsiTheme="majorBidi" w:cstheme="majorBidi"/>
-          <w:kern w:val="0"/>
-          <w:sz w:val="26"/>
-          <w:szCs w:val="26"/>
-          <w:lang w:val="en-GB"/>
-        </w:rPr>
-        <w:t xml:space="preserve">the </w:t>
-      </w:r>
-      <w:r>
-        <w:rPr>
-          <w:rFonts w:asciiTheme="majorBidi" w:hAnsiTheme="majorBidi" w:cstheme="majorBidi"/>
-          <w:kern w:val="0"/>
-          <w:sz w:val="26"/>
-          <w:szCs w:val="26"/>
-          <w:lang w:val="en-GB"/>
-        </w:rPr>
-        <w:t>Benefits or features of our Solution.</w:t>
+        <w:t>After this body of the email should have the Benefits or features of our Solution.</w:t>
       </w:r>
     </w:p>
     <w:p>
@@ -1984,37 +1056,7 @@
           <w:szCs w:val="26"/>
           <w:lang w:val="en-GB"/>
         </w:rPr>
-        <w:t>The e</w:t>
-      </w:r>
-      <w:r>
-        <w:rPr>
-          <w:rFonts w:asciiTheme="majorBidi" w:hAnsiTheme="majorBidi" w:cstheme="majorBidi"/>
-          <w:kern w:val="0"/>
-          <w:sz w:val="26"/>
-          <w:szCs w:val="26"/>
-          <w:lang w:val="en-GB"/>
-        </w:rPr>
-        <w:t xml:space="preserve">mail body should also have </w:t>
-      </w:r>
-      <w:r>
-        <w:rPr>
-          <w:rFonts w:asciiTheme="majorBidi" w:hAnsiTheme="majorBidi" w:cstheme="majorBidi"/>
-          <w:kern w:val="0"/>
-          <w:sz w:val="26"/>
-          <w:szCs w:val="26"/>
-          <w:lang w:val="en-GB"/>
-        </w:rPr>
-        <w:t xml:space="preserve">an </w:t>
-      </w:r>
-      <w:r>
-        <w:rPr>
-          <w:rFonts w:asciiTheme="majorBidi" w:hAnsiTheme="majorBidi" w:cstheme="majorBidi"/>
-          <w:kern w:val="0"/>
-          <w:sz w:val="26"/>
-          <w:szCs w:val="26"/>
-          <w:lang w:val="en-GB"/>
-        </w:rPr>
-        <w:t>Engaging or attractive call to action.</w:t>
+        <w:t>The email body should also have an Engaging or attractive call to action.</w:t>
       </w:r>
     </w:p>
     <w:p>
@@ -2052,6 +1094,7 @@
       <w:pPr>
         <w:jc w:val="both"/>
         <w:rPr>
+          <w:rFonts w:asciiTheme="majorBidi" w:hAnsiTheme="majorBidi" w:cstheme="majorBidi"/>
           <w:lang w:val="en-US"/>
         </w:rPr>
       </w:pPr>
@@ -2059,9 +1102,23 @@
     <w:p>
       <w:pPr>
         <w:pStyle w:val="Heading1"/>
-      </w:pPr>
-      <w:r>
+        <w:rPr>
+          <w:rFonts w:asciiTheme="majorBidi" w:hAnsiTheme="majorBidi" w:cstheme="majorBidi"/>
+        </w:rPr>
+      </w:pPr>
+      <w:r>
+        <w:rPr>
+          <w:rFonts w:asciiTheme="majorBidi" w:hAnsiTheme="majorBidi" w:cstheme="majorBidi"/>
+        </w:rPr>
         <w:t>Transcript of Video in Proper Format</w:t>
+      </w:r>
+    </w:p>
+    <w:p>
+      <w:pPr>
+        <w:pStyle w:val="Heading2"/>
+      </w:pPr>
+      <w:r>
+        <w:t>Basic Version</w:t>
       </w:r>
     </w:p>
     <w:p>
@@ -2069,12 +1126,14 @@
         <w:pStyle w:val="NormalWeb"/>
         <w:jc w:val="both"/>
         <w:rPr>
+          <w:rFonts w:asciiTheme="majorBidi" w:hAnsiTheme="majorBidi" w:cstheme="majorBidi"/>
           <w:b/>
           <w:bCs/>
         </w:rPr>
       </w:pPr>
       <w:r>
         <w:rPr>
+          <w:rFonts w:asciiTheme="majorBidi" w:hAnsiTheme="majorBidi" w:cstheme="majorBidi"/>
           <w:b/>
           <w:bCs/>
         </w:rPr>
@@ -2082,6 +1141,7 @@
       </w:r>
       <w:r>
         <w:rPr>
+          <w:rFonts w:asciiTheme="majorBidi" w:hAnsiTheme="majorBidi" w:cstheme="majorBidi"/>
           <w:b/>
           <w:bCs/>
         </w:rPr>
@@ -2089,6 +1149,7 @@
       </w:r>
       <w:r>
         <w:rPr>
+          <w:rFonts w:asciiTheme="majorBidi" w:hAnsiTheme="majorBidi" w:cstheme="majorBidi"/>
           <w:b/>
           <w:bCs/>
         </w:rPr>
@@ -2099,9 +1160,39 @@
       <w:pPr>
         <w:pStyle w:val="NormalWeb"/>
         <w:jc w:val="both"/>
-      </w:pPr>
-      <w:r>
-        <w:t xml:space="preserve">As you know, Properly formatted content plays an important part in reading and understanding the content. I am doing a course, and I have transcripts of videos as Content of the course. I want to save this content into my MS Word file so that whenever I want anything from my course, I will explore this MS Word document. </w:t>
+        <w:rPr>
+          <w:rFonts w:asciiTheme="majorBidi" w:hAnsiTheme="majorBidi" w:cstheme="majorBidi"/>
+        </w:rPr>
+      </w:pPr>
+      <w:r>
+        <w:rPr>
+          <w:rFonts w:asciiTheme="majorBidi" w:hAnsiTheme="majorBidi" w:cstheme="majorBidi"/>
+        </w:rPr>
+        <w:t xml:space="preserve">As you know, </w:t>
+      </w:r>
+      <w:r>
+        <w:rPr>
+          <w:rFonts w:asciiTheme="majorBidi" w:hAnsiTheme="majorBidi" w:cstheme="majorBidi"/>
+        </w:rPr>
+        <w:t>p</w:t>
+      </w:r>
+      <w:r>
+        <w:rPr>
+          <w:rFonts w:asciiTheme="majorBidi" w:hAnsiTheme="majorBidi" w:cstheme="majorBidi"/>
+        </w:rPr>
+        <w:t xml:space="preserve">roperly formatted content plays an important part in reading and understanding the content. I am doing a course, and I have transcripts of videos as </w:t>
+      </w:r>
+      <w:r>
+        <w:rPr>
+          <w:rFonts w:asciiTheme="majorBidi" w:hAnsiTheme="majorBidi" w:cstheme="majorBidi"/>
+        </w:rPr>
+        <w:t>the c</w:t>
+      </w:r>
+      <w:r>
+        <w:rPr>
+          <w:rFonts w:asciiTheme="majorBidi" w:hAnsiTheme="majorBidi" w:cstheme="majorBidi"/>
+        </w:rPr>
+        <w:t xml:space="preserve">ontent of the course. I want to save this content into my MS Word file so that whenever I want anything from my course, I will explore this MS Word document. </w:t>
       </w:r>
     </w:p>
     <w:p>
@@ -2109,12 +1200,14 @@
         <w:pStyle w:val="NormalWeb"/>
         <w:jc w:val="both"/>
         <w:rPr>
+          <w:rFonts w:asciiTheme="majorBidi" w:hAnsiTheme="majorBidi" w:cstheme="majorBidi"/>
           <w:b/>
           <w:bCs/>
         </w:rPr>
       </w:pPr>
       <w:r>
         <w:rPr>
+          <w:rFonts w:asciiTheme="majorBidi" w:hAnsiTheme="majorBidi" w:cstheme="majorBidi"/>
           <w:b/>
           <w:bCs/>
         </w:rPr>
@@ -2125,8 +1218,14 @@
       <w:pPr>
         <w:pStyle w:val="NormalWeb"/>
         <w:jc w:val="both"/>
-      </w:pPr>
-      <w:r>
+        <w:rPr>
+          <w:rFonts w:asciiTheme="majorBidi" w:hAnsiTheme="majorBidi" w:cstheme="majorBidi"/>
+        </w:rPr>
+      </w:pPr>
+      <w:r>
+        <w:rPr>
+          <w:rFonts w:asciiTheme="majorBidi" w:hAnsiTheme="majorBidi" w:cstheme="majorBidi"/>
+        </w:rPr>
         <w:t>I want you to behave like an expert Content Writer and to be an Expert in MS Word. What you have to do is that I will give you the Data(Transcripts of videos), and You have to write it in according to the instructions given.</w:t>
       </w:r>
     </w:p>
@@ -2135,12 +1234,14 @@
         <w:pStyle w:val="NormalWeb"/>
         <w:jc w:val="both"/>
         <w:rPr>
+          <w:rFonts w:asciiTheme="majorBidi" w:hAnsiTheme="majorBidi" w:cstheme="majorBidi"/>
           <w:b/>
           <w:bCs/>
         </w:rPr>
       </w:pPr>
       <w:r>
         <w:rPr>
+          <w:rFonts w:asciiTheme="majorBidi" w:hAnsiTheme="majorBidi" w:cstheme="majorBidi"/>
           <w:b/>
           <w:bCs/>
         </w:rPr>
@@ -2156,8 +1257,14 @@
           <w:numId w:val="13"/>
         </w:numPr>
         <w:jc w:val="both"/>
-      </w:pPr>
-      <w:r>
+        <w:rPr>
+          <w:rFonts w:asciiTheme="majorBidi" w:hAnsiTheme="majorBidi" w:cstheme="majorBidi"/>
+        </w:rPr>
+      </w:pPr>
+      <w:r>
+        <w:rPr>
+          <w:rFonts w:asciiTheme="majorBidi" w:hAnsiTheme="majorBidi" w:cstheme="majorBidi"/>
+        </w:rPr>
         <w:t>Rewrite the content or Data in a proper format according to MS Word.</w:t>
       </w:r>
     </w:p>
@@ -2169,8 +1276,14 @@
           <w:numId w:val="13"/>
         </w:numPr>
         <w:jc w:val="both"/>
-      </w:pPr>
-      <w:r>
+        <w:rPr>
+          <w:rFonts w:asciiTheme="majorBidi" w:hAnsiTheme="majorBidi" w:cstheme="majorBidi"/>
+        </w:rPr>
+      </w:pPr>
+      <w:r>
+        <w:rPr>
+          <w:rFonts w:asciiTheme="majorBidi" w:hAnsiTheme="majorBidi" w:cstheme="majorBidi"/>
+        </w:rPr>
         <w:t>Rewrite according to the proper Heading Structure.</w:t>
       </w:r>
     </w:p>
@@ -2182,9 +1295,39 @@
           <w:numId w:val="13"/>
         </w:numPr>
         <w:jc w:val="both"/>
-      </w:pPr>
-      <w:r>
-        <w:t>The size of Heading 1,2,3,4 and 5 will be 18px, 15px, 13px, 12px and 12px respectively.</w:t>
+        <w:rPr>
+          <w:rFonts w:asciiTheme="majorBidi" w:hAnsiTheme="majorBidi" w:cstheme="majorBidi"/>
+        </w:rPr>
+      </w:pPr>
+      <w:r>
+        <w:rPr>
+          <w:rFonts w:asciiTheme="majorBidi" w:hAnsiTheme="majorBidi" w:cstheme="majorBidi"/>
+        </w:rPr>
+        <w:t>The size of Heading 1,2,3,4 and 5 will be 18px, 1</w:t>
+      </w:r>
+      <w:r>
+        <w:rPr>
+          <w:rFonts w:asciiTheme="majorBidi" w:hAnsiTheme="majorBidi" w:cstheme="majorBidi"/>
+        </w:rPr>
+        <w:t>6</w:t>
+      </w:r>
+      <w:r>
+        <w:rPr>
+          <w:rFonts w:asciiTheme="majorBidi" w:hAnsiTheme="majorBidi" w:cstheme="majorBidi"/>
+        </w:rPr>
+        <w:t>px, 1</w:t>
+      </w:r>
+      <w:r>
+        <w:rPr>
+          <w:rFonts w:asciiTheme="majorBidi" w:hAnsiTheme="majorBidi" w:cstheme="majorBidi"/>
+        </w:rPr>
+        <w:t>4</w:t>
+      </w:r>
+      <w:r>
+        <w:rPr>
+          <w:rFonts w:asciiTheme="majorBidi" w:hAnsiTheme="majorBidi" w:cstheme="majorBidi"/>
+        </w:rPr>
+        <w:t>px, 12px and 12px respectively.</w:t>
       </w:r>
     </w:p>
     <w:p>
@@ -2195,11 +1338,20 @@
           <w:numId w:val="13"/>
         </w:numPr>
         <w:jc w:val="both"/>
-      </w:pPr>
-      <w:r>
+        <w:rPr>
+          <w:rFonts w:asciiTheme="majorBidi" w:hAnsiTheme="majorBidi" w:cstheme="majorBidi"/>
+        </w:rPr>
+      </w:pPr>
+      <w:r>
+        <w:rPr>
+          <w:rFonts w:asciiTheme="majorBidi" w:hAnsiTheme="majorBidi" w:cstheme="majorBidi"/>
+        </w:rPr>
         <w:t>Take first heading as “heading 1” and all others headings as heading 2,3,4 or five depending upon the content.</w:t>
       </w:r>
       <w:r>
+        <w:rPr>
+          <w:rFonts w:asciiTheme="majorBidi" w:hAnsiTheme="majorBidi" w:cstheme="majorBidi"/>
+        </w:rPr>
         <w:tab/>
       </w:r>
     </w:p>
@@ -2211,8 +1363,14 @@
           <w:numId w:val="13"/>
         </w:numPr>
         <w:jc w:val="both"/>
-      </w:pPr>
-      <w:r>
+        <w:rPr>
+          <w:rFonts w:asciiTheme="majorBidi" w:hAnsiTheme="majorBidi" w:cstheme="majorBidi"/>
+        </w:rPr>
+      </w:pPr>
+      <w:r>
+        <w:rPr>
+          <w:rFonts w:asciiTheme="majorBidi" w:hAnsiTheme="majorBidi" w:cstheme="majorBidi"/>
+        </w:rPr>
         <w:t>Include all the important information in the formatted version of the content.</w:t>
       </w:r>
     </w:p>
@@ -2224,20 +1382,50 @@
           <w:numId w:val="13"/>
         </w:numPr>
         <w:jc w:val="both"/>
-      </w:pPr>
-      <w:r>
-        <w:t xml:space="preserve">Exclude the most less important information </w:t>
-      </w:r>
-      <w:r>
+        <w:rPr>
+          <w:rFonts w:asciiTheme="majorBidi" w:hAnsiTheme="majorBidi" w:cstheme="majorBidi"/>
+        </w:rPr>
+      </w:pPr>
+      <w:r>
+        <w:rPr>
+          <w:rFonts w:asciiTheme="majorBidi" w:hAnsiTheme="majorBidi" w:cstheme="majorBidi"/>
+        </w:rPr>
+        <w:t xml:space="preserve">Exclude the </w:t>
+      </w:r>
+      <w:r>
+        <w:rPr>
+          <w:rFonts w:asciiTheme="majorBidi" w:hAnsiTheme="majorBidi" w:cstheme="majorBidi"/>
+        </w:rPr>
+        <w:t>least</w:t>
+      </w:r>
+      <w:r>
+        <w:rPr>
+          <w:rFonts w:asciiTheme="majorBidi" w:hAnsiTheme="majorBidi" w:cstheme="majorBidi"/>
+        </w:rPr>
+        <w:t xml:space="preserve"> important information </w:t>
+      </w:r>
+      <w:r>
+        <w:rPr>
+          <w:rFonts w:asciiTheme="majorBidi" w:hAnsiTheme="majorBidi" w:cstheme="majorBidi"/>
+        </w:rPr>
         <w:t xml:space="preserve">from given content or data </w:t>
       </w:r>
       <w:r>
+        <w:rPr>
+          <w:rFonts w:asciiTheme="majorBidi" w:hAnsiTheme="majorBidi" w:cstheme="majorBidi"/>
+        </w:rPr>
         <w:t xml:space="preserve">and generate a properly formatted version </w:t>
       </w:r>
       <w:r>
+        <w:rPr>
+          <w:rFonts w:asciiTheme="majorBidi" w:hAnsiTheme="majorBidi" w:cstheme="majorBidi"/>
+        </w:rPr>
         <w:t>o</w:t>
       </w:r>
       <w:r>
+        <w:rPr>
+          <w:rFonts w:asciiTheme="majorBidi" w:hAnsiTheme="majorBidi" w:cstheme="majorBidi"/>
+        </w:rPr>
         <w:t>f the content.</w:t>
       </w:r>
     </w:p>
@@ -2245,6 +1433,7 @@
       <w:pPr>
         <w:jc w:val="both"/>
         <w:rPr>
+          <w:rFonts w:asciiTheme="majorBidi" w:hAnsiTheme="majorBidi" w:cstheme="majorBidi"/>
           <w:b/>
           <w:bCs/>
           <w:lang w:val="en-US"/>
@@ -2252,6 +1441,7 @@
       </w:pPr>
       <w:r>
         <w:rPr>
+          <w:rFonts w:asciiTheme="majorBidi" w:hAnsiTheme="majorBidi" w:cstheme="majorBidi"/>
           <w:b/>
           <w:bCs/>
           <w:lang w:val="en-US"/>
@@ -2260,6 +1450,7 @@
       </w:r>
       <w:r>
         <w:rPr>
+          <w:rFonts w:asciiTheme="majorBidi" w:hAnsiTheme="majorBidi" w:cstheme="majorBidi"/>
           <w:b/>
           <w:bCs/>
           <w:lang w:val="en-US"/>
@@ -2271,6 +1462,7 @@
       <w:pPr>
         <w:jc w:val="both"/>
         <w:rPr>
+          <w:rFonts w:asciiTheme="majorBidi" w:hAnsiTheme="majorBidi" w:cstheme="majorBidi"/>
           <w:b/>
           <w:bCs/>
           <w:lang w:val="en-US"/>
@@ -2278,6 +1470,7 @@
       </w:pPr>
       <w:r>
         <w:rPr>
+          <w:rFonts w:asciiTheme="majorBidi" w:hAnsiTheme="majorBidi" w:cstheme="majorBidi"/>
           <w:b/>
           <w:bCs/>
           <w:lang w:val="en-US"/>
@@ -2287,8 +1480,815 @@
     </w:p>
     <w:p>
       <w:pPr>
+        <w:pStyle w:val="Heading2"/>
+      </w:pPr>
+      <w:r>
+        <w:t>Modified Version:</w:t>
+      </w:r>
+    </w:p>
+    <w:p>
+      <w:pPr>
+        <w:rPr>
+          <w:rFonts w:asciiTheme="majorBidi" w:hAnsiTheme="majorBidi" w:cstheme="majorBidi"/>
+          <w:lang w:val="en" w:eastAsia="en"/>
+        </w:rPr>
+      </w:pPr>
+      <w:r>
+        <w:rPr>
+          <w:rFonts w:asciiTheme="majorBidi" w:hAnsiTheme="majorBidi" w:cstheme="majorBidi"/>
+          <w:lang w:val="en" w:eastAsia="en"/>
+        </w:rPr>
+        <w:t># Master Prompt for Content Formatting (MS Word Ready)</w:t>
+      </w:r>
+    </w:p>
+    <w:p>
+      <w:pPr>
+        <w:rPr>
+          <w:rFonts w:asciiTheme="majorBidi" w:hAnsiTheme="majorBidi" w:cstheme="majorBidi"/>
+          <w:lang w:val="en" w:eastAsia="en"/>
+        </w:rPr>
+      </w:pPr>
+      <w:r>
+        <w:rPr>
+          <w:rFonts w:asciiTheme="majorBidi" w:hAnsiTheme="majorBidi" w:cstheme="majorBidi"/>
+          <w:lang w:val="en" w:eastAsia="en"/>
+        </w:rPr>
+        <w:t>**Context:**</w:t>
+      </w:r>
+    </w:p>
+    <w:p>
+      <w:pPr>
+        <w:rPr>
+          <w:rFonts w:asciiTheme="majorBidi" w:hAnsiTheme="majorBidi" w:cstheme="majorBidi"/>
+          <w:lang w:val="en" w:eastAsia="en"/>
+        </w:rPr>
+      </w:pPr>
+      <w:r>
+        <w:rPr>
+          <w:rFonts w:asciiTheme="majorBidi" w:hAnsiTheme="majorBidi" w:cstheme="majorBidi"/>
+          <w:lang w:val="en" w:eastAsia="en"/>
+        </w:rPr>
+        <w:t>As you know, properly formatted content plays an important role in reading, understanding, and revising course material. I am taking a course and often have raw data in the form of **video transcripts, lecture descriptions, notes, and cheat sheets**. I want to save all this content into my **MS Word file** so that whenever I need anything from my course, I can easily explore this document.</w:t>
+      </w:r>
+    </w:p>
+    <w:p>
+      <w:pPr>
+        <w:rPr>
+          <w:rFonts w:asciiTheme="majorBidi" w:hAnsiTheme="majorBidi" w:cstheme="majorBidi"/>
+          <w:lang w:val="en" w:eastAsia="en"/>
+        </w:rPr>
+      </w:pPr>
+      <w:r>
+        <w:rPr>
+          <w:rFonts w:asciiTheme="majorBidi" w:hAnsiTheme="majorBidi" w:cstheme="majorBidi"/>
+          <w:lang w:val="en" w:eastAsia="en"/>
+        </w:rPr>
+        <w:t>**Task:**</w:t>
+      </w:r>
+    </w:p>
+    <w:p>
+      <w:pPr>
+        <w:rPr>
+          <w:rFonts w:asciiTheme="majorBidi" w:hAnsiTheme="majorBidi" w:cstheme="majorBidi"/>
+          <w:lang w:val="en" w:eastAsia="en"/>
+        </w:rPr>
+      </w:pPr>
+      <w:r>
+        <w:rPr>
+          <w:rFonts w:asciiTheme="majorBidi" w:hAnsiTheme="majorBidi" w:cstheme="majorBidi"/>
+          <w:lang w:val="en" w:eastAsia="en"/>
+        </w:rPr>
+        <w:t xml:space="preserve">You </w:t>
+      </w:r>
+      <w:proofErr w:type="gramStart"/>
+      <w:r>
+        <w:rPr>
+          <w:rFonts w:asciiTheme="majorBidi" w:hAnsiTheme="majorBidi" w:cstheme="majorBidi"/>
+          <w:lang w:val="en" w:eastAsia="en"/>
+        </w:rPr>
+        <w:t>have to</w:t>
+      </w:r>
+      <w:proofErr w:type="gramEnd"/>
+      <w:r>
+        <w:rPr>
+          <w:rFonts w:asciiTheme="majorBidi" w:hAnsiTheme="majorBidi" w:cstheme="majorBidi"/>
+          <w:lang w:val="en" w:eastAsia="en"/>
+        </w:rPr>
+        <w:t xml:space="preserve"> behave like an **expert Content Writer** and an **expert in MS Word formatting**.</w:t>
+      </w:r>
+    </w:p>
+    <w:p>
+      <w:pPr>
+        <w:rPr>
+          <w:rFonts w:asciiTheme="majorBidi" w:hAnsiTheme="majorBidi" w:cstheme="majorBidi"/>
+          <w:lang w:val="en" w:eastAsia="en"/>
+        </w:rPr>
+      </w:pPr>
+      <w:r>
+        <w:rPr>
+          <w:rFonts w:asciiTheme="majorBidi" w:hAnsiTheme="majorBidi" w:cstheme="majorBidi"/>
+          <w:lang w:val="en" w:eastAsia="en"/>
+        </w:rPr>
+        <w:t>Whenever I provide raw data/content in the prompt, you must **automatically format it according to the following rules and instructions**.</w:t>
+      </w:r>
+    </w:p>
+    <w:p>
+      <w:pPr>
+        <w:rPr>
+          <w:rFonts w:asciiTheme="majorBidi" w:hAnsiTheme="majorBidi" w:cstheme="majorBidi"/>
+          <w:lang w:val="en" w:eastAsia="en"/>
+        </w:rPr>
+      </w:pPr>
+      <w:r>
+        <w:rPr>
+          <w:rFonts w:asciiTheme="majorBidi" w:hAnsiTheme="majorBidi" w:cstheme="majorBidi"/>
+          <w:lang w:val="en" w:eastAsia="en"/>
+        </w:rPr>
+        <w:t># Formatting Rules and Instructions</w:t>
+      </w:r>
+    </w:p>
+    <w:p>
+      <w:pPr>
+        <w:rPr>
+          <w:rFonts w:asciiTheme="majorBidi" w:hAnsiTheme="majorBidi" w:cstheme="majorBidi"/>
+          <w:lang w:val="en" w:eastAsia="en"/>
+        </w:rPr>
+      </w:pPr>
+      <w:r>
+        <w:rPr>
+          <w:rFonts w:asciiTheme="majorBidi" w:hAnsiTheme="majorBidi" w:cstheme="majorBidi"/>
+          <w:lang w:val="en" w:eastAsia="en"/>
+        </w:rPr>
+        <w:t>## General Rules</w:t>
+      </w:r>
+    </w:p>
+    <w:p>
+      <w:pPr>
+        <w:rPr>
+          <w:rFonts w:asciiTheme="majorBidi" w:hAnsiTheme="majorBidi" w:cstheme="majorBidi"/>
+          <w:lang w:val="en" w:eastAsia="en"/>
+        </w:rPr>
+      </w:pPr>
+      <w:r>
+        <w:rPr>
+          <w:rFonts w:asciiTheme="majorBidi" w:hAnsiTheme="majorBidi" w:cstheme="majorBidi"/>
+          <w:lang w:val="en" w:eastAsia="en"/>
+        </w:rPr>
+        <w:t>* Rewrite the provided content in a **proper MS Word-ready format**</w:t>
+      </w:r>
+    </w:p>
+    <w:p>
+      <w:pPr>
+        <w:rPr>
+          <w:rFonts w:asciiTheme="majorBidi" w:hAnsiTheme="majorBidi" w:cstheme="majorBidi"/>
+          <w:lang w:val="en" w:eastAsia="en"/>
+        </w:rPr>
+      </w:pPr>
+      <w:r>
+        <w:rPr>
+          <w:rFonts w:asciiTheme="majorBidi" w:hAnsiTheme="majorBidi" w:cstheme="majorBidi"/>
+          <w:lang w:val="en" w:eastAsia="en"/>
+        </w:rPr>
+        <w:t>* Maintain a **clear heading hierarchy**</w:t>
+      </w:r>
+    </w:p>
+    <w:p>
+      <w:pPr>
+        <w:rPr>
+          <w:rFonts w:asciiTheme="majorBidi" w:hAnsiTheme="majorBidi" w:cstheme="majorBidi"/>
+          <w:lang w:val="en" w:eastAsia="en"/>
+        </w:rPr>
+      </w:pPr>
+      <w:r>
+        <w:rPr>
+          <w:rFonts w:asciiTheme="majorBidi" w:hAnsiTheme="majorBidi" w:cstheme="majorBidi"/>
+          <w:lang w:val="en" w:eastAsia="en"/>
+        </w:rPr>
+        <w:t>* Preserve **all important information**</w:t>
+      </w:r>
+    </w:p>
+    <w:p>
+      <w:pPr>
+        <w:rPr>
+          <w:rFonts w:asciiTheme="majorBidi" w:hAnsiTheme="majorBidi" w:cstheme="majorBidi"/>
+          <w:lang w:val="en" w:eastAsia="en"/>
+        </w:rPr>
+      </w:pPr>
+      <w:r>
+        <w:rPr>
+          <w:rFonts w:asciiTheme="majorBidi" w:hAnsiTheme="majorBidi" w:cstheme="majorBidi"/>
+          <w:lang w:val="en" w:eastAsia="en"/>
+        </w:rPr>
+        <w:t>* Do **not skip any information** from the provided data unless I explicitly ask</w:t>
+      </w:r>
+    </w:p>
+    <w:p>
+      <w:pPr>
+        <w:rPr>
+          <w:rFonts w:asciiTheme="majorBidi" w:hAnsiTheme="majorBidi" w:cstheme="majorBidi"/>
+          <w:lang w:val="en" w:eastAsia="en"/>
+        </w:rPr>
+      </w:pPr>
+      <w:r>
+        <w:rPr>
+          <w:rFonts w:asciiTheme="majorBidi" w:hAnsiTheme="majorBidi" w:cstheme="majorBidi"/>
+          <w:lang w:val="en" w:eastAsia="en"/>
+        </w:rPr>
+        <w:t>* Keep the content **clean, professional, and easy to read**</w:t>
+      </w:r>
+    </w:p>
+    <w:p>
+      <w:pPr>
+        <w:rPr>
+          <w:rFonts w:asciiTheme="majorBidi" w:hAnsiTheme="majorBidi" w:cstheme="majorBidi"/>
+          <w:lang w:val="en" w:eastAsia="en"/>
+        </w:rPr>
+      </w:pPr>
+      <w:r>
+        <w:rPr>
+          <w:rFonts w:asciiTheme="majorBidi" w:hAnsiTheme="majorBidi" w:cstheme="majorBidi"/>
+          <w:lang w:val="en" w:eastAsia="en"/>
+        </w:rPr>
+        <w:t>* Return the output in a **single copyable section**</w:t>
+      </w:r>
+      <w:r>
+        <w:rPr>
+          <w:rFonts w:asciiTheme="majorBidi" w:hAnsiTheme="majorBidi" w:cstheme="majorBidi"/>
+          <w:lang w:val="en" w:eastAsia="en"/>
+        </w:rPr>
+        <w:t>, where I can copy or edit the text.</w:t>
+      </w:r>
+    </w:p>
+    <w:p>
+      <w:pPr>
+        <w:rPr>
+          <w:rFonts w:asciiTheme="majorBidi" w:hAnsiTheme="majorBidi" w:cstheme="majorBidi"/>
+          <w:lang w:val="en" w:eastAsia="en"/>
+        </w:rPr>
+      </w:pPr>
+      <w:r>
+        <w:rPr>
+          <w:rFonts w:asciiTheme="majorBidi" w:hAnsiTheme="majorBidi" w:cstheme="majorBidi"/>
+          <w:lang w:val="en" w:eastAsia="en"/>
+        </w:rPr>
+        <w:t>* Do **not add horizontal lines** anywhere in the output</w:t>
+      </w:r>
+    </w:p>
+    <w:p>
+      <w:pPr>
+        <w:rPr>
+          <w:rFonts w:asciiTheme="majorBidi" w:hAnsiTheme="majorBidi" w:cstheme="majorBidi"/>
+          <w:lang w:val="en" w:eastAsia="en"/>
+        </w:rPr>
+      </w:pPr>
+      <w:r>
+        <w:rPr>
+          <w:rFonts w:asciiTheme="majorBidi" w:hAnsiTheme="majorBidi" w:cstheme="majorBidi"/>
+          <w:lang w:val="en" w:eastAsia="en"/>
+        </w:rPr>
+        <w:lastRenderedPageBreak/>
+        <w:t>* Do **not manually number headings**</w:t>
+      </w:r>
+    </w:p>
+    <w:p>
+      <w:pPr>
+        <w:rPr>
+          <w:rFonts w:asciiTheme="majorBidi" w:hAnsiTheme="majorBidi" w:cstheme="majorBidi"/>
+          <w:lang w:val="en" w:eastAsia="en"/>
+        </w:rPr>
+      </w:pPr>
+      <w:r>
+        <w:rPr>
+          <w:rFonts w:asciiTheme="majorBidi" w:hAnsiTheme="majorBidi" w:cstheme="majorBidi"/>
+          <w:lang w:val="en" w:eastAsia="en"/>
+        </w:rPr>
+        <w:t>* Use only headings and subheadings because **MS Word will automatically apply numbering**</w:t>
+      </w:r>
+    </w:p>
+    <w:p>
+      <w:pPr>
+        <w:rPr>
+          <w:rFonts w:asciiTheme="majorBidi" w:hAnsiTheme="majorBidi" w:cstheme="majorBidi"/>
+          <w:lang w:val="en" w:eastAsia="en"/>
+        </w:rPr>
+      </w:pPr>
+      <w:r>
+        <w:rPr>
+          <w:rFonts w:asciiTheme="majorBidi" w:hAnsiTheme="majorBidi" w:cstheme="majorBidi"/>
+          <w:lang w:val="en" w:eastAsia="en"/>
+        </w:rPr>
+        <w:t>* Format all code snippets in **clear code block format**</w:t>
+      </w:r>
+    </w:p>
+    <w:p>
+      <w:pPr>
+        <w:rPr>
+          <w:rFonts w:asciiTheme="majorBidi" w:hAnsiTheme="majorBidi" w:cstheme="majorBidi"/>
+          <w:lang w:val="en" w:eastAsia="en"/>
+        </w:rPr>
+      </w:pPr>
+      <w:r>
+        <w:rPr>
+          <w:rFonts w:asciiTheme="majorBidi" w:hAnsiTheme="majorBidi" w:cstheme="majorBidi"/>
+          <w:lang w:val="en" w:eastAsia="en"/>
+        </w:rPr>
+        <w:t>* Keep the content ready for **direct copy-paste into Word**</w:t>
+      </w:r>
+    </w:p>
+    <w:p>
+      <w:pPr>
+        <w:rPr>
+          <w:rFonts w:asciiTheme="majorBidi" w:hAnsiTheme="majorBidi" w:cstheme="majorBidi"/>
+          <w:lang w:val="en" w:eastAsia="en"/>
+        </w:rPr>
+      </w:pPr>
+      <w:r>
+        <w:rPr>
+          <w:rFonts w:asciiTheme="majorBidi" w:hAnsiTheme="majorBidi" w:cstheme="majorBidi"/>
+          <w:lang w:val="en" w:eastAsia="en"/>
+        </w:rPr>
+        <w:t>## Heading Structure</w:t>
+      </w:r>
+    </w:p>
+    <w:p>
+      <w:pPr>
+        <w:rPr>
+          <w:rFonts w:asciiTheme="majorBidi" w:hAnsiTheme="majorBidi" w:cstheme="majorBidi"/>
+          <w:lang w:val="en" w:eastAsia="en"/>
+        </w:rPr>
+      </w:pPr>
+      <w:r>
+        <w:rPr>
+          <w:rFonts w:asciiTheme="majorBidi" w:hAnsiTheme="majorBidi" w:cstheme="majorBidi"/>
+          <w:lang w:val="en" w:eastAsia="en"/>
+        </w:rPr>
+        <w:t>Use the following heading hierarchy:</w:t>
+      </w:r>
+    </w:p>
+    <w:p>
+      <w:pPr>
+        <w:rPr>
+          <w:rFonts w:asciiTheme="majorBidi" w:hAnsiTheme="majorBidi" w:cstheme="majorBidi"/>
+          <w:lang w:val="en" w:eastAsia="en"/>
+        </w:rPr>
+      </w:pPr>
+      <w:r>
+        <w:rPr>
+          <w:rFonts w:asciiTheme="majorBidi" w:hAnsiTheme="majorBidi" w:cstheme="majorBidi"/>
+          <w:lang w:val="en" w:eastAsia="en"/>
+        </w:rPr>
+        <w:t>* **Heading 1 → 18px**</w:t>
+      </w:r>
+    </w:p>
+    <w:p>
+      <w:pPr>
+        <w:rPr>
+          <w:rFonts w:asciiTheme="majorBidi" w:hAnsiTheme="majorBidi" w:cstheme="majorBidi"/>
+          <w:lang w:val="en" w:eastAsia="en"/>
+        </w:rPr>
+      </w:pPr>
+      <w:r>
+        <w:rPr>
+          <w:rFonts w:asciiTheme="majorBidi" w:hAnsiTheme="majorBidi" w:cstheme="majorBidi"/>
+          <w:lang w:val="en" w:eastAsia="en"/>
+        </w:rPr>
+        <w:t>* **Heading 2 → 1</w:t>
+      </w:r>
+      <w:r>
+        <w:rPr>
+          <w:rFonts w:asciiTheme="majorBidi" w:hAnsiTheme="majorBidi" w:cstheme="majorBidi"/>
+          <w:lang w:val="en" w:eastAsia="en"/>
+        </w:rPr>
+        <w:t>6</w:t>
+      </w:r>
+      <w:r>
+        <w:rPr>
+          <w:rFonts w:asciiTheme="majorBidi" w:hAnsiTheme="majorBidi" w:cstheme="majorBidi"/>
+          <w:lang w:val="en" w:eastAsia="en"/>
+        </w:rPr>
+        <w:t>px**</w:t>
+      </w:r>
+    </w:p>
+    <w:p>
+      <w:pPr>
+        <w:rPr>
+          <w:rFonts w:asciiTheme="majorBidi" w:hAnsiTheme="majorBidi" w:cstheme="majorBidi"/>
+          <w:lang w:val="en" w:eastAsia="en"/>
+        </w:rPr>
+      </w:pPr>
+      <w:r>
+        <w:rPr>
+          <w:rFonts w:asciiTheme="majorBidi" w:hAnsiTheme="majorBidi" w:cstheme="majorBidi"/>
+          <w:lang w:val="en" w:eastAsia="en"/>
+        </w:rPr>
+        <w:t>* **Heading 3 → 1</w:t>
+      </w:r>
+      <w:r>
+        <w:rPr>
+          <w:rFonts w:asciiTheme="majorBidi" w:hAnsiTheme="majorBidi" w:cstheme="majorBidi"/>
+          <w:lang w:val="en" w:eastAsia="en"/>
+        </w:rPr>
+        <w:t>4</w:t>
+      </w:r>
+      <w:r>
+        <w:rPr>
+          <w:rFonts w:asciiTheme="majorBidi" w:hAnsiTheme="majorBidi" w:cstheme="majorBidi"/>
+          <w:lang w:val="en" w:eastAsia="en"/>
+        </w:rPr>
+        <w:t>px**</w:t>
+      </w:r>
+    </w:p>
+    <w:p>
+      <w:pPr>
+        <w:rPr>
+          <w:rFonts w:asciiTheme="majorBidi" w:hAnsiTheme="majorBidi" w:cstheme="majorBidi"/>
+          <w:lang w:val="en" w:eastAsia="en"/>
+        </w:rPr>
+      </w:pPr>
+      <w:r>
+        <w:rPr>
+          <w:rFonts w:asciiTheme="majorBidi" w:hAnsiTheme="majorBidi" w:cstheme="majorBidi"/>
+          <w:lang w:val="en" w:eastAsia="en"/>
+        </w:rPr>
+        <w:t>* **Heading 4 → 12px**</w:t>
+      </w:r>
+    </w:p>
+    <w:p>
+      <w:pPr>
+        <w:rPr>
+          <w:rFonts w:asciiTheme="majorBidi" w:hAnsiTheme="majorBidi" w:cstheme="majorBidi"/>
+          <w:lang w:val="en" w:eastAsia="en"/>
+        </w:rPr>
+      </w:pPr>
+      <w:r>
+        <w:rPr>
+          <w:rFonts w:asciiTheme="majorBidi" w:hAnsiTheme="majorBidi" w:cstheme="majorBidi"/>
+          <w:lang w:val="en" w:eastAsia="en"/>
+        </w:rPr>
+        <w:t>* **Heading 5 → 12px**</w:t>
+      </w:r>
+    </w:p>
+    <w:p>
+      <w:pPr>
+        <w:rPr>
+          <w:rFonts w:asciiTheme="majorBidi" w:hAnsiTheme="majorBidi" w:cstheme="majorBidi"/>
+          <w:lang w:val="en" w:eastAsia="en"/>
+        </w:rPr>
+      </w:pPr>
+      <w:r>
+        <w:rPr>
+          <w:rFonts w:asciiTheme="majorBidi" w:hAnsiTheme="majorBidi" w:cstheme="majorBidi"/>
+          <w:lang w:val="en" w:eastAsia="en"/>
+        </w:rPr>
+        <w:t>### Important Rule</w:t>
+      </w:r>
+    </w:p>
+    <w:p>
+      <w:pPr>
+        <w:rPr>
+          <w:rFonts w:asciiTheme="majorBidi" w:hAnsiTheme="majorBidi" w:cstheme="majorBidi"/>
+          <w:lang w:val="en" w:eastAsia="en"/>
+        </w:rPr>
+      </w:pPr>
+      <w:r>
+        <w:rPr>
+          <w:rFonts w:asciiTheme="majorBidi" w:hAnsiTheme="majorBidi" w:cstheme="majorBidi"/>
+          <w:lang w:val="en" w:eastAsia="en"/>
+        </w:rPr>
+        <w:t>* The **first heading must always be Heading 1**</w:t>
+      </w:r>
+    </w:p>
+    <w:p>
+      <w:pPr>
+        <w:rPr>
+          <w:rFonts w:asciiTheme="majorBidi" w:hAnsiTheme="majorBidi" w:cstheme="majorBidi"/>
+          <w:lang w:val="en" w:eastAsia="en"/>
+        </w:rPr>
+      </w:pPr>
+      <w:r>
+        <w:rPr>
+          <w:rFonts w:asciiTheme="majorBidi" w:hAnsiTheme="majorBidi" w:cstheme="majorBidi"/>
+          <w:lang w:val="en" w:eastAsia="en"/>
+        </w:rPr>
+        <w:t>* All remaining headings should be **Heading 2, 3, 4, or 5, depending on the content structure**</w:t>
+      </w:r>
+    </w:p>
+    <w:p>
+      <w:pPr>
+        <w:rPr>
+          <w:rFonts w:asciiTheme="majorBidi" w:hAnsiTheme="majorBidi" w:cstheme="majorBidi"/>
+          <w:lang w:val="en" w:eastAsia="en"/>
+        </w:rPr>
+      </w:pPr>
+      <w:r>
+        <w:rPr>
+          <w:rFonts w:asciiTheme="majorBidi" w:hAnsiTheme="majorBidi" w:cstheme="majorBidi"/>
+          <w:lang w:val="en" w:eastAsia="en"/>
+        </w:rPr>
+        <w:t>## Content Type Rules</w:t>
+      </w:r>
+    </w:p>
+    <w:p>
+      <w:pPr>
+        <w:rPr>
+          <w:rFonts w:asciiTheme="majorBidi" w:hAnsiTheme="majorBidi" w:cstheme="majorBidi"/>
+          <w:lang w:val="en" w:eastAsia="en"/>
+        </w:rPr>
+      </w:pPr>
+      <w:r>
+        <w:rPr>
+          <w:rFonts w:asciiTheme="majorBidi" w:hAnsiTheme="majorBidi" w:cstheme="majorBidi"/>
+          <w:lang w:val="en" w:eastAsia="en"/>
+        </w:rPr>
+        <w:t>### If the content is a Cheat Sheet</w:t>
+      </w:r>
+    </w:p>
+    <w:p>
+      <w:pPr>
+        <w:rPr>
+          <w:rFonts w:asciiTheme="majorBidi" w:hAnsiTheme="majorBidi" w:cstheme="majorBidi"/>
+          <w:lang w:val="en" w:eastAsia="en"/>
+        </w:rPr>
+      </w:pPr>
+      <w:r>
+        <w:rPr>
+          <w:rFonts w:asciiTheme="majorBidi" w:hAnsiTheme="majorBidi" w:cstheme="majorBidi"/>
+          <w:lang w:val="en" w:eastAsia="en"/>
+        </w:rPr>
+        <w:t>* Return it in a **single copyable section**</w:t>
+      </w:r>
+    </w:p>
+    <w:p>
+      <w:pPr>
+        <w:rPr>
+          <w:rFonts w:asciiTheme="majorBidi" w:hAnsiTheme="majorBidi" w:cstheme="majorBidi"/>
+          <w:lang w:val="en" w:eastAsia="en"/>
+        </w:rPr>
+      </w:pPr>
+      <w:r>
+        <w:rPr>
+          <w:rFonts w:asciiTheme="majorBidi" w:hAnsiTheme="majorBidi" w:cstheme="majorBidi"/>
+          <w:lang w:val="en" w:eastAsia="en"/>
+        </w:rPr>
+        <w:t>* Present it in **rows and columns/table format**</w:t>
+      </w:r>
+    </w:p>
+    <w:p>
+      <w:pPr>
+        <w:rPr>
+          <w:rFonts w:asciiTheme="majorBidi" w:hAnsiTheme="majorBidi" w:cstheme="majorBidi"/>
+          <w:lang w:val="en" w:eastAsia="en"/>
+        </w:rPr>
+      </w:pPr>
+      <w:r>
+        <w:rPr>
+          <w:rFonts w:asciiTheme="majorBidi" w:hAnsiTheme="majorBidi" w:cstheme="majorBidi"/>
+          <w:lang w:val="en" w:eastAsia="en"/>
+        </w:rPr>
+        <w:t>* Properly formatted for MS Word</w:t>
+      </w:r>
+    </w:p>
+    <w:p>
+      <w:pPr>
+        <w:rPr>
+          <w:rFonts w:asciiTheme="majorBidi" w:hAnsiTheme="majorBidi" w:cstheme="majorBidi"/>
+          <w:lang w:val="en" w:eastAsia="en"/>
+        </w:rPr>
+      </w:pPr>
+      <w:r>
+        <w:rPr>
+          <w:rFonts w:asciiTheme="majorBidi" w:hAnsiTheme="majorBidi" w:cstheme="majorBidi"/>
+          <w:lang w:val="en" w:eastAsia="en"/>
+        </w:rPr>
+        <w:t>* Preserve all provided information</w:t>
+      </w:r>
+    </w:p>
+    <w:p>
+      <w:pPr>
+        <w:rPr>
+          <w:rFonts w:asciiTheme="majorBidi" w:hAnsiTheme="majorBidi" w:cstheme="majorBidi"/>
+          <w:lang w:val="en" w:eastAsia="en"/>
+        </w:rPr>
+      </w:pPr>
+      <w:r>
+        <w:rPr>
+          <w:rFonts w:asciiTheme="majorBidi" w:hAnsiTheme="majorBidi" w:cstheme="majorBidi"/>
+          <w:lang w:val="en" w:eastAsia="en"/>
+        </w:rPr>
+        <w:t>* Do not skip any data</w:t>
+      </w:r>
+    </w:p>
+    <w:p>
+      <w:pPr>
+        <w:rPr>
+          <w:rFonts w:asciiTheme="majorBidi" w:hAnsiTheme="majorBidi" w:cstheme="majorBidi"/>
+          <w:lang w:val="en" w:eastAsia="en"/>
+        </w:rPr>
+      </w:pPr>
+      <w:r>
+        <w:rPr>
+          <w:rFonts w:asciiTheme="majorBidi" w:hAnsiTheme="majorBidi" w:cstheme="majorBidi"/>
+          <w:lang w:val="en" w:eastAsia="en"/>
+        </w:rPr>
+        <w:t>### If the content is a Video Transcript / Description / Notes</w:t>
+      </w:r>
+    </w:p>
+    <w:p>
+      <w:pPr>
+        <w:rPr>
+          <w:rFonts w:asciiTheme="majorBidi" w:hAnsiTheme="majorBidi" w:cstheme="majorBidi"/>
+          <w:lang w:val="en" w:eastAsia="en"/>
+        </w:rPr>
+      </w:pPr>
+      <w:r>
+        <w:rPr>
+          <w:rFonts w:asciiTheme="majorBidi" w:hAnsiTheme="majorBidi" w:cstheme="majorBidi"/>
+          <w:lang w:val="en" w:eastAsia="en"/>
+        </w:rPr>
+        <w:t>* Format it using **headings and subheadings**</w:t>
+      </w:r>
+    </w:p>
+    <w:p>
+      <w:pPr>
+        <w:rPr>
+          <w:rFonts w:asciiTheme="majorBidi" w:hAnsiTheme="majorBidi" w:cstheme="majorBidi"/>
+          <w:lang w:val="en" w:eastAsia="en"/>
+        </w:rPr>
+      </w:pPr>
+      <w:r>
+        <w:rPr>
+          <w:rFonts w:asciiTheme="majorBidi" w:hAnsiTheme="majorBidi" w:cstheme="majorBidi"/>
+          <w:lang w:val="en" w:eastAsia="en"/>
+        </w:rPr>
+        <w:t>* Organize content into **logical sections**</w:t>
+      </w:r>
+    </w:p>
+    <w:p>
+      <w:pPr>
+        <w:rPr>
+          <w:rFonts w:asciiTheme="majorBidi" w:hAnsiTheme="majorBidi" w:cstheme="majorBidi"/>
+          <w:lang w:val="en" w:eastAsia="en"/>
+        </w:rPr>
+      </w:pPr>
+      <w:r>
+        <w:rPr>
+          <w:rFonts w:asciiTheme="majorBidi" w:hAnsiTheme="majorBidi" w:cstheme="majorBidi"/>
+          <w:lang w:val="en" w:eastAsia="en"/>
+        </w:rPr>
+        <w:t>* Improve readability</w:t>
+      </w:r>
+    </w:p>
+    <w:p>
+      <w:pPr>
+        <w:rPr>
+          <w:rFonts w:asciiTheme="majorBidi" w:hAnsiTheme="majorBidi" w:cstheme="majorBidi"/>
+          <w:lang w:val="en" w:eastAsia="en"/>
+        </w:rPr>
+      </w:pPr>
+      <w:r>
+        <w:rPr>
+          <w:rFonts w:asciiTheme="majorBidi" w:hAnsiTheme="majorBidi" w:cstheme="majorBidi"/>
+          <w:lang w:val="en" w:eastAsia="en"/>
+        </w:rPr>
+        <w:t>* Keep it suitable for revision and study notes</w:t>
+      </w:r>
+    </w:p>
+    <w:p>
+      <w:pPr>
+        <w:rPr>
+          <w:rFonts w:asciiTheme="majorBidi" w:hAnsiTheme="majorBidi" w:cstheme="majorBidi"/>
+          <w:lang w:val="en" w:eastAsia="en"/>
+        </w:rPr>
+      </w:pPr>
+      <w:r>
+        <w:rPr>
+          <w:rFonts w:asciiTheme="majorBidi" w:hAnsiTheme="majorBidi" w:cstheme="majorBidi"/>
+          <w:lang w:val="en" w:eastAsia="en"/>
+        </w:rPr>
+        <w:t>## Future Use Rule</w:t>
+      </w:r>
+    </w:p>
+    <w:p>
+      <w:pPr>
+        <w:rPr>
+          <w:rFonts w:asciiTheme="majorBidi" w:hAnsiTheme="majorBidi" w:cstheme="majorBidi"/>
+          <w:lang w:val="en" w:eastAsia="en"/>
+        </w:rPr>
+      </w:pPr>
+      <w:r>
+        <w:rPr>
+          <w:rFonts w:asciiTheme="majorBidi" w:hAnsiTheme="majorBidi" w:cstheme="majorBidi"/>
+          <w:lang w:val="en" w:eastAsia="en"/>
+        </w:rPr>
+        <w:lastRenderedPageBreak/>
+        <w:t>From now onward, whenever I paste raw content directly into the prompt, you must automatically detect whether it is:</w:t>
+      </w:r>
+    </w:p>
+    <w:p>
+      <w:pPr>
+        <w:rPr>
+          <w:rFonts w:asciiTheme="majorBidi" w:hAnsiTheme="majorBidi" w:cstheme="majorBidi"/>
+          <w:lang w:val="en" w:eastAsia="en"/>
+        </w:rPr>
+      </w:pPr>
+      <w:r>
+        <w:rPr>
+          <w:rFonts w:asciiTheme="majorBidi" w:hAnsiTheme="majorBidi" w:cstheme="majorBidi"/>
+          <w:lang w:val="en" w:eastAsia="en"/>
+        </w:rPr>
+        <w:t>* a **cheat sheet**</w:t>
+      </w:r>
+    </w:p>
+    <w:p>
+      <w:pPr>
+        <w:rPr>
+          <w:rFonts w:asciiTheme="majorBidi" w:hAnsiTheme="majorBidi" w:cstheme="majorBidi"/>
+          <w:lang w:val="en" w:eastAsia="en"/>
+        </w:rPr>
+      </w:pPr>
+      <w:r>
+        <w:rPr>
+          <w:rFonts w:asciiTheme="majorBidi" w:hAnsiTheme="majorBidi" w:cstheme="majorBidi"/>
+          <w:lang w:val="en" w:eastAsia="en"/>
+        </w:rPr>
+        <w:t>* a **video transcript**</w:t>
+      </w:r>
+    </w:p>
+    <w:p>
+      <w:pPr>
+        <w:rPr>
+          <w:rFonts w:asciiTheme="majorBidi" w:hAnsiTheme="majorBidi" w:cstheme="majorBidi"/>
+          <w:lang w:val="en" w:eastAsia="en"/>
+        </w:rPr>
+      </w:pPr>
+      <w:r>
+        <w:rPr>
+          <w:rFonts w:asciiTheme="majorBidi" w:hAnsiTheme="majorBidi" w:cstheme="majorBidi"/>
+          <w:lang w:val="en" w:eastAsia="en"/>
+        </w:rPr>
+        <w:t>* a **lecture description**</w:t>
+      </w:r>
+    </w:p>
+    <w:p>
+      <w:pPr>
+        <w:rPr>
+          <w:rFonts w:asciiTheme="majorBidi" w:hAnsiTheme="majorBidi" w:cstheme="majorBidi"/>
+          <w:lang w:val="en" w:eastAsia="en"/>
+        </w:rPr>
+      </w:pPr>
+      <w:r>
+        <w:rPr>
+          <w:rFonts w:asciiTheme="majorBidi" w:hAnsiTheme="majorBidi" w:cstheme="majorBidi"/>
+          <w:lang w:val="en" w:eastAsia="en"/>
+        </w:rPr>
+        <w:t>* general **course notes**</w:t>
+      </w:r>
+    </w:p>
+    <w:p>
+      <w:pPr>
+        <w:rPr>
+          <w:rFonts w:asciiTheme="majorBidi" w:hAnsiTheme="majorBidi" w:cstheme="majorBidi"/>
+          <w:lang w:val="en" w:eastAsia="en"/>
+        </w:rPr>
+      </w:pPr>
+      <w:r>
+        <w:rPr>
+          <w:rFonts w:asciiTheme="majorBidi" w:hAnsiTheme="majorBidi" w:cstheme="majorBidi"/>
+          <w:lang w:val="en" w:eastAsia="en"/>
+        </w:rPr>
+        <w:t>and format it according to all the above rules without requiring repeated instructions.</w:t>
+      </w:r>
+    </w:p>
+    <w:p>
+      <w:pPr>
         <w:jc w:val="both"/>
         <w:rPr>
+          <w:rFonts w:asciiTheme="majorBidi" w:hAnsiTheme="majorBidi" w:cstheme="majorBidi"/>
+        </w:rPr>
+      </w:pPr>
+      <w:r>
+        <w:rPr>
+          <w:rFonts w:asciiTheme="majorBidi" w:hAnsiTheme="majorBidi" w:cstheme="majorBidi"/>
+        </w:rPr>
+        <w:t>Note:</w:t>
+      </w:r>
+      <w:r>
+        <w:rPr>
+          <w:rFonts w:asciiTheme="majorBidi" w:hAnsiTheme="majorBidi" w:cstheme="majorBidi"/>
+        </w:rPr>
+        <w:t xml:space="preserve"> </w:t>
+      </w:r>
+    </w:p>
+    <w:p>
+      <w:pPr>
+        <w:pStyle w:val="ListParagraph"/>
+        <w:numPr>
+          <w:ilvl w:val="0"/>
+          <w:numId w:val="19"/>
+        </w:numPr>
+        <w:jc w:val="both"/>
+        <w:rPr>
+          <w:rFonts w:asciiTheme="majorBidi" w:hAnsiTheme="majorBidi" w:cstheme="majorBidi"/>
           <w:b/>
           <w:bCs/>
           <w:lang w:val="en-US"/>
@@ -2296,30 +2296,155 @@
       </w:pPr>
       <w:r>
         <w:rPr>
+          <w:rFonts w:asciiTheme="majorBidi" w:hAnsiTheme="majorBidi" w:cstheme="majorBidi"/>
+        </w:rPr>
+        <w:t>“</w:t>
+      </w:r>
+      <w:r>
+        <w:rPr>
+          <w:rFonts w:asciiTheme="majorBidi" w:hAnsiTheme="majorBidi" w:cstheme="majorBidi"/>
+        </w:rPr>
+        <w:t>And don't make too m</w:t>
+      </w:r>
+      <w:r>
+        <w:rPr>
+          <w:rFonts w:asciiTheme="majorBidi" w:hAnsiTheme="majorBidi" w:cstheme="majorBidi"/>
+        </w:rPr>
+        <w:t>any</w:t>
+      </w:r>
+      <w:r>
+        <w:rPr>
+          <w:rFonts w:asciiTheme="majorBidi" w:hAnsiTheme="majorBidi" w:cstheme="majorBidi"/>
+        </w:rPr>
+        <w:t xml:space="preserve"> headings. I mean to say that if there is a heading that has five bullet points, you don't have to make the headings of those five bullet points subheadings. Keep it simple</w:t>
+      </w:r>
+      <w:r>
+        <w:rPr>
+          <w:rFonts w:asciiTheme="majorBidi" w:hAnsiTheme="majorBidi" w:cstheme="majorBidi"/>
+        </w:rPr>
+        <w:t>,</w:t>
+      </w:r>
+      <w:r>
+        <w:rPr>
+          <w:rFonts w:asciiTheme="majorBidi" w:hAnsiTheme="majorBidi" w:cstheme="majorBidi"/>
+        </w:rPr>
+        <w:t xml:space="preserve"> </w:t>
+      </w:r>
+      <w:r>
+        <w:rPr>
+          <w:rFonts w:asciiTheme="majorBidi" w:hAnsiTheme="majorBidi" w:cstheme="majorBidi"/>
+        </w:rPr>
+        <w:t>with</w:t>
+      </w:r>
+      <w:r>
+        <w:rPr>
+          <w:rFonts w:asciiTheme="majorBidi" w:hAnsiTheme="majorBidi" w:cstheme="majorBidi"/>
+        </w:rPr>
+        <w:t xml:space="preserve"> these five bullet points under a heading. So in this way, the Word file becomes less complicated </w:t>
+      </w:r>
+      <w:r>
+        <w:rPr>
+          <w:rFonts w:asciiTheme="majorBidi" w:hAnsiTheme="majorBidi" w:cstheme="majorBidi"/>
+        </w:rPr>
+        <w:t>with</w:t>
+      </w:r>
+      <w:r>
+        <w:rPr>
+          <w:rFonts w:asciiTheme="majorBidi" w:hAnsiTheme="majorBidi" w:cstheme="majorBidi"/>
+        </w:rPr>
+        <w:t xml:space="preserve"> the headings. Only make the headings that are important or that are 80% important. Don't make the extra headings, bullet point headings, etc.</w:t>
+      </w:r>
+      <w:r>
+        <w:rPr>
+          <w:rFonts w:asciiTheme="majorBidi" w:hAnsiTheme="majorBidi" w:cstheme="majorBidi"/>
+        </w:rPr>
+        <w:t>”</w:t>
+      </w:r>
+    </w:p>
+    <w:p>
+      <w:pPr>
+        <w:pStyle w:val="NormalWeb"/>
+        <w:numPr>
+          <w:ilvl w:val="0"/>
+          <w:numId w:val="19"/>
+        </w:numPr>
+        <w:jc w:val="both"/>
+      </w:pPr>
+      <w:r>
+        <w:t>“Do not alter or modify the original content that I provide, because changing the actual wording may create contradictions with the original video or source material. Preserve the original content as accurately as possible. However, if a sentence, phrase, or technical word is difficult to understand, you may explain it in simpler words without changing the original meaning. In such cases, keep the original text unchanged and add the explanation in brackets immediately after the difficult word, phrase, or sentence. Example:</w:t>
+      </w:r>
+      <w:r>
+        <w:br/>
+        <w:t>“Lead time distribution” (the pattern showing how early or late customers usually make bookings). Your goal is to make the content easier to understand while maintaining the exact meaning and context of the source.”</w:t>
+      </w:r>
+    </w:p>
+    <w:p>
+      <w:pPr>
+        <w:pStyle w:val="NormalWeb"/>
+        <w:numPr>
+          <w:ilvl w:val="0"/>
+          <w:numId w:val="19"/>
+        </w:numPr>
+        <w:jc w:val="both"/>
+      </w:pPr>
+      <w:r>
+        <w:t xml:space="preserve">“After reading this, it should not look like this topic is the formatted version of a video transcript, so avoid the words like ‘In this video or transcript’ and use ‘In this topic’, etc. </w:t>
+      </w:r>
+    </w:p>
+    <w:p>
+      <w:pPr>
+        <w:pStyle w:val="NormalWeb"/>
+        <w:numPr>
+          <w:ilvl w:val="0"/>
+          <w:numId w:val="19"/>
+        </w:numPr>
+        <w:jc w:val="both"/>
+      </w:pPr>
+      <w:r>
+        <w:t>Give me the formatted content in the writing block where I can edit or copy the content via a simple copy button.</w:t>
+      </w:r>
+    </w:p>
+    <w:p>
+      <w:pPr>
+        <w:jc w:val="both"/>
+        <w:rPr>
+          <w:rFonts w:asciiTheme="majorBidi" w:hAnsiTheme="majorBidi" w:cstheme="majorBidi"/>
           <w:b/>
           <w:bCs/>
           <w:lang w:val="en-US"/>
         </w:rPr>
-        <w:tab/>
-      </w:r>
+      </w:pPr>
     </w:p>
     <w:p>
       <w:pPr>
         <w:pStyle w:val="Heading1"/>
-      </w:pPr>
-      <w:r>
+        <w:rPr>
+          <w:rFonts w:asciiTheme="majorBidi" w:hAnsiTheme="majorBidi" w:cstheme="majorBidi"/>
+        </w:rPr>
+      </w:pPr>
+      <w:r>
+        <w:rPr>
+          <w:rFonts w:asciiTheme="majorBidi" w:hAnsiTheme="majorBidi" w:cstheme="majorBidi"/>
+        </w:rPr>
         <w:t xml:space="preserve">LinkedIn </w:t>
       </w:r>
       <w:r>
+        <w:rPr>
+          <w:rFonts w:asciiTheme="majorBidi" w:hAnsiTheme="majorBidi" w:cstheme="majorBidi"/>
+        </w:rPr>
         <w:t xml:space="preserve">Certificate </w:t>
       </w:r>
       <w:r>
+        <w:rPr>
+          <w:rFonts w:asciiTheme="majorBidi" w:hAnsiTheme="majorBidi" w:cstheme="majorBidi"/>
+        </w:rPr>
         <w:t>Post Generation:</w:t>
       </w:r>
     </w:p>
     <w:p>
       <w:pPr>
         <w:rPr>
+          <w:rFonts w:asciiTheme="majorBidi" w:hAnsiTheme="majorBidi" w:cstheme="majorBidi"/>
           <w:b/>
           <w:bCs/>
           <w:lang w:val="en-US"/>
@@ -2327,6 +2452,7 @@
       </w:pPr>
       <w:r>
         <w:rPr>
+          <w:rFonts w:asciiTheme="majorBidi" w:hAnsiTheme="majorBidi" w:cstheme="majorBidi"/>
           <w:b/>
           <w:bCs/>
           <w:lang w:val="en-US"/>
@@ -2337,11 +2463,13 @@
     <w:p>
       <w:pPr>
         <w:rPr>
+          <w:rFonts w:asciiTheme="majorBidi" w:hAnsiTheme="majorBidi" w:cstheme="majorBidi"/>
           <w:lang w:val="en-US"/>
         </w:rPr>
       </w:pPr>
       <w:r>
         <w:rPr>
+          <w:rFonts w:asciiTheme="majorBidi" w:hAnsiTheme="majorBidi" w:cstheme="majorBidi"/>
           <w:lang w:val="en-US"/>
         </w:rPr>
         <w:t>I am an “aspiring “Data Analyst, Data Scientist, and Passionate AI Engineer. I have completed my course from Coursera, named "Tools for Data Science.” I want to share my course certificate on LinkedIn to show my progress in my field of Interest.</w:t>
@@ -2350,6 +2478,7 @@
     <w:p>
       <w:pPr>
         <w:rPr>
+          <w:rFonts w:asciiTheme="majorBidi" w:hAnsiTheme="majorBidi" w:cstheme="majorBidi"/>
           <w:b/>
           <w:bCs/>
           <w:lang w:val="en-US"/>
@@ -2357,6 +2486,7 @@
       </w:pPr>
       <w:r>
         <w:rPr>
+          <w:rFonts w:asciiTheme="majorBidi" w:hAnsiTheme="majorBidi" w:cstheme="majorBidi"/>
           <w:b/>
           <w:bCs/>
           <w:lang w:val="en-US"/>
@@ -2365,76 +2495,150 @@
       </w:r>
     </w:p>
     <w:p>
-      <w:r>
+      <w:pPr>
+        <w:rPr>
+          <w:rFonts w:asciiTheme="majorBidi" w:hAnsiTheme="majorBidi" w:cstheme="majorBidi"/>
+        </w:rPr>
+      </w:pPr>
+      <w:r>
+        <w:rPr>
+          <w:rFonts w:asciiTheme="majorBidi" w:hAnsiTheme="majorBidi" w:cstheme="majorBidi"/>
+        </w:rPr>
         <w:t>I want you to behave like an expert Copywriter specializ</w:t>
       </w:r>
       <w:r>
+        <w:rPr>
+          <w:rFonts w:asciiTheme="majorBidi" w:hAnsiTheme="majorBidi" w:cstheme="majorBidi"/>
+        </w:rPr>
         <w:t>ing</w:t>
       </w:r>
       <w:r>
+        <w:rPr>
+          <w:rFonts w:asciiTheme="majorBidi" w:hAnsiTheme="majorBidi" w:cstheme="majorBidi"/>
+        </w:rPr>
         <w:t xml:space="preserve"> in Post writing, description writing</w:t>
       </w:r>
       <w:r>
+        <w:rPr>
+          <w:rFonts w:asciiTheme="majorBidi" w:hAnsiTheme="majorBidi" w:cstheme="majorBidi"/>
+        </w:rPr>
         <w:t>,</w:t>
       </w:r>
       <w:r>
+        <w:rPr>
+          <w:rFonts w:asciiTheme="majorBidi" w:hAnsiTheme="majorBidi" w:cstheme="majorBidi"/>
+        </w:rPr>
         <w:t xml:space="preserve"> and SEO</w:t>
       </w:r>
       <w:r>
+        <w:rPr>
+          <w:rFonts w:asciiTheme="majorBidi" w:hAnsiTheme="majorBidi" w:cstheme="majorBidi"/>
+        </w:rPr>
         <w:t>-</w:t>
       </w:r>
       <w:r>
-        <w:t xml:space="preserve">based keyword specialist. What you have to do is that I will give you the Data(of my course), and </w:t>
-      </w:r>
-      <w:r>
+        <w:rPr>
+          <w:rFonts w:asciiTheme="majorBidi" w:hAnsiTheme="majorBidi" w:cstheme="majorBidi"/>
+        </w:rPr>
+        <w:t xml:space="preserve">based keyword specialist. What you have to do is that I will give you the </w:t>
+      </w:r>
+      <w:r>
+        <w:rPr>
+          <w:rFonts w:asciiTheme="majorBidi" w:hAnsiTheme="majorBidi" w:cstheme="majorBidi"/>
+        </w:rPr>
+        <w:lastRenderedPageBreak/>
+        <w:t xml:space="preserve">Data(of my course), and </w:t>
+      </w:r>
+      <w:r>
+        <w:rPr>
+          <w:rFonts w:asciiTheme="majorBidi" w:hAnsiTheme="majorBidi" w:cstheme="majorBidi"/>
+        </w:rPr>
         <w:t>y</w:t>
       </w:r>
       <w:r>
+        <w:rPr>
+          <w:rFonts w:asciiTheme="majorBidi" w:hAnsiTheme="majorBidi" w:cstheme="majorBidi"/>
+        </w:rPr>
         <w:t xml:space="preserve">ou have to write </w:t>
       </w:r>
       <w:r>
+        <w:rPr>
+          <w:rFonts w:asciiTheme="majorBidi" w:hAnsiTheme="majorBidi" w:cstheme="majorBidi"/>
+        </w:rPr>
         <w:t xml:space="preserve">a LinkedIn post </w:t>
       </w:r>
       <w:r>
+        <w:rPr>
+          <w:rFonts w:asciiTheme="majorBidi" w:hAnsiTheme="majorBidi" w:cstheme="majorBidi"/>
+        </w:rPr>
         <w:t xml:space="preserve">and a description </w:t>
       </w:r>
       <w:r>
+        <w:rPr>
+          <w:rFonts w:asciiTheme="majorBidi" w:hAnsiTheme="majorBidi" w:cstheme="majorBidi"/>
+        </w:rPr>
         <w:t>for</w:t>
       </w:r>
       <w:r>
+        <w:rPr>
+          <w:rFonts w:asciiTheme="majorBidi" w:hAnsiTheme="majorBidi" w:cstheme="majorBidi"/>
+        </w:rPr>
         <w:t xml:space="preserve"> my course certificate</w:t>
       </w:r>
       <w:r>
+        <w:rPr>
+          <w:rFonts w:asciiTheme="majorBidi" w:hAnsiTheme="majorBidi" w:cstheme="majorBidi"/>
+        </w:rPr>
         <w:t>(</w:t>
       </w:r>
       <w:r>
+        <w:rPr>
+          <w:rFonts w:asciiTheme="majorBidi" w:hAnsiTheme="majorBidi" w:cstheme="majorBidi"/>
+        </w:rPr>
         <w:t>200 Letters</w:t>
       </w:r>
       <w:r>
+        <w:rPr>
+          <w:rFonts w:asciiTheme="majorBidi" w:hAnsiTheme="majorBidi" w:cstheme="majorBidi"/>
+        </w:rPr>
         <w:t>)</w:t>
       </w:r>
       <w:r>
+        <w:rPr>
+          <w:rFonts w:asciiTheme="majorBidi" w:hAnsiTheme="majorBidi" w:cstheme="majorBidi"/>
+        </w:rPr>
         <w:t xml:space="preserve"> </w:t>
       </w:r>
       <w:r>
+        <w:rPr>
+          <w:rFonts w:asciiTheme="majorBidi" w:hAnsiTheme="majorBidi" w:cstheme="majorBidi"/>
+        </w:rPr>
         <w:t>for me</w:t>
       </w:r>
       <w:r>
+        <w:rPr>
+          <w:rFonts w:asciiTheme="majorBidi" w:hAnsiTheme="majorBidi" w:cstheme="majorBidi"/>
+        </w:rPr>
         <w:t>,</w:t>
       </w:r>
       <w:r>
+        <w:rPr>
+          <w:rFonts w:asciiTheme="majorBidi" w:hAnsiTheme="majorBidi" w:cstheme="majorBidi"/>
+        </w:rPr>
         <w:t xml:space="preserve"> according to the instructions given</w:t>
       </w:r>
     </w:p>
     <w:p>
       <w:pPr>
         <w:rPr>
+          <w:rFonts w:asciiTheme="majorBidi" w:hAnsiTheme="majorBidi" w:cstheme="majorBidi"/>
           <w:b/>
           <w:bCs/>
         </w:rPr>
       </w:pPr>
       <w:r>
         <w:rPr>
+          <w:rFonts w:asciiTheme="majorBidi" w:hAnsiTheme="majorBidi" w:cstheme="majorBidi"/>
           <w:b/>
           <w:bCs/>
         </w:rPr>
@@ -2448,29 +2652,56 @@
           <w:ilvl w:val="0"/>
           <w:numId w:val="14"/>
         </w:numPr>
-      </w:pPr>
-      <w:r>
+        <w:rPr>
+          <w:rFonts w:asciiTheme="majorBidi" w:hAnsiTheme="majorBidi" w:cstheme="majorBidi"/>
+        </w:rPr>
+      </w:pPr>
+      <w:r>
+        <w:rPr>
+          <w:rFonts w:asciiTheme="majorBidi" w:hAnsiTheme="majorBidi" w:cstheme="majorBidi"/>
+        </w:rPr>
         <w:t xml:space="preserve">The post should </w:t>
       </w:r>
       <w:r>
+        <w:rPr>
+          <w:rFonts w:asciiTheme="majorBidi" w:hAnsiTheme="majorBidi" w:cstheme="majorBidi"/>
+        </w:rPr>
         <w:t>convey</w:t>
       </w:r>
       <w:r>
+        <w:rPr>
+          <w:rFonts w:asciiTheme="majorBidi" w:hAnsiTheme="majorBidi" w:cstheme="majorBidi"/>
+        </w:rPr>
         <w:t xml:space="preserve"> a sense of joy that I’ve complete</w:t>
       </w:r>
       <w:r>
+        <w:rPr>
+          <w:rFonts w:asciiTheme="majorBidi" w:hAnsiTheme="majorBidi" w:cstheme="majorBidi"/>
+        </w:rPr>
         <w:t>d</w:t>
       </w:r>
       <w:r>
+        <w:rPr>
+          <w:rFonts w:asciiTheme="majorBidi" w:hAnsiTheme="majorBidi" w:cstheme="majorBidi"/>
+        </w:rPr>
         <w:t xml:space="preserve"> my course or achieve</w:t>
       </w:r>
       <w:r>
+        <w:rPr>
+          <w:rFonts w:asciiTheme="majorBidi" w:hAnsiTheme="majorBidi" w:cstheme="majorBidi"/>
+        </w:rPr>
         <w:t>d</w:t>
       </w:r>
       <w:r>
+        <w:rPr>
+          <w:rFonts w:asciiTheme="majorBidi" w:hAnsiTheme="majorBidi" w:cstheme="majorBidi"/>
+        </w:rPr>
         <w:t xml:space="preserve"> another milestone </w:t>
       </w:r>
       <w:r>
+        <w:rPr>
+          <w:rFonts w:asciiTheme="majorBidi" w:hAnsiTheme="majorBidi" w:cstheme="majorBidi"/>
+        </w:rPr>
         <w:t>in my career.</w:t>
       </w:r>
     </w:p>
@@ -2481,8 +2712,14 @@
           <w:ilvl w:val="0"/>
           <w:numId w:val="14"/>
         </w:numPr>
-      </w:pPr>
-      <w:r>
+        <w:rPr>
+          <w:rFonts w:asciiTheme="majorBidi" w:hAnsiTheme="majorBidi" w:cstheme="majorBidi"/>
+        </w:rPr>
+      </w:pPr>
+      <w:r>
+        <w:rPr>
+          <w:rFonts w:asciiTheme="majorBidi" w:hAnsiTheme="majorBidi" w:cstheme="majorBidi"/>
+        </w:rPr>
         <w:t>The post should tell the objectives of the course.</w:t>
       </w:r>
     </w:p>
@@ -2493,8 +2730,14 @@
           <w:ilvl w:val="0"/>
           <w:numId w:val="14"/>
         </w:numPr>
-      </w:pPr>
-      <w:r>
+        <w:rPr>
+          <w:rFonts w:asciiTheme="majorBidi" w:hAnsiTheme="majorBidi" w:cstheme="majorBidi"/>
+        </w:rPr>
+      </w:pPr>
+      <w:r>
+        <w:rPr>
+          <w:rFonts w:asciiTheme="majorBidi" w:hAnsiTheme="majorBidi" w:cstheme="majorBidi"/>
+        </w:rPr>
         <w:t>The Post should tell why the course is important in my field of interest and how it has helped me to improve my skills.</w:t>
       </w:r>
     </w:p>
@@ -2505,20 +2748,38 @@
           <w:ilvl w:val="0"/>
           <w:numId w:val="14"/>
         </w:numPr>
-      </w:pPr>
-      <w:r>
+        <w:rPr>
+          <w:rFonts w:asciiTheme="majorBidi" w:hAnsiTheme="majorBidi" w:cstheme="majorBidi"/>
+        </w:rPr>
+      </w:pPr>
+      <w:r>
+        <w:rPr>
+          <w:rFonts w:asciiTheme="majorBidi" w:hAnsiTheme="majorBidi" w:cstheme="majorBidi"/>
+        </w:rPr>
         <w:t>The post shows relev</w:t>
       </w:r>
       <w:r>
+        <w:rPr>
+          <w:rFonts w:asciiTheme="majorBidi" w:hAnsiTheme="majorBidi" w:cstheme="majorBidi"/>
+        </w:rPr>
         <w:t>a</w:t>
       </w:r>
       <w:r>
+        <w:rPr>
+          <w:rFonts w:asciiTheme="majorBidi" w:hAnsiTheme="majorBidi" w:cstheme="majorBidi"/>
+        </w:rPr>
         <w:t>nc</w:t>
       </w:r>
       <w:r>
+        <w:rPr>
+          <w:rFonts w:asciiTheme="majorBidi" w:hAnsiTheme="majorBidi" w:cstheme="majorBidi"/>
+        </w:rPr>
         <w:t>e</w:t>
       </w:r>
       <w:r>
+        <w:rPr>
+          <w:rFonts w:asciiTheme="majorBidi" w:hAnsiTheme="majorBidi" w:cstheme="majorBidi"/>
+        </w:rPr>
         <w:t xml:space="preserve"> to my field of Interest.</w:t>
       </w:r>
     </w:p>
@@ -2529,44 +2790,86 @@
           <w:ilvl w:val="0"/>
           <w:numId w:val="14"/>
         </w:numPr>
-      </w:pPr>
-      <w:r>
+        <w:rPr>
+          <w:rFonts w:asciiTheme="majorBidi" w:hAnsiTheme="majorBidi" w:cstheme="majorBidi"/>
+        </w:rPr>
+      </w:pPr>
+      <w:r>
+        <w:rPr>
+          <w:rFonts w:asciiTheme="majorBidi" w:hAnsiTheme="majorBidi" w:cstheme="majorBidi"/>
+        </w:rPr>
         <w:t xml:space="preserve">The Post should be designed according to </w:t>
       </w:r>
       <w:r>
+        <w:rPr>
+          <w:rFonts w:asciiTheme="majorBidi" w:hAnsiTheme="majorBidi" w:cstheme="majorBidi"/>
+        </w:rPr>
         <w:t xml:space="preserve">the </w:t>
       </w:r>
       <w:r>
+        <w:rPr>
+          <w:rFonts w:asciiTheme="majorBidi" w:hAnsiTheme="majorBidi" w:cstheme="majorBidi"/>
+        </w:rPr>
         <w:t>algorithm of LinkedIn (e.g.</w:t>
       </w:r>
       <w:r>
+        <w:rPr>
+          <w:rFonts w:asciiTheme="majorBidi" w:hAnsiTheme="majorBidi" w:cstheme="majorBidi"/>
+        </w:rPr>
         <w:t>,</w:t>
       </w:r>
       <w:r>
+        <w:rPr>
+          <w:rFonts w:asciiTheme="majorBidi" w:hAnsiTheme="majorBidi" w:cstheme="majorBidi"/>
+        </w:rPr>
         <w:t xml:space="preserve"> us</w:t>
       </w:r>
       <w:r>
+        <w:rPr>
+          <w:rFonts w:asciiTheme="majorBidi" w:hAnsiTheme="majorBidi" w:cstheme="majorBidi"/>
+        </w:rPr>
         <w:t>ing</w:t>
       </w:r>
       <w:r>
+        <w:rPr>
+          <w:rFonts w:asciiTheme="majorBidi" w:hAnsiTheme="majorBidi" w:cstheme="majorBidi"/>
+        </w:rPr>
         <w:t xml:space="preserve"> SEO</w:t>
       </w:r>
       <w:r>
+        <w:rPr>
+          <w:rFonts w:asciiTheme="majorBidi" w:hAnsiTheme="majorBidi" w:cstheme="majorBidi"/>
+        </w:rPr>
         <w:t>-</w:t>
       </w:r>
       <w:r>
+        <w:rPr>
+          <w:rFonts w:asciiTheme="majorBidi" w:hAnsiTheme="majorBidi" w:cstheme="majorBidi"/>
+        </w:rPr>
         <w:t xml:space="preserve">based keywords) </w:t>
       </w:r>
       <w:r>
+        <w:rPr>
+          <w:rFonts w:asciiTheme="majorBidi" w:hAnsiTheme="majorBidi" w:cstheme="majorBidi"/>
+        </w:rPr>
         <w:t>to</w:t>
       </w:r>
       <w:r>
+        <w:rPr>
+          <w:rFonts w:asciiTheme="majorBidi" w:hAnsiTheme="majorBidi" w:cstheme="majorBidi"/>
+        </w:rPr>
         <w:t xml:space="preserve"> get more impression</w:t>
       </w:r>
       <w:r>
+        <w:rPr>
+          <w:rFonts w:asciiTheme="majorBidi" w:hAnsiTheme="majorBidi" w:cstheme="majorBidi"/>
+        </w:rPr>
         <w:t>s</w:t>
       </w:r>
       <w:r>
+        <w:rPr>
+          <w:rFonts w:asciiTheme="majorBidi" w:hAnsiTheme="majorBidi" w:cstheme="majorBidi"/>
+        </w:rPr>
         <w:t xml:space="preserve"> and views.</w:t>
       </w:r>
     </w:p>
@@ -2577,23 +2880,44 @@
           <w:ilvl w:val="0"/>
           <w:numId w:val="14"/>
         </w:numPr>
-      </w:pPr>
-      <w:r>
+        <w:rPr>
+          <w:rFonts w:asciiTheme="majorBidi" w:hAnsiTheme="majorBidi" w:cstheme="majorBidi"/>
+        </w:rPr>
+      </w:pPr>
+      <w:r>
+        <w:rPr>
+          <w:rFonts w:asciiTheme="majorBidi" w:hAnsiTheme="majorBidi" w:cstheme="majorBidi"/>
+        </w:rPr>
         <w:t xml:space="preserve">The </w:t>
       </w:r>
       <w:r>
+        <w:rPr>
+          <w:rFonts w:asciiTheme="majorBidi" w:hAnsiTheme="majorBidi" w:cstheme="majorBidi"/>
+        </w:rPr>
         <w:t xml:space="preserve">LinkedIn algorithm will suggest my post when someone </w:t>
       </w:r>
       <w:r>
+        <w:rPr>
+          <w:rFonts w:asciiTheme="majorBidi" w:hAnsiTheme="majorBidi" w:cstheme="majorBidi"/>
+        </w:rPr>
         <w:t>searches</w:t>
       </w:r>
       <w:r>
+        <w:rPr>
+          <w:rFonts w:asciiTheme="majorBidi" w:hAnsiTheme="majorBidi" w:cstheme="majorBidi"/>
+        </w:rPr>
         <w:t xml:space="preserve"> </w:t>
       </w:r>
       <w:r>
+        <w:rPr>
+          <w:rFonts w:asciiTheme="majorBidi" w:hAnsiTheme="majorBidi" w:cstheme="majorBidi"/>
+        </w:rPr>
         <w:t xml:space="preserve">for </w:t>
       </w:r>
       <w:r>
+        <w:rPr>
+          <w:rFonts w:asciiTheme="majorBidi" w:hAnsiTheme="majorBidi" w:cstheme="majorBidi"/>
+        </w:rPr>
         <w:t>anything related to my field of interest.</w:t>
       </w:r>
     </w:p>
@@ -2604,23 +2928,44 @@
           <w:ilvl w:val="0"/>
           <w:numId w:val="14"/>
         </w:numPr>
-      </w:pPr>
-      <w:r>
+        <w:rPr>
+          <w:rFonts w:asciiTheme="majorBidi" w:hAnsiTheme="majorBidi" w:cstheme="majorBidi"/>
+        </w:rPr>
+      </w:pPr>
+      <w:r>
+        <w:rPr>
+          <w:rFonts w:asciiTheme="majorBidi" w:hAnsiTheme="majorBidi" w:cstheme="majorBidi"/>
+        </w:rPr>
         <w:t>The p</w:t>
       </w:r>
       <w:r>
+        <w:rPr>
+          <w:rFonts w:asciiTheme="majorBidi" w:hAnsiTheme="majorBidi" w:cstheme="majorBidi"/>
+        </w:rPr>
         <w:t>ost should be well</w:t>
       </w:r>
       <w:r>
+        <w:rPr>
+          <w:rFonts w:asciiTheme="majorBidi" w:hAnsiTheme="majorBidi" w:cstheme="majorBidi"/>
+        </w:rPr>
         <w:t>-</w:t>
       </w:r>
       <w:r>
+        <w:rPr>
+          <w:rFonts w:asciiTheme="majorBidi" w:hAnsiTheme="majorBidi" w:cstheme="majorBidi"/>
+        </w:rPr>
         <w:t>defined and well</w:t>
       </w:r>
       <w:r>
+        <w:rPr>
+          <w:rFonts w:asciiTheme="majorBidi" w:hAnsiTheme="majorBidi" w:cstheme="majorBidi"/>
+        </w:rPr>
         <w:t>-</w:t>
       </w:r>
       <w:r>
+        <w:rPr>
+          <w:rFonts w:asciiTheme="majorBidi" w:hAnsiTheme="majorBidi" w:cstheme="majorBidi"/>
+        </w:rPr>
         <w:t>written.</w:t>
       </w:r>
     </w:p>
@@ -2631,29 +2976,51 @@
           <w:ilvl w:val="0"/>
           <w:numId w:val="14"/>
         </w:numPr>
-      </w:pPr>
-      <w:r>
+        <w:rPr>
+          <w:rFonts w:asciiTheme="majorBidi" w:hAnsiTheme="majorBidi" w:cstheme="majorBidi"/>
+        </w:rPr>
+      </w:pPr>
+      <w:r>
+        <w:rPr>
+          <w:rFonts w:asciiTheme="majorBidi" w:hAnsiTheme="majorBidi" w:cstheme="majorBidi"/>
+        </w:rPr>
         <w:t>The p</w:t>
       </w:r>
       <w:r>
+        <w:rPr>
+          <w:rFonts w:asciiTheme="majorBidi" w:hAnsiTheme="majorBidi" w:cstheme="majorBidi"/>
+        </w:rPr>
         <w:t xml:space="preserve">ost should have links for the </w:t>
       </w:r>
       <w:r>
+        <w:rPr>
+          <w:rFonts w:asciiTheme="majorBidi" w:hAnsiTheme="majorBidi" w:cstheme="majorBidi"/>
+        </w:rPr>
         <w:t>GitH</w:t>
       </w:r>
       <w:r>
+        <w:rPr>
+          <w:rFonts w:asciiTheme="majorBidi" w:hAnsiTheme="majorBidi" w:cstheme="majorBidi"/>
+        </w:rPr>
         <w:t>ub repo, drive links for documents</w:t>
       </w:r>
       <w:r>
+        <w:rPr>
+          <w:rFonts w:asciiTheme="majorBidi" w:hAnsiTheme="majorBidi" w:cstheme="majorBidi"/>
+        </w:rPr>
         <w:t>,</w:t>
       </w:r>
       <w:r>
+        <w:rPr>
+          <w:rFonts w:asciiTheme="majorBidi" w:hAnsiTheme="majorBidi" w:cstheme="majorBidi"/>
+        </w:rPr>
         <w:t xml:space="preserve"> etc.</w:t>
       </w:r>
     </w:p>
     <w:p>
       <w:pPr>
         <w:rPr>
+          <w:rFonts w:asciiTheme="majorBidi" w:hAnsiTheme="majorBidi" w:cstheme="majorBidi"/>
           <w:b/>
           <w:bCs/>
           <w:lang w:val="en-US"/>
@@ -2661,22 +3028,24 @@
       </w:pPr>
       <w:r>
         <w:rPr>
+          <w:rFonts w:asciiTheme="majorBidi" w:hAnsiTheme="majorBidi" w:cstheme="majorBidi"/>
           <w:b/>
           <w:bCs/>
           <w:lang w:val="en-US"/>
         </w:rPr>
-        <w:lastRenderedPageBreak/>
         <w:t>Data:</w:t>
       </w:r>
     </w:p>
     <w:p>
       <w:pPr>
         <w:rPr>
+          <w:rFonts w:asciiTheme="majorBidi" w:hAnsiTheme="majorBidi" w:cstheme="majorBidi"/>
           <w:lang w:val="en-US"/>
         </w:rPr>
       </w:pPr>
       <w:r>
         <w:rPr>
+          <w:rFonts w:asciiTheme="majorBidi" w:hAnsiTheme="majorBidi" w:cstheme="majorBidi"/>
           <w:lang w:val="en-US"/>
         </w:rPr>
         <w:t>The Data of the course is “     ”</w:t>
@@ -2685,32 +3054,52 @@
     <w:p>
       <w:pPr>
         <w:pStyle w:val="Heading1"/>
-      </w:pPr>
-      <w:r>
+        <w:rPr>
+          <w:rFonts w:asciiTheme="majorBidi" w:hAnsiTheme="majorBidi" w:cstheme="majorBidi"/>
+        </w:rPr>
+      </w:pPr>
+      <w:r>
+        <w:rPr>
+          <w:rFonts w:asciiTheme="majorBidi" w:hAnsiTheme="majorBidi" w:cstheme="majorBidi"/>
+        </w:rPr>
         <w:t xml:space="preserve">Prompt to generate </w:t>
       </w:r>
       <w:r>
+        <w:rPr>
+          <w:rFonts w:asciiTheme="majorBidi" w:hAnsiTheme="majorBidi" w:cstheme="majorBidi"/>
+        </w:rPr>
         <w:t>PDF</w:t>
       </w:r>
       <w:r>
+        <w:rPr>
+          <w:rFonts w:asciiTheme="majorBidi" w:hAnsiTheme="majorBidi" w:cstheme="majorBidi"/>
+        </w:rPr>
         <w:t>/</w:t>
       </w:r>
       <w:r>
+        <w:rPr>
+          <w:rFonts w:asciiTheme="majorBidi" w:hAnsiTheme="majorBidi" w:cstheme="majorBidi"/>
+        </w:rPr>
         <w:t>PPT</w:t>
       </w:r>
       <w:r>
+        <w:rPr>
+          <w:rFonts w:asciiTheme="majorBidi" w:hAnsiTheme="majorBidi" w:cstheme="majorBidi"/>
+        </w:rPr>
         <w:t xml:space="preserve"> and LinkedIn post for your learning in any course/field/topic</w:t>
       </w:r>
     </w:p>
     <w:p>
       <w:pPr>
         <w:rPr>
+          <w:rFonts w:asciiTheme="majorBidi" w:hAnsiTheme="majorBidi" w:cstheme="majorBidi"/>
           <w:b/>
           <w:bCs/>
         </w:rPr>
       </w:pPr>
       <w:r>
         <w:rPr>
+          <w:rFonts w:asciiTheme="majorBidi" w:hAnsiTheme="majorBidi" w:cstheme="majorBidi"/>
           <w:b/>
           <w:bCs/>
         </w:rPr>
@@ -2718,6 +3107,7 @@
       </w:r>
       <w:r>
         <w:rPr>
+          <w:rFonts w:asciiTheme="majorBidi" w:hAnsiTheme="majorBidi" w:cstheme="majorBidi"/>
           <w:b/>
           <w:bCs/>
         </w:rPr>
@@ -2725,6 +3115,7 @@
       </w:r>
       <w:r>
         <w:rPr>
+          <w:rFonts w:asciiTheme="majorBidi" w:hAnsiTheme="majorBidi" w:cstheme="majorBidi"/>
           <w:b/>
           <w:bCs/>
         </w:rPr>
@@ -2734,6 +3125,7 @@
     <w:p>
       <w:pPr>
         <w:rPr>
+          <w:rFonts w:asciiTheme="majorBidi" w:hAnsiTheme="majorBidi" w:cstheme="majorBidi"/>
           <w:b/>
           <w:bCs/>
           <w:lang w:val="en-US"/>
@@ -2741,6 +3133,7 @@
       </w:pPr>
       <w:r>
         <w:rPr>
+          <w:rFonts w:asciiTheme="majorBidi" w:hAnsiTheme="majorBidi" w:cstheme="majorBidi"/>
           <w:b/>
           <w:bCs/>
           <w:lang w:val="en-US"/>
@@ -2751,35 +3144,41 @@
     <w:p>
       <w:pPr>
         <w:rPr>
+          <w:rFonts w:asciiTheme="majorBidi" w:hAnsiTheme="majorBidi" w:cstheme="majorBidi"/>
           <w:lang w:val="en-US"/>
         </w:rPr>
       </w:pPr>
       <w:r>
         <w:rPr>
+          <w:rFonts w:asciiTheme="majorBidi" w:hAnsiTheme="majorBidi" w:cstheme="majorBidi"/>
           <w:lang w:val="en-US"/>
         </w:rPr>
         <w:t>I am an “aspiring “Data Analyst, Data Scientist, and Passionate AI Engineer”. I have completed my course/research/learning</w:t>
       </w:r>
       <w:r>
         <w:rPr>
+          <w:rFonts w:asciiTheme="majorBidi" w:hAnsiTheme="majorBidi" w:cstheme="majorBidi"/>
           <w:lang w:val="en-US"/>
         </w:rPr>
         <w:t xml:space="preserve"> in this “field”. </w:t>
       </w:r>
       <w:r>
         <w:rPr>
+          <w:rFonts w:asciiTheme="majorBidi" w:hAnsiTheme="majorBidi" w:cstheme="majorBidi"/>
           <w:lang w:val="en-US"/>
         </w:rPr>
         <w:t xml:space="preserve">I want to share my </w:t>
       </w:r>
       <w:r>
         <w:rPr>
+          <w:rFonts w:asciiTheme="majorBidi" w:hAnsiTheme="majorBidi" w:cstheme="majorBidi"/>
           <w:lang w:val="en-US"/>
         </w:rPr>
         <w:t xml:space="preserve">course/research/learning </w:t>
       </w:r>
       <w:r>
         <w:rPr>
+          <w:rFonts w:asciiTheme="majorBidi" w:hAnsiTheme="majorBidi" w:cstheme="majorBidi"/>
           <w:lang w:val="en-US"/>
         </w:rPr>
         <w:t>on LinkedIn to show my progress in my field of Interest.</w:t>
@@ -2788,6 +3187,7 @@
     <w:p>
       <w:pPr>
         <w:rPr>
+          <w:rFonts w:asciiTheme="majorBidi" w:hAnsiTheme="majorBidi" w:cstheme="majorBidi"/>
           <w:b/>
           <w:bCs/>
           <w:lang w:val="en-US"/>
@@ -2795,6 +3195,7 @@
       </w:pPr>
       <w:r>
         <w:rPr>
+          <w:rFonts w:asciiTheme="majorBidi" w:hAnsiTheme="majorBidi" w:cstheme="majorBidi"/>
           <w:b/>
           <w:bCs/>
           <w:lang w:val="en-US"/>
@@ -2803,76 +3204,138 @@
       </w:r>
     </w:p>
     <w:p>
-      <w:r>
+      <w:pPr>
+        <w:rPr>
+          <w:rFonts w:asciiTheme="majorBidi" w:hAnsiTheme="majorBidi" w:cstheme="majorBidi"/>
+        </w:rPr>
+      </w:pPr>
+      <w:r>
+        <w:rPr>
+          <w:rFonts w:asciiTheme="majorBidi" w:hAnsiTheme="majorBidi" w:cstheme="majorBidi"/>
+        </w:rPr>
         <w:t xml:space="preserve">I want you to behave like an expert </w:t>
       </w:r>
       <w:r>
+        <w:rPr>
+          <w:rFonts w:asciiTheme="majorBidi" w:hAnsiTheme="majorBidi" w:cstheme="majorBidi"/>
+        </w:rPr>
         <w:t xml:space="preserve">Content Writer, an expert </w:t>
       </w:r>
       <w:r>
+        <w:rPr>
+          <w:rFonts w:asciiTheme="majorBidi" w:hAnsiTheme="majorBidi" w:cstheme="majorBidi"/>
+        </w:rPr>
         <w:t>Copywriter specializing in Post writing</w:t>
       </w:r>
       <w:r>
+        <w:rPr>
+          <w:rFonts w:asciiTheme="majorBidi" w:hAnsiTheme="majorBidi" w:cstheme="majorBidi"/>
+        </w:rPr>
         <w:t xml:space="preserve">, an </w:t>
       </w:r>
       <w:r>
+        <w:rPr>
+          <w:rFonts w:asciiTheme="majorBidi" w:hAnsiTheme="majorBidi" w:cstheme="majorBidi"/>
+        </w:rPr>
         <w:t>SEO-based keyword specialist</w:t>
       </w:r>
       <w:r>
+        <w:rPr>
+          <w:rFonts w:asciiTheme="majorBidi" w:hAnsiTheme="majorBidi" w:cstheme="majorBidi"/>
+        </w:rPr>
         <w:t>, and an MS Word and PowerPoint expert</w:t>
       </w:r>
       <w:r>
+        <w:rPr>
+          <w:rFonts w:asciiTheme="majorBidi" w:hAnsiTheme="majorBidi" w:cstheme="majorBidi"/>
+        </w:rPr>
         <w:t>. What you have to do is that I will give you the Data(</w:t>
       </w:r>
       <w:r>
+        <w:rPr>
+          <w:rFonts w:asciiTheme="majorBidi" w:hAnsiTheme="majorBidi" w:cstheme="majorBidi"/>
+        </w:rPr>
         <w:t>PDF or document</w:t>
       </w:r>
       <w:r>
+        <w:rPr>
+          <w:rFonts w:asciiTheme="majorBidi" w:hAnsiTheme="majorBidi" w:cstheme="majorBidi"/>
+        </w:rPr>
         <w:t xml:space="preserve">), and </w:t>
       </w:r>
       <w:r>
+        <w:rPr>
+          <w:rFonts w:asciiTheme="majorBidi" w:hAnsiTheme="majorBidi" w:cstheme="majorBidi"/>
+        </w:rPr>
         <w:t>utilizing this data of my provided pdf/document, firstly, y</w:t>
       </w:r>
       <w:r>
+        <w:rPr>
+          <w:rFonts w:asciiTheme="majorBidi" w:hAnsiTheme="majorBidi" w:cstheme="majorBidi"/>
+        </w:rPr>
         <w:t xml:space="preserve">ou have to </w:t>
       </w:r>
       <w:r>
+        <w:rPr>
+          <w:rFonts w:asciiTheme="majorBidi" w:hAnsiTheme="majorBidi" w:cstheme="majorBidi"/>
+        </w:rPr>
         <w:t xml:space="preserve">design content </w:t>
       </w:r>
       <w:r>
+        <w:rPr>
+          <w:rFonts w:asciiTheme="majorBidi" w:hAnsiTheme="majorBidi" w:cstheme="majorBidi"/>
+        </w:rPr>
         <w:t xml:space="preserve">for </w:t>
       </w:r>
       <w:r>
+        <w:rPr>
+          <w:rFonts w:asciiTheme="majorBidi" w:hAnsiTheme="majorBidi" w:cstheme="majorBidi"/>
+        </w:rPr>
         <w:t xml:space="preserve">my </w:t>
       </w:r>
       <w:r>
         <w:rPr>
+          <w:rFonts w:asciiTheme="majorBidi" w:hAnsiTheme="majorBidi" w:cstheme="majorBidi"/>
           <w:color w:val="FF0000"/>
         </w:rPr>
         <w:t>pdf/presentation</w:t>
       </w:r>
       <w:r>
+        <w:rPr>
+          <w:rFonts w:asciiTheme="majorBidi" w:hAnsiTheme="majorBidi" w:cstheme="majorBidi"/>
+        </w:rPr>
         <w:t xml:space="preserve"> file to post on LinkedIn, and secondly, you have to design a LinkedIn post to share my learnings of the topic </w:t>
       </w:r>
       <w:r>
+        <w:rPr>
+          <w:rFonts w:asciiTheme="majorBidi" w:hAnsiTheme="majorBidi" w:cstheme="majorBidi"/>
+        </w:rPr>
         <w:t xml:space="preserve">on LinkedIn </w:t>
       </w:r>
       <w:r>
+        <w:rPr>
+          <w:rFonts w:asciiTheme="majorBidi" w:hAnsiTheme="majorBidi" w:cstheme="majorBidi"/>
+        </w:rPr>
         <w:t>according to the instructions given</w:t>
       </w:r>
       <w:r>
+        <w:rPr>
+          <w:rFonts w:asciiTheme="majorBidi" w:hAnsiTheme="majorBidi" w:cstheme="majorBidi"/>
+        </w:rPr>
         <w:t>.</w:t>
       </w:r>
     </w:p>
     <w:p>
       <w:pPr>
         <w:rPr>
+          <w:rFonts w:asciiTheme="majorBidi" w:hAnsiTheme="majorBidi" w:cstheme="majorBidi"/>
           <w:b/>
           <w:bCs/>
         </w:rPr>
       </w:pPr>
       <w:r>
         <w:rPr>
+          <w:rFonts w:asciiTheme="majorBidi" w:hAnsiTheme="majorBidi" w:cstheme="majorBidi"/>
           <w:b/>
           <w:bCs/>
         </w:rPr>
@@ -2882,12 +3345,14 @@
     <w:p>
       <w:pPr>
         <w:rPr>
+          <w:rFonts w:asciiTheme="majorBidi" w:hAnsiTheme="majorBidi" w:cstheme="majorBidi"/>
           <w:b/>
           <w:bCs/>
         </w:rPr>
       </w:pPr>
       <w:r>
         <w:rPr>
+          <w:rFonts w:asciiTheme="majorBidi" w:hAnsiTheme="majorBidi" w:cstheme="majorBidi"/>
           <w:b/>
           <w:bCs/>
         </w:rPr>
@@ -2895,6 +3360,7 @@
       </w:r>
       <w:r>
         <w:rPr>
+          <w:rFonts w:asciiTheme="majorBidi" w:hAnsiTheme="majorBidi" w:cstheme="majorBidi"/>
           <w:b/>
           <w:bCs/>
         </w:rPr>
@@ -2902,6 +3368,7 @@
       </w:r>
       <w:r>
         <w:rPr>
+          <w:rFonts w:asciiTheme="majorBidi" w:hAnsiTheme="majorBidi" w:cstheme="majorBidi"/>
           <w:b/>
           <w:bCs/>
         </w:rPr>
@@ -2915,65 +3382,98 @@
           <w:ilvl w:val="0"/>
           <w:numId w:val="16"/>
         </w:numPr>
-      </w:pPr>
-      <w:r>
+        <w:rPr>
+          <w:rFonts w:asciiTheme="majorBidi" w:hAnsiTheme="majorBidi" w:cstheme="majorBidi"/>
+        </w:rPr>
+      </w:pPr>
+      <w:r>
+        <w:rPr>
+          <w:rFonts w:asciiTheme="majorBidi" w:hAnsiTheme="majorBidi" w:cstheme="majorBidi"/>
+        </w:rPr>
         <w:t xml:space="preserve">The </w:t>
       </w:r>
       <w:r>
+        <w:rPr>
+          <w:rFonts w:asciiTheme="majorBidi" w:hAnsiTheme="majorBidi" w:cstheme="majorBidi"/>
+        </w:rPr>
         <w:t xml:space="preserve">content that you will generate for my </w:t>
       </w:r>
       <w:r>
         <w:rPr>
+          <w:rFonts w:asciiTheme="majorBidi" w:hAnsiTheme="majorBidi" w:cstheme="majorBidi"/>
           <w:color w:val="FF0000"/>
         </w:rPr>
         <w:t>presentation/</w:t>
       </w:r>
       <w:r>
         <w:rPr>
+          <w:rFonts w:asciiTheme="majorBidi" w:hAnsiTheme="majorBidi" w:cstheme="majorBidi"/>
           <w:color w:val="FF0000"/>
         </w:rPr>
         <w:t>PDF</w:t>
       </w:r>
       <w:r>
         <w:rPr>
+          <w:rFonts w:asciiTheme="majorBidi" w:hAnsiTheme="majorBidi" w:cstheme="majorBidi"/>
           <w:color w:val="FF0000"/>
         </w:rPr>
         <w:t xml:space="preserve"> </w:t>
       </w:r>
       <w:r>
+        <w:rPr>
+          <w:rFonts w:asciiTheme="majorBidi" w:hAnsiTheme="majorBidi" w:cstheme="majorBidi"/>
+        </w:rPr>
         <w:t xml:space="preserve">file </w:t>
       </w:r>
       <w:r>
+        <w:rPr>
+          <w:rFonts w:asciiTheme="majorBidi" w:hAnsiTheme="majorBidi" w:cstheme="majorBidi"/>
+        </w:rPr>
         <w:t xml:space="preserve">by utilizing the data that I have provided you in the form of a </w:t>
       </w:r>
       <w:r>
         <w:rPr>
+          <w:rFonts w:asciiTheme="majorBidi" w:hAnsiTheme="majorBidi" w:cstheme="majorBidi"/>
           <w:color w:val="FF0000"/>
         </w:rPr>
         <w:t>document/</w:t>
       </w:r>
       <w:r>
         <w:rPr>
+          <w:rFonts w:asciiTheme="majorBidi" w:hAnsiTheme="majorBidi" w:cstheme="majorBidi"/>
           <w:color w:val="FF0000"/>
         </w:rPr>
         <w:t>PDF</w:t>
       </w:r>
       <w:r>
         <w:rPr>
+          <w:rFonts w:asciiTheme="majorBidi" w:hAnsiTheme="majorBidi" w:cstheme="majorBidi"/>
           <w:color w:val="FF0000"/>
         </w:rPr>
         <w:t xml:space="preserve"> </w:t>
       </w:r>
       <w:r>
+        <w:rPr>
+          <w:rFonts w:asciiTheme="majorBidi" w:hAnsiTheme="majorBidi" w:cstheme="majorBidi"/>
+        </w:rPr>
         <w:t>should include all th</w:t>
       </w:r>
       <w:r>
+        <w:rPr>
+          <w:rFonts w:asciiTheme="majorBidi" w:hAnsiTheme="majorBidi" w:cstheme="majorBidi"/>
+        </w:rPr>
         <w:t>e</w:t>
       </w:r>
       <w:r>
+        <w:rPr>
+          <w:rFonts w:asciiTheme="majorBidi" w:hAnsiTheme="majorBidi" w:cstheme="majorBidi"/>
+        </w:rPr>
         <w:t xml:space="preserve"> </w:t>
       </w:r>
       <w:r>
+        <w:rPr>
+          <w:rFonts w:asciiTheme="majorBidi" w:hAnsiTheme="majorBidi" w:cstheme="majorBidi"/>
+        </w:rPr>
         <w:t>topics given in my provided document.</w:t>
       </w:r>
     </w:p>
@@ -2984,14 +3484,27 @@
           <w:ilvl w:val="0"/>
           <w:numId w:val="16"/>
         </w:numPr>
-      </w:pPr>
-      <w:r>
+        <w:rPr>
+          <w:rFonts w:asciiTheme="majorBidi" w:hAnsiTheme="majorBidi" w:cstheme="majorBidi"/>
+        </w:rPr>
+      </w:pPr>
+      <w:r>
+        <w:rPr>
+          <w:rFonts w:asciiTheme="majorBidi" w:hAnsiTheme="majorBidi" w:cstheme="majorBidi"/>
+        </w:rPr>
+        <w:lastRenderedPageBreak/>
         <w:t xml:space="preserve">I should </w:t>
       </w:r>
       <w:r>
+        <w:rPr>
+          <w:rFonts w:asciiTheme="majorBidi" w:hAnsiTheme="majorBidi" w:cstheme="majorBidi"/>
+        </w:rPr>
         <w:t>i</w:t>
       </w:r>
       <w:r>
+        <w:rPr>
+          <w:rFonts w:asciiTheme="majorBidi" w:hAnsiTheme="majorBidi" w:cstheme="majorBidi"/>
+        </w:rPr>
         <w:t>nclude all important headings, examples, types, and bullet points in each topic.</w:t>
       </w:r>
     </w:p>
@@ -3002,8 +3515,14 @@
           <w:ilvl w:val="0"/>
           <w:numId w:val="16"/>
         </w:numPr>
-      </w:pPr>
-      <w:r>
+        <w:rPr>
+          <w:rFonts w:asciiTheme="majorBidi" w:hAnsiTheme="majorBidi" w:cstheme="majorBidi"/>
+        </w:rPr>
+      </w:pPr>
+      <w:r>
+        <w:rPr>
+          <w:rFonts w:asciiTheme="majorBidi" w:hAnsiTheme="majorBidi" w:cstheme="majorBidi"/>
+        </w:rPr>
         <w:t>Try to use the same words as are in my provided document.</w:t>
       </w:r>
     </w:p>
@@ -3014,8 +3533,14 @@
           <w:ilvl w:val="0"/>
           <w:numId w:val="16"/>
         </w:numPr>
-      </w:pPr>
-      <w:r>
+        <w:rPr>
+          <w:rFonts w:asciiTheme="majorBidi" w:hAnsiTheme="majorBidi" w:cstheme="majorBidi"/>
+        </w:rPr>
+      </w:pPr>
+      <w:r>
+        <w:rPr>
+          <w:rFonts w:asciiTheme="majorBidi" w:hAnsiTheme="majorBidi" w:cstheme="majorBidi"/>
+        </w:rPr>
         <w:t>Be careful that the meaning of the content should not be changed.</w:t>
       </w:r>
     </w:p>
@@ -3026,17 +3551,27 @@
           <w:ilvl w:val="0"/>
           <w:numId w:val="16"/>
         </w:numPr>
-      </w:pPr>
-      <w:r>
+        <w:rPr>
+          <w:rFonts w:asciiTheme="majorBidi" w:hAnsiTheme="majorBidi" w:cstheme="majorBidi"/>
+        </w:rPr>
+      </w:pPr>
+      <w:r>
+        <w:rPr>
+          <w:rFonts w:asciiTheme="majorBidi" w:hAnsiTheme="majorBidi" w:cstheme="majorBidi"/>
+        </w:rPr>
         <w:t xml:space="preserve">There is no issue with the length of the presentation </w:t>
       </w:r>
       <w:r>
         <w:rPr>
+          <w:rFonts w:asciiTheme="majorBidi" w:hAnsiTheme="majorBidi" w:cstheme="majorBidi"/>
           <w:color w:val="FF0000"/>
         </w:rPr>
         <w:t>slides/pages of the document</w:t>
       </w:r>
       <w:r>
+        <w:rPr>
+          <w:rFonts w:asciiTheme="majorBidi" w:hAnsiTheme="majorBidi" w:cstheme="majorBidi"/>
+        </w:rPr>
         <w:t>, but this content should be designed without skipping any important topic.</w:t>
       </w:r>
     </w:p>
@@ -3047,8 +3582,14 @@
           <w:ilvl w:val="0"/>
           <w:numId w:val="16"/>
         </w:numPr>
-      </w:pPr>
-      <w:r>
+        <w:rPr>
+          <w:rFonts w:asciiTheme="majorBidi" w:hAnsiTheme="majorBidi" w:cstheme="majorBidi"/>
+        </w:rPr>
+      </w:pPr>
+      <w:r>
+        <w:rPr>
+          <w:rFonts w:asciiTheme="majorBidi" w:hAnsiTheme="majorBidi" w:cstheme="majorBidi"/>
+        </w:rPr>
         <w:t>You can skip the less important information.</w:t>
       </w:r>
     </w:p>
@@ -3059,21 +3600,27 @@
           <w:ilvl w:val="0"/>
           <w:numId w:val="16"/>
         </w:numPr>
-      </w:pPr>
-      <w:r>
+        <w:rPr>
+          <w:rFonts w:asciiTheme="majorBidi" w:hAnsiTheme="majorBidi" w:cstheme="majorBidi"/>
+        </w:rPr>
+      </w:pPr>
+      <w:r>
+        <w:rPr>
+          <w:rFonts w:asciiTheme="majorBidi" w:hAnsiTheme="majorBidi" w:cstheme="majorBidi"/>
+        </w:rPr>
         <w:t xml:space="preserve">You just have to give me the content of the slides, </w:t>
       </w:r>
       <w:r>
+        <w:rPr>
+          <w:rFonts w:asciiTheme="majorBidi" w:hAnsiTheme="majorBidi" w:cstheme="majorBidi"/>
+        </w:rPr>
         <w:t xml:space="preserve">and </w:t>
       </w:r>
       <w:r>
-        <w:t xml:space="preserve">I will put this content on </w:t>
-      </w:r>
-      <w:r>
-        <w:t>PowerP</w:t>
-      </w:r>
-      <w:r>
-        <w:t>oint slides and make a presentation.</w:t>
+        <w:rPr>
+          <w:rFonts w:asciiTheme="majorBidi" w:hAnsiTheme="majorBidi" w:cstheme="majorBidi"/>
+        </w:rPr>
+        <w:t>I will put this content on PowerPoint slides and make a presentation.</w:t>
       </w:r>
     </w:p>
     <w:p>
@@ -3083,33 +3630,15 @@
           <w:ilvl w:val="0"/>
           <w:numId w:val="16"/>
         </w:numPr>
-      </w:pPr>
-      <w:r>
-        <w:t>Design the content for slides in this way</w:t>
-      </w:r>
-      <w:r>
-        <w:t>,</w:t>
-      </w:r>
-      <w:r>
-        <w:t xml:space="preserve"> when I put one slide</w:t>
-      </w:r>
-      <w:r>
-        <w:t>’s</w:t>
-      </w:r>
-      <w:r>
-        <w:t xml:space="preserve"> content on Powe Po</w:t>
-      </w:r>
-      <w:r>
-        <w:t>werPo</w:t>
-      </w:r>
-      <w:r>
-        <w:t>int slide and apply the desi</w:t>
-      </w:r>
-      <w:r>
-        <w:t>gn</w:t>
-      </w:r>
-      <w:r>
-        <w:t xml:space="preserve"> filter, it would look good.</w:t>
+        <w:rPr>
+          <w:rFonts w:asciiTheme="majorBidi" w:hAnsiTheme="majorBidi" w:cstheme="majorBidi"/>
+        </w:rPr>
+      </w:pPr>
+      <w:r>
+        <w:rPr>
+          <w:rFonts w:asciiTheme="majorBidi" w:hAnsiTheme="majorBidi" w:cstheme="majorBidi"/>
+        </w:rPr>
+        <w:t>Design the content for slides in this way, when I put one slide’s content on Powe PowerPoint slide and apply the design filter, it would look good.</w:t>
       </w:r>
     </w:p>
     <w:p>
@@ -3119,32 +3648,21 @@
           <w:ilvl w:val="0"/>
           <w:numId w:val="16"/>
         </w:numPr>
-      </w:pPr>
-      <w:r>
-        <w:t xml:space="preserve">The first slide of </w:t>
-      </w:r>
-      <w:r>
-        <w:t xml:space="preserve">the </w:t>
-      </w:r>
-      <w:r>
-        <w:t xml:space="preserve">presentation should include the Topic name and </w:t>
-      </w:r>
-      <w:r>
-        <w:t xml:space="preserve">the </w:t>
-      </w:r>
-      <w:r>
-        <w:t>Author or creator</w:t>
-      </w:r>
-      <w:r>
-        <w:t>’s</w:t>
-      </w:r>
-      <w:r>
-        <w:t xml:space="preserve"> details.</w:t>
-      </w:r>
-    </w:p>
-    <w:p>
-      <w:pPr>
-        <w:rPr>
+        <w:rPr>
+          <w:rFonts w:asciiTheme="majorBidi" w:hAnsiTheme="majorBidi" w:cstheme="majorBidi"/>
+        </w:rPr>
+      </w:pPr>
+      <w:r>
+        <w:rPr>
+          <w:rFonts w:asciiTheme="majorBidi" w:hAnsiTheme="majorBidi" w:cstheme="majorBidi"/>
+        </w:rPr>
+        <w:t>The first slide of the presentation should include the Topic name and the Author or creator’s details.</w:t>
+      </w:r>
+    </w:p>
+    <w:p>
+      <w:pPr>
+        <w:rPr>
+          <w:rFonts w:asciiTheme="majorBidi" w:hAnsiTheme="majorBidi" w:cstheme="majorBidi"/>
           <w:b/>
           <w:bCs/>
         </w:rPr>
@@ -3153,16 +3671,17 @@
     <w:p>
       <w:pPr>
         <w:rPr>
+          <w:rFonts w:asciiTheme="majorBidi" w:hAnsiTheme="majorBidi" w:cstheme="majorBidi"/>
           <w:b/>
           <w:bCs/>
         </w:rPr>
       </w:pPr>
       <w:r>
         <w:rPr>
+          <w:rFonts w:asciiTheme="majorBidi" w:hAnsiTheme="majorBidi" w:cstheme="majorBidi"/>
           <w:b/>
           <w:bCs/>
         </w:rPr>
-        <w:lastRenderedPageBreak/>
         <w:t>For Post:</w:t>
       </w:r>
     </w:p>
@@ -3173,8 +3692,14 @@
           <w:ilvl w:val="0"/>
           <w:numId w:val="15"/>
         </w:numPr>
-      </w:pPr>
-      <w:r>
+        <w:rPr>
+          <w:rFonts w:asciiTheme="majorBidi" w:hAnsiTheme="majorBidi" w:cstheme="majorBidi"/>
+        </w:rPr>
+      </w:pPr>
+      <w:r>
+        <w:rPr>
+          <w:rFonts w:asciiTheme="majorBidi" w:hAnsiTheme="majorBidi" w:cstheme="majorBidi"/>
+        </w:rPr>
         <w:t xml:space="preserve">The post should deflect a sense of joy that I'm happy to share my learning with others. </w:t>
       </w:r>
     </w:p>
@@ -3185,14 +3710,26 @@
           <w:ilvl w:val="0"/>
           <w:numId w:val="15"/>
         </w:numPr>
-      </w:pPr>
-      <w:r>
+        <w:rPr>
+          <w:rFonts w:asciiTheme="majorBidi" w:hAnsiTheme="majorBidi" w:cstheme="majorBidi"/>
+        </w:rPr>
+      </w:pPr>
+      <w:r>
+        <w:rPr>
+          <w:rFonts w:asciiTheme="majorBidi" w:hAnsiTheme="majorBidi" w:cstheme="majorBidi"/>
+        </w:rPr>
         <w:t>The post should tell the objectives of</w:t>
       </w:r>
       <w:r>
+        <w:rPr>
+          <w:rFonts w:asciiTheme="majorBidi" w:hAnsiTheme="majorBidi" w:cstheme="majorBidi"/>
+        </w:rPr>
         <w:t xml:space="preserve"> my learning</w:t>
       </w:r>
       <w:r>
+        <w:rPr>
+          <w:rFonts w:asciiTheme="majorBidi" w:hAnsiTheme="majorBidi" w:cstheme="majorBidi"/>
+        </w:rPr>
         <w:t>.</w:t>
       </w:r>
     </w:p>
@@ -3203,14 +3740,26 @@
           <w:ilvl w:val="0"/>
           <w:numId w:val="15"/>
         </w:numPr>
-      </w:pPr>
-      <w:r>
+        <w:rPr>
+          <w:rFonts w:asciiTheme="majorBidi" w:hAnsiTheme="majorBidi" w:cstheme="majorBidi"/>
+        </w:rPr>
+      </w:pPr>
+      <w:r>
+        <w:rPr>
+          <w:rFonts w:asciiTheme="majorBidi" w:hAnsiTheme="majorBidi" w:cstheme="majorBidi"/>
+        </w:rPr>
         <w:t>The Post should tell why th</w:t>
       </w:r>
       <w:r>
+        <w:rPr>
+          <w:rFonts w:asciiTheme="majorBidi" w:hAnsiTheme="majorBidi" w:cstheme="majorBidi"/>
+        </w:rPr>
         <w:t>is learning</w:t>
       </w:r>
       <w:r>
+        <w:rPr>
+          <w:rFonts w:asciiTheme="majorBidi" w:hAnsiTheme="majorBidi" w:cstheme="majorBidi"/>
+        </w:rPr>
         <w:t xml:space="preserve"> is important in my field of interest and how it has helped me to improve my skills.</w:t>
       </w:r>
     </w:p>
@@ -3221,14 +3770,26 @@
           <w:ilvl w:val="0"/>
           <w:numId w:val="15"/>
         </w:numPr>
-      </w:pPr>
-      <w:r>
+        <w:rPr>
+          <w:rFonts w:asciiTheme="majorBidi" w:hAnsiTheme="majorBidi" w:cstheme="majorBidi"/>
+        </w:rPr>
+      </w:pPr>
+      <w:r>
+        <w:rPr>
+          <w:rFonts w:asciiTheme="majorBidi" w:hAnsiTheme="majorBidi" w:cstheme="majorBidi"/>
+        </w:rPr>
         <w:t>The post shows relevanc</w:t>
       </w:r>
       <w:r>
+        <w:rPr>
+          <w:rFonts w:asciiTheme="majorBidi" w:hAnsiTheme="majorBidi" w:cstheme="majorBidi"/>
+        </w:rPr>
         <w:t>e</w:t>
       </w:r>
       <w:r>
+        <w:rPr>
+          <w:rFonts w:asciiTheme="majorBidi" w:hAnsiTheme="majorBidi" w:cstheme="majorBidi"/>
+        </w:rPr>
         <w:t xml:space="preserve"> to my field of Interest.</w:t>
       </w:r>
     </w:p>
@@ -3239,20 +3800,38 @@
           <w:ilvl w:val="0"/>
           <w:numId w:val="15"/>
         </w:numPr>
-      </w:pPr>
-      <w:r>
+        <w:rPr>
+          <w:rFonts w:asciiTheme="majorBidi" w:hAnsiTheme="majorBidi" w:cstheme="majorBidi"/>
+        </w:rPr>
+      </w:pPr>
+      <w:r>
+        <w:rPr>
+          <w:rFonts w:asciiTheme="majorBidi" w:hAnsiTheme="majorBidi" w:cstheme="majorBidi"/>
+        </w:rPr>
         <w:t xml:space="preserve">The Post should be designed according to </w:t>
       </w:r>
       <w:r>
+        <w:rPr>
+          <w:rFonts w:asciiTheme="majorBidi" w:hAnsiTheme="majorBidi" w:cstheme="majorBidi"/>
+        </w:rPr>
         <w:t xml:space="preserve">the </w:t>
       </w:r>
       <w:r>
+        <w:rPr>
+          <w:rFonts w:asciiTheme="majorBidi" w:hAnsiTheme="majorBidi" w:cstheme="majorBidi"/>
+        </w:rPr>
         <w:t>algorithm of LinkedIn (e.g.</w:t>
       </w:r>
       <w:r>
+        <w:rPr>
+          <w:rFonts w:asciiTheme="majorBidi" w:hAnsiTheme="majorBidi" w:cstheme="majorBidi"/>
+        </w:rPr>
         <w:t>,</w:t>
       </w:r>
       <w:r>
+        <w:rPr>
+          <w:rFonts w:asciiTheme="majorBidi" w:hAnsiTheme="majorBidi" w:cstheme="majorBidi"/>
+        </w:rPr>
         <w:t xml:space="preserve"> using SEO-based keywords) to get more impressions and views.</w:t>
       </w:r>
     </w:p>
@@ -3263,11 +3842,20 @@
           <w:ilvl w:val="0"/>
           <w:numId w:val="15"/>
         </w:numPr>
-      </w:pPr>
-      <w:r>
+        <w:rPr>
+          <w:rFonts w:asciiTheme="majorBidi" w:hAnsiTheme="majorBidi" w:cstheme="majorBidi"/>
+        </w:rPr>
+      </w:pPr>
+      <w:r>
+        <w:rPr>
+          <w:rFonts w:asciiTheme="majorBidi" w:hAnsiTheme="majorBidi" w:cstheme="majorBidi"/>
+        </w:rPr>
         <w:t>The Post should be designed in a way that t</w:t>
       </w:r>
       <w:r>
+        <w:rPr>
+          <w:rFonts w:asciiTheme="majorBidi" w:hAnsiTheme="majorBidi" w:cstheme="majorBidi"/>
+        </w:rPr>
         <w:t>he LinkedIn algorithm will suggest my post when someone searches for anything related to my field of interest.</w:t>
       </w:r>
     </w:p>
@@ -3278,8 +3866,14 @@
           <w:ilvl w:val="0"/>
           <w:numId w:val="15"/>
         </w:numPr>
-      </w:pPr>
-      <w:r>
+        <w:rPr>
+          <w:rFonts w:asciiTheme="majorBidi" w:hAnsiTheme="majorBidi" w:cstheme="majorBidi"/>
+        </w:rPr>
+      </w:pPr>
+      <w:r>
+        <w:rPr>
+          <w:rFonts w:asciiTheme="majorBidi" w:hAnsiTheme="majorBidi" w:cstheme="majorBidi"/>
+        </w:rPr>
         <w:t>The post should be well-defined and well-written.</w:t>
       </w:r>
     </w:p>
@@ -3290,26 +3884,40 @@
           <w:ilvl w:val="0"/>
           <w:numId w:val="15"/>
         </w:numPr>
-      </w:pPr>
-      <w:r>
+        <w:rPr>
+          <w:rFonts w:asciiTheme="majorBidi" w:hAnsiTheme="majorBidi" w:cstheme="majorBidi"/>
+        </w:rPr>
+      </w:pPr>
+      <w:r>
+        <w:rPr>
+          <w:rFonts w:asciiTheme="majorBidi" w:hAnsiTheme="majorBidi" w:cstheme="majorBidi"/>
+        </w:rPr>
         <w:t xml:space="preserve">The post should have links for the GitHub repo, </w:t>
       </w:r>
       <w:r>
+        <w:rPr>
+          <w:rFonts w:asciiTheme="majorBidi" w:hAnsiTheme="majorBidi" w:cstheme="majorBidi"/>
+        </w:rPr>
         <w:t>D</w:t>
       </w:r>
       <w:r>
+        <w:rPr>
+          <w:rFonts w:asciiTheme="majorBidi" w:hAnsiTheme="majorBidi" w:cstheme="majorBidi"/>
+        </w:rPr>
         <w:t>rive links for documents, etc.</w:t>
       </w:r>
     </w:p>
     <w:p>
       <w:pPr>
         <w:rPr>
+          <w:rFonts w:asciiTheme="majorBidi" w:hAnsiTheme="majorBidi" w:cstheme="majorBidi"/>
           <w:b/>
           <w:bCs/>
         </w:rPr>
       </w:pPr>
       <w:r>
         <w:rPr>
+          <w:rFonts w:asciiTheme="majorBidi" w:hAnsiTheme="majorBidi" w:cstheme="majorBidi"/>
           <w:b/>
           <w:bCs/>
         </w:rPr>
@@ -3319,6 +3927,7 @@
     <w:p>
       <w:pPr>
         <w:rPr>
+          <w:rFonts w:asciiTheme="majorBidi" w:hAnsiTheme="majorBidi" w:cstheme="majorBidi"/>
           <w:b/>
           <w:bCs/>
           <w:lang w:val="en-US"/>
@@ -3326,6 +3935,7 @@
       </w:pPr>
       <w:r>
         <w:rPr>
+          <w:rFonts w:asciiTheme="majorBidi" w:hAnsiTheme="majorBidi" w:cstheme="majorBidi"/>
           <w:b/>
           <w:bCs/>
           <w:lang w:val="en-US"/>
@@ -3336,11 +3946,13 @@
     <w:p>
       <w:pPr>
         <w:rPr>
+          <w:rFonts w:asciiTheme="majorBidi" w:hAnsiTheme="majorBidi" w:cstheme="majorBidi"/>
           <w:lang w:val="en-US"/>
         </w:rPr>
       </w:pPr>
       <w:r>
         <w:rPr>
+          <w:rFonts w:asciiTheme="majorBidi" w:hAnsiTheme="majorBidi" w:cstheme="majorBidi"/>
           <w:lang w:val="en-US"/>
         </w:rPr>
         <w:t>The Data of the course is “    ”</w:t>
@@ -3349,43 +3961,38 @@
     <w:p>
       <w:pPr>
         <w:pStyle w:val="Heading1"/>
-      </w:pPr>
-      <w:r>
+        <w:rPr>
+          <w:rFonts w:asciiTheme="majorBidi" w:hAnsiTheme="majorBidi" w:cstheme="majorBidi"/>
+        </w:rPr>
+      </w:pPr>
+      <w:r>
+        <w:rPr>
+          <w:rFonts w:asciiTheme="majorBidi" w:hAnsiTheme="majorBidi" w:cstheme="majorBidi"/>
+        </w:rPr>
         <w:t>Prompt to generate a LinkedIn post for your learning in any course/field/topic</w:t>
       </w:r>
     </w:p>
     <w:p>
       <w:pPr>
         <w:rPr>
+          <w:rFonts w:asciiTheme="majorBidi" w:hAnsiTheme="majorBidi" w:cstheme="majorBidi"/>
           <w:b/>
           <w:bCs/>
         </w:rPr>
       </w:pPr>
       <w:r>
         <w:rPr>
+          <w:rFonts w:asciiTheme="majorBidi" w:hAnsiTheme="majorBidi" w:cstheme="majorBidi"/>
           <w:b/>
           <w:bCs/>
         </w:rPr>
-        <w:t xml:space="preserve">Upload </w:t>
-      </w:r>
-      <w:r>
-        <w:rPr>
-          <w:b/>
-          <w:bCs/>
-        </w:rPr>
-        <w:t xml:space="preserve">the </w:t>
-      </w:r>
-      <w:r>
-        <w:rPr>
-          <w:b/>
-          <w:bCs/>
-        </w:rPr>
-        <w:t>document of learning:</w:t>
-      </w:r>
-    </w:p>
-    <w:p>
-      <w:pPr>
-        <w:rPr>
+        <w:t>Upload the document of learning:</w:t>
+      </w:r>
+    </w:p>
+    <w:p>
+      <w:pPr>
+        <w:rPr>
+          <w:rFonts w:asciiTheme="majorBidi" w:hAnsiTheme="majorBidi" w:cstheme="majorBidi"/>
           <w:b/>
           <w:bCs/>
           <w:lang w:val="en-US"/>
@@ -3393,6 +4000,7 @@
       </w:pPr>
       <w:r>
         <w:rPr>
+          <w:rFonts w:asciiTheme="majorBidi" w:hAnsiTheme="majorBidi" w:cstheme="majorBidi"/>
           <w:b/>
           <w:bCs/>
           <w:lang w:val="en-US"/>
@@ -3403,11 +4011,13 @@
     <w:p>
       <w:pPr>
         <w:rPr>
+          <w:rFonts w:asciiTheme="majorBidi" w:hAnsiTheme="majorBidi" w:cstheme="majorBidi"/>
           <w:lang w:val="en-US"/>
         </w:rPr>
       </w:pPr>
       <w:r>
         <w:rPr>
+          <w:rFonts w:asciiTheme="majorBidi" w:hAnsiTheme="majorBidi" w:cstheme="majorBidi"/>
           <w:lang w:val="en-US"/>
         </w:rPr>
         <w:t>I am an “aspiring “Data Analyst, Data Scientist, and Passionate AI Engineer”. I have completed my course/research/learning in this “field”. I want to share my course/research/learning on LinkedIn to show my progress in my field of Interest.</w:t>
@@ -3416,6 +4026,7 @@
     <w:p>
       <w:pPr>
         <w:rPr>
+          <w:rFonts w:asciiTheme="majorBidi" w:hAnsiTheme="majorBidi" w:cstheme="majorBidi"/>
           <w:b/>
           <w:bCs/>
           <w:lang w:val="en-US"/>
@@ -3423,6 +4034,7 @@
       </w:pPr>
       <w:r>
         <w:rPr>
+          <w:rFonts w:asciiTheme="majorBidi" w:hAnsiTheme="majorBidi" w:cstheme="majorBidi"/>
           <w:b/>
           <w:bCs/>
           <w:lang w:val="en-US"/>
@@ -3431,19 +4043,30 @@
       </w:r>
     </w:p>
     <w:p>
-      <w:r>
+      <w:pPr>
+        <w:rPr>
+          <w:rFonts w:asciiTheme="majorBidi" w:hAnsiTheme="majorBidi" w:cstheme="majorBidi"/>
+        </w:rPr>
+      </w:pPr>
+      <w:r>
+        <w:rPr>
+          <w:rFonts w:asciiTheme="majorBidi" w:hAnsiTheme="majorBidi" w:cstheme="majorBidi"/>
+        </w:rPr>
+        <w:lastRenderedPageBreak/>
         <w:t>I want you to behave like an expert Content Writer, an expert Copywriter specializing in Post writing, and an SEO-based keyword specialist. What you have to do is that I will give you the Data(which gives you information about the course), and utilizing this data, you have to design a LinkedIn post to share my learnings(MS Word OR PDF document) of the topic on LinkedIn according to the instructions given.</w:t>
       </w:r>
     </w:p>
     <w:p>
       <w:pPr>
         <w:rPr>
+          <w:rFonts w:asciiTheme="majorBidi" w:hAnsiTheme="majorBidi" w:cstheme="majorBidi"/>
           <w:b/>
           <w:bCs/>
         </w:rPr>
       </w:pPr>
       <w:r>
         <w:rPr>
+          <w:rFonts w:asciiTheme="majorBidi" w:hAnsiTheme="majorBidi" w:cstheme="majorBidi"/>
           <w:b/>
           <w:bCs/>
         </w:rPr>
@@ -3453,12 +4076,14 @@
     <w:p>
       <w:pPr>
         <w:rPr>
+          <w:rFonts w:asciiTheme="majorBidi" w:hAnsiTheme="majorBidi" w:cstheme="majorBidi"/>
           <w:b/>
           <w:bCs/>
         </w:rPr>
       </w:pPr>
       <w:r>
         <w:rPr>
+          <w:rFonts w:asciiTheme="majorBidi" w:hAnsiTheme="majorBidi" w:cstheme="majorBidi"/>
           <w:b/>
           <w:bCs/>
         </w:rPr>
@@ -3472,23 +4097,44 @@
           <w:ilvl w:val="0"/>
           <w:numId w:val="17"/>
         </w:numPr>
-      </w:pPr>
-      <w:r>
+        <w:rPr>
+          <w:rFonts w:asciiTheme="majorBidi" w:hAnsiTheme="majorBidi" w:cstheme="majorBidi"/>
+        </w:rPr>
+      </w:pPr>
+      <w:r>
+        <w:rPr>
+          <w:rFonts w:asciiTheme="majorBidi" w:hAnsiTheme="majorBidi" w:cstheme="majorBidi"/>
+        </w:rPr>
         <w:t xml:space="preserve">The </w:t>
       </w:r>
       <w:r>
+        <w:rPr>
+          <w:rFonts w:asciiTheme="majorBidi" w:hAnsiTheme="majorBidi" w:cstheme="majorBidi"/>
+        </w:rPr>
         <w:t xml:space="preserve">start of the </w:t>
       </w:r>
       <w:r>
+        <w:rPr>
+          <w:rFonts w:asciiTheme="majorBidi" w:hAnsiTheme="majorBidi" w:cstheme="majorBidi"/>
+        </w:rPr>
         <w:t>post should reflect a sense of joy that I</w:t>
       </w:r>
       <w:r>
+        <w:rPr>
+          <w:rFonts w:asciiTheme="majorBidi" w:hAnsiTheme="majorBidi" w:cstheme="majorBidi"/>
+        </w:rPr>
         <w:t>’m happy to share my learnings or notes</w:t>
       </w:r>
       <w:r>
+        <w:rPr>
+          <w:rFonts w:asciiTheme="majorBidi" w:hAnsiTheme="majorBidi" w:cstheme="majorBidi"/>
+        </w:rPr>
         <w:t xml:space="preserve"> of the course</w:t>
       </w:r>
       <w:r>
+        <w:rPr>
+          <w:rFonts w:asciiTheme="majorBidi" w:hAnsiTheme="majorBidi" w:cstheme="majorBidi"/>
+        </w:rPr>
         <w:t xml:space="preserve"> with the people.</w:t>
       </w:r>
     </w:p>
@@ -3499,8 +4145,14 @@
           <w:ilvl w:val="0"/>
           <w:numId w:val="17"/>
         </w:numPr>
-      </w:pPr>
-      <w:r>
+        <w:rPr>
+          <w:rFonts w:asciiTheme="majorBidi" w:hAnsiTheme="majorBidi" w:cstheme="majorBidi"/>
+        </w:rPr>
+      </w:pPr>
+      <w:r>
+        <w:rPr>
+          <w:rFonts w:asciiTheme="majorBidi" w:hAnsiTheme="majorBidi" w:cstheme="majorBidi"/>
+        </w:rPr>
         <w:t>The post should tell the objectives of my learning.</w:t>
       </w:r>
     </w:p>
@@ -3511,8 +4163,14 @@
           <w:ilvl w:val="0"/>
           <w:numId w:val="17"/>
         </w:numPr>
-      </w:pPr>
-      <w:r>
+        <w:rPr>
+          <w:rFonts w:asciiTheme="majorBidi" w:hAnsiTheme="majorBidi" w:cstheme="majorBidi"/>
+        </w:rPr>
+      </w:pPr>
+      <w:r>
+        <w:rPr>
+          <w:rFonts w:asciiTheme="majorBidi" w:hAnsiTheme="majorBidi" w:cstheme="majorBidi"/>
+        </w:rPr>
         <w:t>The post should tell that I want to share my learning on LinkedIn to help others or to share my knowledge.</w:t>
       </w:r>
     </w:p>
@@ -3523,9 +4181,14 @@
           <w:ilvl w:val="0"/>
           <w:numId w:val="17"/>
         </w:numPr>
-      </w:pPr>
-      <w:r>
-        <w:lastRenderedPageBreak/>
+        <w:rPr>
+          <w:rFonts w:asciiTheme="majorBidi" w:hAnsiTheme="majorBidi" w:cstheme="majorBidi"/>
+        </w:rPr>
+      </w:pPr>
+      <w:r>
+        <w:rPr>
+          <w:rFonts w:asciiTheme="majorBidi" w:hAnsiTheme="majorBidi" w:cstheme="majorBidi"/>
+        </w:rPr>
         <w:t>The Post should tell why this learning is important in my field of interest and how it has helped me to improve my skills.</w:t>
       </w:r>
     </w:p>
@@ -3536,8 +4199,14 @@
           <w:ilvl w:val="0"/>
           <w:numId w:val="17"/>
         </w:numPr>
-      </w:pPr>
-      <w:r>
+        <w:rPr>
+          <w:rFonts w:asciiTheme="majorBidi" w:hAnsiTheme="majorBidi" w:cstheme="majorBidi"/>
+        </w:rPr>
+      </w:pPr>
+      <w:r>
+        <w:rPr>
+          <w:rFonts w:asciiTheme="majorBidi" w:hAnsiTheme="majorBidi" w:cstheme="majorBidi"/>
+        </w:rPr>
         <w:t>The post shows relevance to my field of Interest.</w:t>
       </w:r>
     </w:p>
@@ -3548,8 +4217,14 @@
           <w:ilvl w:val="0"/>
           <w:numId w:val="17"/>
         </w:numPr>
-      </w:pPr>
-      <w:r>
+        <w:rPr>
+          <w:rFonts w:asciiTheme="majorBidi" w:hAnsiTheme="majorBidi" w:cstheme="majorBidi"/>
+        </w:rPr>
+      </w:pPr>
+      <w:r>
+        <w:rPr>
+          <w:rFonts w:asciiTheme="majorBidi" w:hAnsiTheme="majorBidi" w:cstheme="majorBidi"/>
+        </w:rPr>
         <w:t>The Post should be designed according to the algorithm of LinkedIn (e.g., using SEO-based keywords) to get more impressions and views.</w:t>
       </w:r>
     </w:p>
@@ -3560,8 +4235,14 @@
           <w:ilvl w:val="0"/>
           <w:numId w:val="17"/>
         </w:numPr>
-      </w:pPr>
-      <w:r>
+        <w:rPr>
+          <w:rFonts w:asciiTheme="majorBidi" w:hAnsiTheme="majorBidi" w:cstheme="majorBidi"/>
+        </w:rPr>
+      </w:pPr>
+      <w:r>
+        <w:rPr>
+          <w:rFonts w:asciiTheme="majorBidi" w:hAnsiTheme="majorBidi" w:cstheme="majorBidi"/>
+        </w:rPr>
         <w:t>The Post should be designed in a way that the LinkedIn algorithm will suggest my post when someone searches for anything related to my field of interest.</w:t>
       </w:r>
     </w:p>
@@ -3572,8 +4253,14 @@
           <w:ilvl w:val="0"/>
           <w:numId w:val="17"/>
         </w:numPr>
-      </w:pPr>
-      <w:r>
+        <w:rPr>
+          <w:rFonts w:asciiTheme="majorBidi" w:hAnsiTheme="majorBidi" w:cstheme="majorBidi"/>
+        </w:rPr>
+      </w:pPr>
+      <w:r>
+        <w:rPr>
+          <w:rFonts w:asciiTheme="majorBidi" w:hAnsiTheme="majorBidi" w:cstheme="majorBidi"/>
+        </w:rPr>
         <w:t>The post should be well-defined and well-written.</w:t>
       </w:r>
     </w:p>
@@ -3584,8 +4271,14 @@
           <w:ilvl w:val="0"/>
           <w:numId w:val="17"/>
         </w:numPr>
-      </w:pPr>
-      <w:r>
+        <w:rPr>
+          <w:rFonts w:asciiTheme="majorBidi" w:hAnsiTheme="majorBidi" w:cstheme="majorBidi"/>
+        </w:rPr>
+      </w:pPr>
+      <w:r>
+        <w:rPr>
+          <w:rFonts w:asciiTheme="majorBidi" w:hAnsiTheme="majorBidi" w:cstheme="majorBidi"/>
+        </w:rPr>
         <w:t>The post should have links for the GitHub repo, Drive links for documents, etc.</w:t>
       </w:r>
     </w:p>
@@ -3596,8 +4289,14 @@
           <w:ilvl w:val="0"/>
           <w:numId w:val="17"/>
         </w:numPr>
-      </w:pPr>
-      <w:r>
+        <w:rPr>
+          <w:rFonts w:asciiTheme="majorBidi" w:hAnsiTheme="majorBidi" w:cstheme="majorBidi"/>
+        </w:rPr>
+      </w:pPr>
+      <w:r>
+        <w:rPr>
+          <w:rFonts w:asciiTheme="majorBidi" w:hAnsiTheme="majorBidi" w:cstheme="majorBidi"/>
+        </w:rPr>
         <w:t>Please avoid using icons inside posts, because icons affect the visibility and reach of the post.</w:t>
       </w:r>
     </w:p>
@@ -3608,14 +4307,21 @@
           <w:ilvl w:val="0"/>
           <w:numId w:val="17"/>
         </w:numPr>
-      </w:pPr>
-      <w:r>
+        <w:rPr>
+          <w:rFonts w:asciiTheme="majorBidi" w:hAnsiTheme="majorBidi" w:cstheme="majorBidi"/>
+        </w:rPr>
+      </w:pPr>
+      <w:r>
+        <w:rPr>
+          <w:rFonts w:asciiTheme="majorBidi" w:hAnsiTheme="majorBidi" w:cstheme="majorBidi"/>
+        </w:rPr>
         <w:t>The post should be concise and to the point, but not too short.</w:t>
       </w:r>
     </w:p>
     <w:p>
       <w:pPr>
         <w:rPr>
+          <w:rFonts w:asciiTheme="majorBidi" w:hAnsiTheme="majorBidi" w:cstheme="majorBidi"/>
           <w:b/>
           <w:bCs/>
           <w:lang w:val="en-US"/>
@@ -3623,6 +4329,7 @@
       </w:pPr>
       <w:r>
         <w:rPr>
+          <w:rFonts w:asciiTheme="majorBidi" w:hAnsiTheme="majorBidi" w:cstheme="majorBidi"/>
           <w:b/>
           <w:bCs/>
           <w:lang w:val="en-US"/>
@@ -3633,11 +4340,13 @@
     <w:p>
       <w:pPr>
         <w:rPr>
+          <w:rFonts w:asciiTheme="majorBidi" w:hAnsiTheme="majorBidi" w:cstheme="majorBidi"/>
           <w:lang w:val="en-US"/>
         </w:rPr>
       </w:pPr>
       <w:r>
         <w:rPr>
+          <w:rFonts w:asciiTheme="majorBidi" w:hAnsiTheme="majorBidi" w:cstheme="majorBidi"/>
           <w:lang w:val="en-US"/>
         </w:rPr>
         <w:t>The Data of the course is “    ”</w:t>
@@ -3646,6 +4355,7 @@
     <w:p>
       <w:pPr>
         <w:rPr>
+          <w:rFonts w:asciiTheme="majorBidi" w:hAnsiTheme="majorBidi" w:cstheme="majorBidi"/>
           <w:lang w:val="en-US"/>
         </w:rPr>
       </w:pPr>
@@ -3653,53 +4363,120 @@
     <w:p>
       <w:pPr>
         <w:pStyle w:val="Heading1"/>
-      </w:pPr>
-      <w:r>
+        <w:rPr>
+          <w:rFonts w:asciiTheme="majorBidi" w:hAnsiTheme="majorBidi" w:cstheme="majorBidi"/>
+        </w:rPr>
+      </w:pPr>
+      <w:r>
+        <w:rPr>
+          <w:rFonts w:asciiTheme="majorBidi" w:hAnsiTheme="majorBidi" w:cstheme="majorBidi"/>
+        </w:rPr>
         <w:t>Prompt for Formatting content for the Jupyter Notebook’s Markdown cell:</w:t>
       </w:r>
     </w:p>
     <w:p>
-      <w:r>
+      <w:pPr>
+        <w:rPr>
+          <w:rFonts w:asciiTheme="majorBidi" w:hAnsiTheme="majorBidi" w:cstheme="majorBidi"/>
+        </w:rPr>
+      </w:pPr>
+      <w:r>
+        <w:rPr>
+          <w:rFonts w:asciiTheme="majorBidi" w:hAnsiTheme="majorBidi" w:cstheme="majorBidi"/>
+        </w:rPr>
         <w:t xml:space="preserve">Can you format this content for Jupyter Notebook's markdown cell so that when I run the cell, it displays correctly? </w:t>
       </w:r>
     </w:p>
     <w:p>
-      <w:r>
+      <w:pPr>
+        <w:rPr>
+          <w:rFonts w:asciiTheme="majorBidi" w:hAnsiTheme="majorBidi" w:cstheme="majorBidi"/>
+        </w:rPr>
+      </w:pPr>
+      <w:r>
+        <w:rPr>
+          <w:rFonts w:asciiTheme="majorBidi" w:hAnsiTheme="majorBidi" w:cstheme="majorBidi"/>
+        </w:rPr>
         <w:t xml:space="preserve">Note: </w:t>
       </w:r>
     </w:p>
     <w:p>
-      <w:r>
+      <w:pPr>
+        <w:rPr>
+          <w:rFonts w:asciiTheme="majorBidi" w:hAnsiTheme="majorBidi" w:cstheme="majorBidi"/>
+        </w:rPr>
+      </w:pPr>
+      <w:r>
+        <w:rPr>
+          <w:rFonts w:asciiTheme="majorBidi" w:hAnsiTheme="majorBidi" w:cstheme="majorBidi"/>
+        </w:rPr>
         <w:t xml:space="preserve">1. Heading style according to the Number of Topics and their heading types(heading 1, heading 2, heading 3), but now the heading number should start from heading 4. </w:t>
       </w:r>
     </w:p>
     <w:p>
-      <w:r>
+      <w:pPr>
+        <w:rPr>
+          <w:rFonts w:asciiTheme="majorBidi" w:hAnsiTheme="majorBidi" w:cstheme="majorBidi"/>
+        </w:rPr>
+      </w:pPr>
+      <w:r>
+        <w:rPr>
+          <w:rFonts w:asciiTheme="majorBidi" w:hAnsiTheme="majorBidi" w:cstheme="majorBidi"/>
+        </w:rPr>
         <w:t xml:space="preserve">2. Correct any spelling mistakes, if any. </w:t>
       </w:r>
     </w:p>
     <w:p>
-      <w:r>
+      <w:pPr>
+        <w:rPr>
+          <w:rFonts w:asciiTheme="majorBidi" w:hAnsiTheme="majorBidi" w:cstheme="majorBidi"/>
+        </w:rPr>
+      </w:pPr>
+      <w:r>
+        <w:rPr>
+          <w:rFonts w:asciiTheme="majorBidi" w:hAnsiTheme="majorBidi" w:cstheme="majorBidi"/>
+        </w:rPr>
         <w:t xml:space="preserve">3. If content has columns and rows, formatize it according to a table. </w:t>
       </w:r>
     </w:p>
     <w:p>
-      <w:r>
+      <w:pPr>
+        <w:rPr>
+          <w:rFonts w:asciiTheme="majorBidi" w:hAnsiTheme="majorBidi" w:cstheme="majorBidi"/>
+        </w:rPr>
+      </w:pPr>
+      <w:r>
+        <w:rPr>
+          <w:rFonts w:asciiTheme="majorBidi" w:hAnsiTheme="majorBidi" w:cstheme="majorBidi"/>
+        </w:rPr>
         <w:t xml:space="preserve">4. Give bullet points, numbering, or icons based on the type of content. </w:t>
       </w:r>
     </w:p>
     <w:p>
-      <w:r>
+      <w:pPr>
+        <w:rPr>
+          <w:rFonts w:asciiTheme="majorBidi" w:hAnsiTheme="majorBidi" w:cstheme="majorBidi"/>
+        </w:rPr>
+      </w:pPr>
+      <w:r>
+        <w:rPr>
+          <w:rFonts w:asciiTheme="majorBidi" w:hAnsiTheme="majorBidi" w:cstheme="majorBidi"/>
+        </w:rPr>
+        <w:lastRenderedPageBreak/>
         <w:t xml:space="preserve">Content:" </w:t>
       </w:r>
     </w:p>
     <w:p>
       <w:pPr>
         <w:rPr>
+          <w:rFonts w:asciiTheme="majorBidi" w:hAnsiTheme="majorBidi" w:cstheme="majorBidi"/>
           <w:lang w:val="en-US"/>
         </w:rPr>
       </w:pPr>
       <w:r>
+        <w:rPr>
+          <w:rFonts w:asciiTheme="majorBidi" w:hAnsiTheme="majorBidi" w:cstheme="majorBidi"/>
+        </w:rPr>
         <w:t>".</w:t>
       </w:r>
     </w:p>
@@ -3716,6 +4493,96 @@
 <file path=word/numbering.xml><?xml version="1.0" encoding="utf-8"?>
 <w:numbering xmlns:wpc="http://schemas.microsoft.com/office/word/2010/wordprocessingCanvas" xmlns:cx="http://schemas.microsoft.com/office/drawing/2014/chartex" xmlns:cx1="http://schemas.microsoft.com/office/drawing/2015/9/8/chartex" xmlns:cx2="http://schemas.microsoft.com/office/drawing/2015/10/21/chartex" xmlns:cx3="http://schemas.microsoft.com/office/drawing/2016/5/9/chartex" xmlns:cx4="http://schemas.microsoft.com/office/drawing/2016/5/10/chartex" xmlns:cx5="http://schemas.microsoft.com/office/drawing/2016/5/11/chartex" xmlns:cx6="http://schemas.microsoft.com/office/drawing/2016/5/12/chartex" xmlns:cx7="http://schemas.microsoft.com/office/drawing/2016/5/13/chartex" xmlns:cx8="http://schemas.microsoft.com/office/drawing/2016/5/14/chartex" xmlns:mc="http://schemas.openxmlformats.org/markup-compatibility/2006" xmlns:aink="http://schemas.microsoft.com/office/drawing/2016/ink" xmlns:am3d="http://schemas.microsoft.com/office/drawing/2017/model3d" xmlns:o="urn:schemas-microsoft-com:office:office" xmlns:oel="http://schemas.microsoft.com/office/2019/extlst" xmlns:r="http://schemas.openxmlformats.org/officeDocument/2006/relationships" xmlns:m="http://schemas.openxmlformats.org/officeDocument/2006/math" xmlns:v="urn:schemas-microsoft-com:vml" xmlns:wp14="http://schemas.microsoft.com/office/word/2010/wordprocessingDrawing" xmlns:wp="http://schemas.openxmlformats.org/drawingml/2006/wordprocessingDrawing" xmlns:w10="urn:schemas-microsoft-com:office:word" xmlns:w="http://schemas.openxmlformats.org/wordprocessingml/2006/main" xmlns:w14="http://schemas.microsoft.com/office/word/2010/wordml" xmlns:w15="http://schemas.microsoft.com/office/word/2012/wordml" xmlns:w16cex="http://schemas.microsoft.com/office/word/2018/wordml/cex" xmlns:w16cid="http://schemas.microsoft.com/office/word/2016/wordml/cid" xmlns:w16="http://schemas.microsoft.com/office/word/2018/wordml" xmlns:w16du="http://schemas.microsoft.com/office/word/2023/wordml/word16du" xmlns:w16sdtdh="http://schemas.microsoft.com/office/word/2020/wordml/sdtdatahash" xmlns:w16sdtfl="http://schemas.microsoft.com/office/word/2024/wordml/sdtformatlock" xmlns:w16se="http://schemas.microsoft.com/office/word/2015/wordml/symex" xmlns:wpg="http://schemas.microsoft.com/office/word/2010/wordprocessingGroup" xmlns:wpi="http://schemas.microsoft.com/office/word/2010/wordprocessingInk" xmlns:wne="http://schemas.microsoft.com/office/word/2006/wordml" xmlns:wps="http://schemas.microsoft.com/office/word/2010/wordprocessingShape" mc:Ignorable="w14 w15 w16se w16cid w16 w16cex w16sdtdh w16sdtfl w16du wp14">
   <w:abstractNum w:abstractNumId="0" w15:restartNumberingAfterBreak="0">
+    <w:nsid w:val="08F371C9"/>
+    <w:multiLevelType w:val="hybridMultilevel"/>
+    <w:tmpl w:val="108AC692"/>
+    <w:lvl w:ilvl="0" w:tplc="0809000F">
+      <w:start w:val="1"/>
+      <w:numFmt w:val="decimal"/>
+      <w:lvlText w:val="%1."/>
+      <w:lvlJc w:val="left"/>
+      <w:pPr>
+        <w:ind w:left="720" w:hanging="360"/>
+      </w:pPr>
+      <w:rPr>
+        <w:rFonts w:hint="default"/>
+        <w:b w:val="0"/>
+      </w:rPr>
+    </w:lvl>
+    <w:lvl w:ilvl="1" w:tplc="08090019" w:tentative="1">
+      <w:start w:val="1"/>
+      <w:numFmt w:val="lowerLetter"/>
+      <w:lvlText w:val="%2."/>
+      <w:lvlJc w:val="left"/>
+      <w:pPr>
+        <w:ind w:left="1440" w:hanging="360"/>
+      </w:pPr>
+    </w:lvl>
+    <w:lvl w:ilvl="2" w:tplc="0809001B" w:tentative="1">
+      <w:start w:val="1"/>
+      <w:numFmt w:val="lowerRoman"/>
+      <w:lvlText w:val="%3."/>
+      <w:lvlJc w:val="right"/>
+      <w:pPr>
+        <w:ind w:left="2160" w:hanging="180"/>
+      </w:pPr>
+    </w:lvl>
+    <w:lvl w:ilvl="3" w:tplc="0809000F" w:tentative="1">
+      <w:start w:val="1"/>
+      <w:numFmt w:val="decimal"/>
+      <w:lvlText w:val="%4."/>
+      <w:lvlJc w:val="left"/>
+      <w:pPr>
+        <w:ind w:left="2880" w:hanging="360"/>
+      </w:pPr>
+    </w:lvl>
+    <w:lvl w:ilvl="4" w:tplc="08090019" w:tentative="1">
+      <w:start w:val="1"/>
+      <w:numFmt w:val="lowerLetter"/>
+      <w:lvlText w:val="%5."/>
+      <w:lvlJc w:val="left"/>
+      <w:pPr>
+        <w:ind w:left="3600" w:hanging="360"/>
+      </w:pPr>
+    </w:lvl>
+    <w:lvl w:ilvl="5" w:tplc="0809001B" w:tentative="1">
+      <w:start w:val="1"/>
+      <w:numFmt w:val="lowerRoman"/>
+      <w:lvlText w:val="%6."/>
+      <w:lvlJc w:val="right"/>
+      <w:pPr>
+        <w:ind w:left="4320" w:hanging="180"/>
+      </w:pPr>
+    </w:lvl>
+    <w:lvl w:ilvl="6" w:tplc="0809000F" w:tentative="1">
+      <w:start w:val="1"/>
+      <w:numFmt w:val="decimal"/>
+      <w:lvlText w:val="%7."/>
+      <w:lvlJc w:val="left"/>
+      <w:pPr>
+        <w:ind w:left="5040" w:hanging="360"/>
+      </w:pPr>
+    </w:lvl>
+    <w:lvl w:ilvl="7" w:tplc="08090019" w:tentative="1">
+      <w:start w:val="1"/>
+      <w:numFmt w:val="lowerLetter"/>
+      <w:lvlText w:val="%8."/>
+      <w:lvlJc w:val="left"/>
+      <w:pPr>
+        <w:ind w:left="5760" w:hanging="360"/>
+      </w:pPr>
+    </w:lvl>
+    <w:lvl w:ilvl="8" w:tplc="0809001B" w:tentative="1">
+      <w:start w:val="1"/>
+      <w:numFmt w:val="lowerRoman"/>
+      <w:lvlText w:val="%9."/>
+      <w:lvlJc w:val="right"/>
+      <w:pPr>
+        <w:ind w:left="6480" w:hanging="180"/>
+      </w:pPr>
+    </w:lvl>
+  </w:abstractNum>
+  <w:abstractNum w:abstractNumId="1" w15:restartNumberingAfterBreak="0">
     <w:nsid w:val="11CD1041"/>
     <w:multiLevelType w:val="multilevel"/>
     <w:tmpl w:val="08090025"/>
@@ -3810,7 +4677,7 @@
       </w:pPr>
     </w:lvl>
   </w:abstractNum>
-  <w:abstractNum w:abstractNumId="1" w15:restartNumberingAfterBreak="0">
+  <w:abstractNum w:abstractNumId="2" w15:restartNumberingAfterBreak="0">
     <w:nsid w:val="18732D77"/>
     <w:multiLevelType w:val="hybridMultilevel"/>
     <w:tmpl w:val="B2BC81FC"/>
@@ -3896,7 +4763,7 @@
       </w:pPr>
     </w:lvl>
   </w:abstractNum>
-  <w:abstractNum w:abstractNumId="2" w15:restartNumberingAfterBreak="0">
+  <w:abstractNum w:abstractNumId="3" w15:restartNumberingAfterBreak="0">
     <w:nsid w:val="1E8A51C4"/>
     <w:multiLevelType w:val="hybridMultilevel"/>
     <w:tmpl w:val="15E42046"/>
@@ -3982,7 +4849,7 @@
       </w:pPr>
     </w:lvl>
   </w:abstractNum>
-  <w:abstractNum w:abstractNumId="3" w15:restartNumberingAfterBreak="0">
+  <w:abstractNum w:abstractNumId="4" w15:restartNumberingAfterBreak="0">
     <w:nsid w:val="301A156A"/>
     <w:multiLevelType w:val="hybridMultilevel"/>
     <w:tmpl w:val="6DE2E76E"/>
@@ -4068,7 +4935,7 @@
       </w:pPr>
     </w:lvl>
   </w:abstractNum>
-  <w:abstractNum w:abstractNumId="4" w15:restartNumberingAfterBreak="0">
+  <w:abstractNum w:abstractNumId="5" w15:restartNumberingAfterBreak="0">
     <w:nsid w:val="33DC41F7"/>
     <w:multiLevelType w:val="hybridMultilevel"/>
     <w:tmpl w:val="A5E49B3C"/>
@@ -4154,7 +5021,7 @@
       </w:pPr>
     </w:lvl>
   </w:abstractNum>
-  <w:abstractNum w:abstractNumId="5" w15:restartNumberingAfterBreak="0">
+  <w:abstractNum w:abstractNumId="6" w15:restartNumberingAfterBreak="0">
     <w:nsid w:val="384C78CB"/>
     <w:multiLevelType w:val="multilevel"/>
     <w:tmpl w:val="902C75D2"/>
@@ -4240,7 +5107,7 @@
       </w:pPr>
     </w:lvl>
   </w:abstractNum>
-  <w:abstractNum w:abstractNumId="6" w15:restartNumberingAfterBreak="0">
+  <w:abstractNum w:abstractNumId="7" w15:restartNumberingAfterBreak="0">
     <w:nsid w:val="394544E5"/>
     <w:multiLevelType w:val="hybridMultilevel"/>
     <w:tmpl w:val="9F749B9E"/>
@@ -4326,7 +5193,7 @@
       </w:pPr>
     </w:lvl>
   </w:abstractNum>
-  <w:abstractNum w:abstractNumId="7" w15:restartNumberingAfterBreak="0">
+  <w:abstractNum w:abstractNumId="8" w15:restartNumberingAfterBreak="0">
     <w:nsid w:val="453D7B57"/>
     <w:multiLevelType w:val="multilevel"/>
     <w:tmpl w:val="B06E07FC"/>
@@ -4439,7 +5306,7 @@
       </w:pPr>
     </w:lvl>
   </w:abstractNum>
-  <w:abstractNum w:abstractNumId="8" w15:restartNumberingAfterBreak="0">
+  <w:abstractNum w:abstractNumId="9" w15:restartNumberingAfterBreak="0">
     <w:nsid w:val="51DA4D25"/>
     <w:multiLevelType w:val="hybridMultilevel"/>
     <w:tmpl w:val="B7DAB8EC"/>
@@ -4525,7 +5392,7 @@
       </w:pPr>
     </w:lvl>
   </w:abstractNum>
-  <w:abstractNum w:abstractNumId="9" w15:restartNumberingAfterBreak="0">
+  <w:abstractNum w:abstractNumId="10" w15:restartNumberingAfterBreak="0">
     <w:nsid w:val="72600ED2"/>
     <w:multiLevelType w:val="hybridMultilevel"/>
     <w:tmpl w:val="94F26EE2"/>
@@ -4611,7 +5478,7 @@
       </w:pPr>
     </w:lvl>
   </w:abstractNum>
-  <w:abstractNum w:abstractNumId="10" w15:restartNumberingAfterBreak="0">
+  <w:abstractNum w:abstractNumId="11" w15:restartNumberingAfterBreak="0">
     <w:nsid w:val="780535B1"/>
     <w:multiLevelType w:val="hybridMultilevel"/>
     <w:tmpl w:val="A5E49B3C"/>
@@ -4697,7 +5564,7 @@
       </w:pPr>
     </w:lvl>
   </w:abstractNum>
-  <w:abstractNum w:abstractNumId="11" w15:restartNumberingAfterBreak="0">
+  <w:abstractNum w:abstractNumId="12" w15:restartNumberingAfterBreak="0">
     <w:nsid w:val="78C55DC7"/>
     <w:multiLevelType w:val="hybridMultilevel"/>
     <w:tmpl w:val="D74AF3B8"/>
@@ -4811,57 +5678,60 @@
     </w:lvl>
   </w:abstractNum>
   <w:num w:numId="1" w16cid:durableId="2057659798">
+    <w:abstractNumId w:val="6"/>
+  </w:num>
+  <w:num w:numId="2" w16cid:durableId="99107261">
+    <w:abstractNumId w:val="6"/>
+  </w:num>
+  <w:num w:numId="3" w16cid:durableId="454829576">
+    <w:abstractNumId w:val="6"/>
+  </w:num>
+  <w:num w:numId="4" w16cid:durableId="919875635">
+    <w:abstractNumId w:val="6"/>
+  </w:num>
+  <w:num w:numId="5" w16cid:durableId="1989245865">
+    <w:abstractNumId w:val="6"/>
+  </w:num>
+  <w:num w:numId="6" w16cid:durableId="337856889">
+    <w:abstractNumId w:val="6"/>
+  </w:num>
+  <w:num w:numId="7" w16cid:durableId="64649658">
+    <w:abstractNumId w:val="8"/>
+  </w:num>
+  <w:num w:numId="8" w16cid:durableId="1038553662">
+    <w:abstractNumId w:val="2"/>
+  </w:num>
+  <w:num w:numId="9" w16cid:durableId="1578859057">
+    <w:abstractNumId w:val="10"/>
+  </w:num>
+  <w:num w:numId="10" w16cid:durableId="1736052766">
+    <w:abstractNumId w:val="12"/>
+  </w:num>
+  <w:num w:numId="11" w16cid:durableId="202595889">
+    <w:abstractNumId w:val="7"/>
+  </w:num>
+  <w:num w:numId="12" w16cid:durableId="1370842178">
+    <w:abstractNumId w:val="1"/>
+  </w:num>
+  <w:num w:numId="13" w16cid:durableId="34165923">
+    <w:abstractNumId w:val="4"/>
+  </w:num>
+  <w:num w:numId="14" w16cid:durableId="2031560830">
     <w:abstractNumId w:val="5"/>
   </w:num>
-  <w:num w:numId="2" w16cid:durableId="99107261">
-    <w:abstractNumId w:val="5"/>
+  <w:num w:numId="15" w16cid:durableId="2032140677">
+    <w:abstractNumId w:val="11"/>
   </w:num>
-  <w:num w:numId="3" w16cid:durableId="454829576">
-    <w:abstractNumId w:val="5"/>
+  <w:num w:numId="16" w16cid:durableId="1581671240">
+    <w:abstractNumId w:val="3"/>
   </w:num>
-  <w:num w:numId="4" w16cid:durableId="919875635">
-    <w:abstractNumId w:val="5"/>
+  <w:num w:numId="17" w16cid:durableId="977875709">
+    <w:abstractNumId w:val="9"/>
   </w:num>
-  <w:num w:numId="5" w16cid:durableId="1989245865">
-    <w:abstractNumId w:val="5"/>
-  </w:num>
-  <w:num w:numId="6" w16cid:durableId="337856889">
-    <w:abstractNumId w:val="5"/>
-  </w:num>
-  <w:num w:numId="7" w16cid:durableId="64649658">
-    <w:abstractNumId w:val="7"/>
-  </w:num>
-  <w:num w:numId="8" w16cid:durableId="1038553662">
+  <w:num w:numId="18" w16cid:durableId="607616550">
     <w:abstractNumId w:val="1"/>
   </w:num>
-  <w:num w:numId="9" w16cid:durableId="1578859057">
-    <w:abstractNumId w:val="9"/>
-  </w:num>
-  <w:num w:numId="10" w16cid:durableId="1736052766">
-    <w:abstractNumId w:val="11"/>
-  </w:num>
-  <w:num w:numId="11" w16cid:durableId="202595889">
-    <w:abstractNumId w:val="6"/>
-  </w:num>
-  <w:num w:numId="12" w16cid:durableId="1370842178">
-    <w:abstractNumId w:val="0"/>
-  </w:num>
-  <w:num w:numId="13" w16cid:durableId="34165923">
-    <w:abstractNumId w:val="3"/>
-  </w:num>
-  <w:num w:numId="14" w16cid:durableId="2031560830">
-    <w:abstractNumId w:val="4"/>
-  </w:num>
-  <w:num w:numId="15" w16cid:durableId="2032140677">
-    <w:abstractNumId w:val="10"/>
-  </w:num>
-  <w:num w:numId="16" w16cid:durableId="1581671240">
-    <w:abstractNumId w:val="2"/>
-  </w:num>
-  <w:num w:numId="17" w16cid:durableId="977875709">
-    <w:abstractNumId w:val="8"/>
-  </w:num>
-  <w:num w:numId="18" w16cid:durableId="607616550">
+  <w:num w:numId="19" w16cid:durableId="862212825">
     <w:abstractNumId w:val="0"/>
   </w:num>
 </w:numbering>

--- a/Important Prompts/1_Handwritten_Content_and_Copywritting_Prompts.docx
+++ b/Important Prompts/1_Handwritten_Content_and_Copywritting_Prompts.docx
@@ -2388,7 +2388,7 @@
         <w:jc w:val="both"/>
       </w:pPr>
       <w:r>
-        <w:t xml:space="preserve">“After reading this, it should not look like this topic is the formatted version of a video transcript, so avoid the words like ‘In this video or transcript’ and use ‘In this topic’, etc. </w:t>
+        <w:t xml:space="preserve">“After reading this, it should not look like this topic is the formatted version of a video transcript, so avoid words like ‘In this video or transcript’ and use ‘In this topic’, etc. </w:t>
       </w:r>
     </w:p>
     <w:p>
@@ -2402,6 +2402,74 @@
       </w:pPr>
       <w:r>
         <w:t>Give me the formatted content in the writing block where I can edit or copy the content via a simple copy button.</w:t>
+      </w:r>
+    </w:p>
+    <w:p>
+      <w:pPr>
+        <w:pStyle w:val="NormalWeb"/>
+        <w:numPr>
+          <w:ilvl w:val="0"/>
+          <w:numId w:val="19"/>
+        </w:numPr>
+        <w:jc w:val="both"/>
+      </w:pPr>
+      <w:r>
+        <w:t xml:space="preserve">Give me formatted content in one writing block. </w:t>
+      </w:r>
+    </w:p>
+    <w:p>
+      <w:pPr>
+        <w:pStyle w:val="NormalWeb"/>
+        <w:numPr>
+          <w:ilvl w:val="0"/>
+          <w:numId w:val="19"/>
+        </w:numPr>
+        <w:jc w:val="both"/>
+      </w:pPr>
+      <w:r>
+        <w:t xml:space="preserve">Use "we" instead of "I" to engage with the user or reader. </w:t>
+      </w:r>
+    </w:p>
+    <w:p>
+      <w:pPr>
+        <w:pStyle w:val="NormalWeb"/>
+        <w:numPr>
+          <w:ilvl w:val="0"/>
+          <w:numId w:val="19"/>
+        </w:numPr>
+        <w:jc w:val="both"/>
+      </w:pPr>
+      <w:r>
+        <w:t>If there are links in the provided content, add them to in the formatted content.</w:t>
+      </w:r>
+    </w:p>
+    <w:p>
+      <w:pPr>
+        <w:pStyle w:val="NormalWeb"/>
+        <w:numPr>
+          <w:ilvl w:val="0"/>
+          <w:numId w:val="19"/>
+        </w:numPr>
+        <w:jc w:val="both"/>
+      </w:pPr>
+      <w:r>
+        <w:t>Don't try to rephrase the facts told in the content that I will provide you to formatize it. Add the facts, figures, and any kind of quantitative data in the formatted version of the content as included in the video transcription or content that I will provide you. For example, if the video transcription or provided content has " 200 goats inside the farm," you don't try to rephrase it into hundreds of goats inside the farm".</w:t>
+      </w:r>
+    </w:p>
+    <w:p>
+      <w:pPr>
+        <w:pStyle w:val="NormalWeb"/>
+        <w:numPr>
+          <w:ilvl w:val="0"/>
+          <w:numId w:val="19"/>
+        </w:numPr>
+        <w:jc w:val="both"/>
+      </w:pPr>
+      <w:r>
+        <w:t>Do not omit any named person, organization, or specific real-world example mentioned</w:t>
+      </w:r>
+      <w:r>
+        <w:t>.</w:t>
       </w:r>
     </w:p>
     <w:p>
@@ -2472,6 +2540,7 @@
           <w:rFonts w:asciiTheme="majorBidi" w:hAnsiTheme="majorBidi" w:cstheme="majorBidi"/>
           <w:lang w:val="en-US"/>
         </w:rPr>
+        <w:lastRenderedPageBreak/>
         <w:t>I am an “aspiring “Data Analyst, Data Scientist, and Passionate AI Engineer. I have completed my course from Coursera, named "Tools for Data Science.” I want to share my course certificate on LinkedIn to show my progress in my field of Interest.</w:t>
       </w:r>
     </w:p>
@@ -2540,14 +2609,7 @@
         <w:rPr>
           <w:rFonts w:asciiTheme="majorBidi" w:hAnsiTheme="majorBidi" w:cstheme="majorBidi"/>
         </w:rPr>
-        <w:t xml:space="preserve">based keyword specialist. What you have to do is that I will give you the </w:t>
-      </w:r>
-      <w:r>
-        <w:rPr>
-          <w:rFonts w:asciiTheme="majorBidi" w:hAnsiTheme="majorBidi" w:cstheme="majorBidi"/>
-        </w:rPr>
-        <w:lastRenderedPageBreak/>
-        <w:t xml:space="preserve">Data(of my course), and </w:t>
+        <w:t xml:space="preserve">based keyword specialist. What you have to do is that I will give you the Data(of my course), and </w:t>
       </w:r>
       <w:r>
         <w:rPr>
@@ -3339,6 +3401,7 @@
           <w:b/>
           <w:bCs/>
         </w:rPr>
+        <w:lastRenderedPageBreak/>
         <w:t>Instructions:</w:t>
       </w:r>
     </w:p>
@@ -3492,7 +3555,6 @@
         <w:rPr>
           <w:rFonts w:asciiTheme="majorBidi" w:hAnsiTheme="majorBidi" w:cstheme="majorBidi"/>
         </w:rPr>
-        <w:lastRenderedPageBreak/>
         <w:t xml:space="preserve">I should </w:t>
       </w:r>
       <w:r>
@@ -4005,6 +4067,7 @@
           <w:bCs/>
           <w:lang w:val="en-US"/>
         </w:rPr>
+        <w:lastRenderedPageBreak/>
         <w:t>Context:</w:t>
       </w:r>
     </w:p>
@@ -4052,7 +4115,6 @@
         <w:rPr>
           <w:rFonts w:asciiTheme="majorBidi" w:hAnsiTheme="majorBidi" w:cstheme="majorBidi"/>
         </w:rPr>
-        <w:lastRenderedPageBreak/>
         <w:t>I want you to behave like an expert Content Writer, an expert Copywriter specializing in Post writing, and an SEO-based keyword specialist. What you have to do is that I will give you the Data(which gives you information about the course), and utilizing this data, you have to design a LinkedIn post to share my learnings(MS Word OR PDF document) of the topic on LinkedIn according to the instructions given.</w:t>
       </w:r>
     </w:p>
@@ -4410,6 +4472,7 @@
         <w:rPr>
           <w:rFonts w:asciiTheme="majorBidi" w:hAnsiTheme="majorBidi" w:cstheme="majorBidi"/>
         </w:rPr>
+        <w:lastRenderedPageBreak/>
         <w:t xml:space="preserve">1. Heading style according to the Number of Topics and their heading types(heading 1, heading 2, heading 3), but now the heading number should start from heading 4. </w:t>
       </w:r>
     </w:p>
@@ -4462,7 +4525,6 @@
         <w:rPr>
           <w:rFonts w:asciiTheme="majorBidi" w:hAnsiTheme="majorBidi" w:cstheme="majorBidi"/>
         </w:rPr>
-        <w:lastRenderedPageBreak/>
         <w:t xml:space="preserve">Content:" </w:t>
       </w:r>
     </w:p>

--- a/Important Prompts/1_Handwritten_Content_and_Copywritting_Prompts.docx
+++ b/Important Prompts/1_Handwritten_Content_and_Copywritting_Prompts.docx
@@ -2466,10 +2466,7 @@
         <w:jc w:val="both"/>
       </w:pPr>
       <w:r>
-        <w:t>Do not omit any named person, organization, or specific real-world example mentioned</w:t>
-      </w:r>
-      <w:r>
-        <w:t>.</w:t>
+        <w:t>Do not omit any named person, organization, or specific real-world example mentioned.</w:t>
       </w:r>
     </w:p>
     <w:p>
@@ -4532,15 +4529,1595 @@
       <w:pPr>
         <w:rPr>
           <w:rFonts w:asciiTheme="majorBidi" w:hAnsiTheme="majorBidi" w:cstheme="majorBidi"/>
+        </w:rPr>
+      </w:pPr>
+      <w:r>
+        <w:rPr>
+          <w:rFonts w:asciiTheme="majorBidi" w:hAnsiTheme="majorBidi" w:cstheme="majorBidi"/>
+        </w:rPr>
+        <w:t>".</w:t>
+      </w:r>
+    </w:p>
+    <w:p>
+      <w:pPr>
+        <w:rPr>
+          <w:rFonts w:asciiTheme="majorBidi" w:hAnsiTheme="majorBidi" w:cstheme="majorBidi"/>
+        </w:rPr>
+      </w:pPr>
+    </w:p>
+    <w:p>
+      <w:pPr>
+        <w:rPr>
+          <w:rFonts w:asciiTheme="majorBidi" w:hAnsiTheme="majorBidi" w:cstheme="majorBidi"/>
           <w:lang w:val="en-US"/>
         </w:rPr>
       </w:pPr>
-      <w:r>
-        <w:rPr>
-          <w:rFonts w:asciiTheme="majorBidi" w:hAnsiTheme="majorBidi" w:cstheme="majorBidi"/>
-        </w:rPr>
-        <w:t>".</w:t>
-      </w:r>
+    </w:p>
+    <w:p>
+      <w:pPr>
+        <w:pStyle w:val="Heading1"/>
+      </w:pPr>
+      <w:r>
+        <w:t>Master Prompt for Extracting Important Content from Lab README.md/PDF Files</w:t>
+      </w:r>
+    </w:p>
+    <w:p>
+      <w:pPr>
+        <w:pStyle w:val="Heading2"/>
+        <w:numPr>
+          <w:ilvl w:val="0"/>
+          <w:numId w:val="0"/>
+        </w:numPr>
+        <w:ind w:left="576" w:hanging="576"/>
+      </w:pPr>
+      <w:r>
+        <w:t>Role</w:t>
+      </w:r>
+    </w:p>
+    <w:p>
+      <w:pPr>
+        <w:pStyle w:val="NormalWeb"/>
+      </w:pPr>
+      <w:r>
+        <w:t>You are an expert technical content editor and documentation specialist.</w:t>
+      </w:r>
+    </w:p>
+    <w:p>
+      <w:pPr>
+        <w:pStyle w:val="NormalWeb"/>
+      </w:pPr>
+      <w:r>
+        <w:t xml:space="preserve">Your task is to analyze the provided </w:t>
+      </w:r>
+      <w:r>
+        <w:rPr>
+          <w:rStyle w:val="Strong"/>
+          <w:rFonts w:eastAsiaTheme="majorEastAsia"/>
+        </w:rPr>
+        <w:t>README.md</w:t>
+      </w:r>
+      <w:r>
+        <w:t xml:space="preserve"> file or </w:t>
+      </w:r>
+      <w:r>
+        <w:rPr>
+          <w:rStyle w:val="Strong"/>
+          <w:rFonts w:eastAsiaTheme="majorEastAsia"/>
+        </w:rPr>
+        <w:t>PDF</w:t>
+      </w:r>
+      <w:r>
+        <w:t xml:space="preserve"> of a course exercise and extract only the information that is valuable for long-term study notes.</w:t>
+      </w:r>
+    </w:p>
+    <w:p>
+      <w:pPr>
+        <w:pStyle w:val="NormalWeb"/>
+      </w:pPr>
+      <w:r>
+        <w:t xml:space="preserve">The goal is </w:t>
+      </w:r>
+      <w:r>
+        <w:rPr>
+          <w:rStyle w:val="Strong"/>
+          <w:rFonts w:eastAsiaTheme="majorEastAsia"/>
+        </w:rPr>
+        <w:t>NOT</w:t>
+      </w:r>
+      <w:r>
+        <w:t xml:space="preserve"> to summarize the document. Instead, convert the exercise into well-structured study notes that can be merged with theory notes.</w:t>
+      </w:r>
+    </w:p>
+    <w:p>
+      <w:pPr>
+        <w:pStyle w:val="Heading1"/>
+        <w:numPr>
+          <w:ilvl w:val="0"/>
+          <w:numId w:val="0"/>
+        </w:numPr>
+        <w:ind w:left="432" w:hanging="432"/>
+      </w:pPr>
+      <w:r>
+        <w:t>Primary Objective</w:t>
+      </w:r>
+    </w:p>
+    <w:p>
+      <w:pPr>
+        <w:pStyle w:val="NormalWeb"/>
+      </w:pPr>
+      <w:r>
+        <w:t>Create clean, concise, and well-organized notes that explain the concepts, prompts, objectives, and important information demonstrated in the exercise.</w:t>
+      </w:r>
+    </w:p>
+    <w:p>
+      <w:pPr>
+        <w:pStyle w:val="NormalWeb"/>
+      </w:pPr>
+      <w:r>
+        <w:t>Remove everything that is procedural, repetitive, or unnecessary for revision.</w:t>
+      </w:r>
+    </w:p>
+    <w:p>
+      <w:pPr>
+        <w:pStyle w:val="NormalWeb"/>
+      </w:pPr>
+      <w:r>
+        <w:t>The final output should read like professional course notes rather than exercise instructions.</w:t>
+      </w:r>
+    </w:p>
+    <w:p>
+      <w:pPr>
+        <w:pStyle w:val="Heading1"/>
+        <w:numPr>
+          <w:ilvl w:val="0"/>
+          <w:numId w:val="0"/>
+        </w:numPr>
+        <w:ind w:left="432" w:hanging="432"/>
+      </w:pPr>
+      <w:r>
+        <w:t>General Rules</w:t>
+      </w:r>
+    </w:p>
+    <w:p>
+      <w:pPr>
+        <w:pStyle w:val="Heading2"/>
+        <w:numPr>
+          <w:ilvl w:val="0"/>
+          <w:numId w:val="0"/>
+        </w:numPr>
+        <w:ind w:left="576" w:hanging="576"/>
+      </w:pPr>
+      <w:r>
+        <w:t>Keep</w:t>
+      </w:r>
+    </w:p>
+    <w:p>
+      <w:pPr>
+        <w:pStyle w:val="NormalWeb"/>
+      </w:pPr>
+      <w:r>
+        <w:t>Include only the following:</w:t>
+      </w:r>
+    </w:p>
+    <w:p>
+      <w:pPr>
+        <w:pStyle w:val="NormalWeb"/>
+        <w:numPr>
+          <w:ilvl w:val="0"/>
+          <w:numId w:val="20"/>
+        </w:numPr>
+      </w:pPr>
+      <w:r>
+        <w:t>Main title</w:t>
+      </w:r>
+    </w:p>
+    <w:p>
+      <w:pPr>
+        <w:pStyle w:val="NormalWeb"/>
+        <w:numPr>
+          <w:ilvl w:val="0"/>
+          <w:numId w:val="20"/>
+        </w:numPr>
+      </w:pPr>
+      <w:r>
+        <w:t>Learning Objectives</w:t>
+      </w:r>
+    </w:p>
+    <w:p>
+      <w:pPr>
+        <w:pStyle w:val="NormalWeb"/>
+        <w:numPr>
+          <w:ilvl w:val="0"/>
+          <w:numId w:val="20"/>
+        </w:numPr>
+      </w:pPr>
+      <w:r>
+        <w:t>Brief Introduction</w:t>
+      </w:r>
+    </w:p>
+    <w:p>
+      <w:pPr>
+        <w:pStyle w:val="NormalWeb"/>
+        <w:numPr>
+          <w:ilvl w:val="0"/>
+          <w:numId w:val="20"/>
+        </w:numPr>
+      </w:pPr>
+      <w:r>
+        <w:t>Exercise titles</w:t>
+      </w:r>
+    </w:p>
+    <w:p>
+      <w:pPr>
+        <w:pStyle w:val="NormalWeb"/>
+        <w:numPr>
+          <w:ilvl w:val="0"/>
+          <w:numId w:val="20"/>
+        </w:numPr>
+      </w:pPr>
+      <w:r>
+        <w:t>Purpose of each exercise</w:t>
+      </w:r>
+    </w:p>
+    <w:p>
+      <w:pPr>
+        <w:pStyle w:val="NormalWeb"/>
+        <w:numPr>
+          <w:ilvl w:val="0"/>
+          <w:numId w:val="20"/>
+        </w:numPr>
+      </w:pPr>
+      <w:r>
+        <w:t>Important prompts</w:t>
+      </w:r>
+    </w:p>
+    <w:p>
+      <w:pPr>
+        <w:pStyle w:val="NormalWeb"/>
+        <w:numPr>
+          <w:ilvl w:val="0"/>
+          <w:numId w:val="20"/>
+        </w:numPr>
+      </w:pPr>
+      <w:r>
+        <w:lastRenderedPageBreak/>
+        <w:t>Important commands (if any)</w:t>
+      </w:r>
+    </w:p>
+    <w:p>
+      <w:pPr>
+        <w:pStyle w:val="NormalWeb"/>
+        <w:numPr>
+          <w:ilvl w:val="0"/>
+          <w:numId w:val="20"/>
+        </w:numPr>
+      </w:pPr>
+      <w:r>
+        <w:t>Important code snippets (if any)</w:t>
+      </w:r>
+    </w:p>
+    <w:p>
+      <w:pPr>
+        <w:pStyle w:val="NormalWeb"/>
+        <w:numPr>
+          <w:ilvl w:val="0"/>
+          <w:numId w:val="20"/>
+        </w:numPr>
+      </w:pPr>
+      <w:r>
+        <w:t>Important concepts</w:t>
+      </w:r>
+    </w:p>
+    <w:p>
+      <w:pPr>
+        <w:pStyle w:val="NormalWeb"/>
+        <w:numPr>
+          <w:ilvl w:val="0"/>
+          <w:numId w:val="20"/>
+        </w:numPr>
+      </w:pPr>
+      <w:r>
+        <w:t>Important explanations</w:t>
+      </w:r>
+    </w:p>
+    <w:p>
+      <w:pPr>
+        <w:pStyle w:val="NormalWeb"/>
+        <w:numPr>
+          <w:ilvl w:val="0"/>
+          <w:numId w:val="20"/>
+        </w:numPr>
+      </w:pPr>
+      <w:r>
+        <w:t>Important observations</w:t>
+      </w:r>
+    </w:p>
+    <w:p>
+      <w:pPr>
+        <w:pStyle w:val="NormalWeb"/>
+        <w:numPr>
+          <w:ilvl w:val="0"/>
+          <w:numId w:val="20"/>
+        </w:numPr>
+      </w:pPr>
+      <w:r>
+        <w:t>Important ethical considerations</w:t>
+      </w:r>
+    </w:p>
+    <w:p>
+      <w:pPr>
+        <w:pStyle w:val="NormalWeb"/>
+        <w:numPr>
+          <w:ilvl w:val="0"/>
+          <w:numId w:val="20"/>
+        </w:numPr>
+      </w:pPr>
+      <w:r>
+        <w:t>Important best practices</w:t>
+      </w:r>
+    </w:p>
+    <w:p>
+      <w:pPr>
+        <w:pStyle w:val="NormalWeb"/>
+        <w:numPr>
+          <w:ilvl w:val="0"/>
+          <w:numId w:val="20"/>
+        </w:numPr>
+      </w:pPr>
+      <w:r>
+        <w:t>Summary</w:t>
+      </w:r>
+    </w:p>
+    <w:p>
+      <w:pPr>
+        <w:pStyle w:val="Heading2"/>
+        <w:numPr>
+          <w:ilvl w:val="0"/>
+          <w:numId w:val="0"/>
+        </w:numPr>
+        <w:ind w:left="576" w:hanging="576"/>
+      </w:pPr>
+      <w:r>
+        <w:t>Remove Completely</w:t>
+      </w:r>
+    </w:p>
+    <w:p>
+      <w:pPr>
+        <w:pStyle w:val="NormalWeb"/>
+      </w:pPr>
+      <w:r>
+        <w:t>Do NOT include:</w:t>
+      </w:r>
+    </w:p>
+    <w:p>
+      <w:pPr>
+        <w:pStyle w:val="NormalWeb"/>
+        <w:numPr>
+          <w:ilvl w:val="0"/>
+          <w:numId w:val="21"/>
+        </w:numPr>
+      </w:pPr>
+      <w:r>
+        <w:t>Estimated time</w:t>
+      </w:r>
+    </w:p>
+    <w:p>
+      <w:pPr>
+        <w:pStyle w:val="NormalWeb"/>
+        <w:numPr>
+          <w:ilvl w:val="0"/>
+          <w:numId w:val="21"/>
+        </w:numPr>
+      </w:pPr>
+      <w:r>
+        <w:t>Login instructions</w:t>
+      </w:r>
+    </w:p>
+    <w:p>
+      <w:pPr>
+        <w:pStyle w:val="NormalWeb"/>
+        <w:numPr>
+          <w:ilvl w:val="0"/>
+          <w:numId w:val="21"/>
+        </w:numPr>
+      </w:pPr>
+      <w:r>
+        <w:t>Account creation</w:t>
+      </w:r>
+    </w:p>
+    <w:p>
+      <w:pPr>
+        <w:pStyle w:val="NormalWeb"/>
+        <w:numPr>
+          <w:ilvl w:val="0"/>
+          <w:numId w:val="21"/>
+        </w:numPr>
+      </w:pPr>
+      <w:r>
+        <w:t>Sign up instructions</w:t>
+      </w:r>
+    </w:p>
+    <w:p>
+      <w:pPr>
+        <w:pStyle w:val="NormalWeb"/>
+        <w:numPr>
+          <w:ilvl w:val="0"/>
+          <w:numId w:val="21"/>
+        </w:numPr>
+      </w:pPr>
+      <w:r>
+        <w:t>Opening websites</w:t>
+      </w:r>
+    </w:p>
+    <w:p>
+      <w:pPr>
+        <w:pStyle w:val="NormalWeb"/>
+        <w:numPr>
+          <w:ilvl w:val="0"/>
+          <w:numId w:val="21"/>
+        </w:numPr>
+      </w:pPr>
+      <w:r>
+        <w:t>Clicking buttons</w:t>
+      </w:r>
+    </w:p>
+    <w:p>
+      <w:pPr>
+        <w:pStyle w:val="NormalWeb"/>
+        <w:numPr>
+          <w:ilvl w:val="0"/>
+          <w:numId w:val="21"/>
+        </w:numPr>
+      </w:pPr>
+      <w:r>
+        <w:t>Interface screenshots</w:t>
+      </w:r>
+    </w:p>
+    <w:p>
+      <w:pPr>
+        <w:pStyle w:val="NormalWeb"/>
+        <w:numPr>
+          <w:ilvl w:val="0"/>
+          <w:numId w:val="21"/>
+        </w:numPr>
+      </w:pPr>
+      <w:r>
+        <w:t>Images</w:t>
+      </w:r>
+    </w:p>
+    <w:p>
+      <w:pPr>
+        <w:pStyle w:val="NormalWeb"/>
+        <w:numPr>
+          <w:ilvl w:val="0"/>
+          <w:numId w:val="21"/>
+        </w:numPr>
+      </w:pPr>
+      <w:r>
+        <w:t>Figure references</w:t>
+      </w:r>
+    </w:p>
+    <w:p>
+      <w:pPr>
+        <w:pStyle w:val="NormalWeb"/>
+        <w:numPr>
+          <w:ilvl w:val="0"/>
+          <w:numId w:val="21"/>
+        </w:numPr>
+      </w:pPr>
+      <w:r>
+        <w:t>Browser instructions</w:t>
+      </w:r>
+    </w:p>
+    <w:p>
+      <w:pPr>
+        <w:pStyle w:val="NormalWeb"/>
+        <w:numPr>
+          <w:ilvl w:val="0"/>
+          <w:numId w:val="21"/>
+        </w:numPr>
+      </w:pPr>
+      <w:r>
+        <w:t>Notes about different model versions</w:t>
+      </w:r>
+    </w:p>
+    <w:p>
+      <w:pPr>
+        <w:pStyle w:val="NormalWeb"/>
+        <w:numPr>
+          <w:ilvl w:val="0"/>
+          <w:numId w:val="21"/>
+        </w:numPr>
+      </w:pPr>
+      <w:r>
+        <w:t>Copyright</w:t>
+      </w:r>
+    </w:p>
+    <w:p>
+      <w:pPr>
+        <w:pStyle w:val="NormalWeb"/>
+        <w:numPr>
+          <w:ilvl w:val="0"/>
+          <w:numId w:val="21"/>
+        </w:numPr>
+      </w:pPr>
+      <w:r>
+        <w:t>Authors</w:t>
+      </w:r>
+    </w:p>
+    <w:p>
+      <w:pPr>
+        <w:pStyle w:val="NormalWeb"/>
+        <w:numPr>
+          <w:ilvl w:val="0"/>
+          <w:numId w:val="21"/>
+        </w:numPr>
+      </w:pPr>
+      <w:r>
+        <w:t>Changelog</w:t>
+      </w:r>
+    </w:p>
+    <w:p>
+      <w:pPr>
+        <w:pStyle w:val="NormalWeb"/>
+        <w:numPr>
+          <w:ilvl w:val="0"/>
+          <w:numId w:val="21"/>
+        </w:numPr>
+      </w:pPr>
+      <w:r>
+        <w:t>Congratulations messages</w:t>
+      </w:r>
+    </w:p>
+    <w:p>
+      <w:pPr>
+        <w:pStyle w:val="NormalWeb"/>
+        <w:numPr>
+          <w:ilvl w:val="0"/>
+          <w:numId w:val="21"/>
+        </w:numPr>
+      </w:pPr>
+      <w:r>
+        <w:t>"Click here"</w:t>
+      </w:r>
+    </w:p>
+    <w:p>
+      <w:pPr>
+        <w:pStyle w:val="NormalWeb"/>
+        <w:numPr>
+          <w:ilvl w:val="0"/>
+          <w:numId w:val="21"/>
+        </w:numPr>
+      </w:pPr>
+      <w:r>
+        <w:t>"Try Yourself"</w:t>
+      </w:r>
+    </w:p>
+    <w:p>
+      <w:pPr>
+        <w:pStyle w:val="NormalWeb"/>
+        <w:numPr>
+          <w:ilvl w:val="0"/>
+          <w:numId w:val="21"/>
+        </w:numPr>
+      </w:pPr>
+      <w:r>
+        <w:t>Repeated procedural steps</w:t>
+      </w:r>
+    </w:p>
+    <w:p>
+      <w:pPr>
+        <w:pStyle w:val="Heading1"/>
+        <w:numPr>
+          <w:ilvl w:val="0"/>
+          <w:numId w:val="0"/>
+        </w:numPr>
+        <w:ind w:left="432" w:hanging="432"/>
+      </w:pPr>
+      <w:r>
+        <w:t>Writing Style</w:t>
+      </w:r>
+    </w:p>
+    <w:p>
+      <w:pPr>
+        <w:pStyle w:val="NormalWeb"/>
+      </w:pPr>
+      <w:r>
+        <w:t>Always write in a professional note-taking style.</w:t>
+      </w:r>
+    </w:p>
+    <w:p>
+      <w:pPr>
+        <w:pStyle w:val="NormalWeb"/>
+      </w:pPr>
+      <w:r>
+        <w:t>Use:</w:t>
+      </w:r>
+    </w:p>
+    <w:p>
+      <w:pPr>
+        <w:pStyle w:val="NormalWeb"/>
+        <w:numPr>
+          <w:ilvl w:val="0"/>
+          <w:numId w:val="22"/>
+        </w:numPr>
+      </w:pPr>
+      <w:r>
+        <w:t>"We"</w:t>
+      </w:r>
+    </w:p>
+    <w:p>
+      <w:pPr>
+        <w:pStyle w:val="NormalWeb"/>
+        <w:numPr>
+          <w:ilvl w:val="0"/>
+          <w:numId w:val="22"/>
+        </w:numPr>
+      </w:pPr>
+      <w:r>
+        <w:t>"Our"</w:t>
+      </w:r>
+    </w:p>
+    <w:p>
+      <w:pPr>
+        <w:pStyle w:val="NormalWeb"/>
+      </w:pPr>
+      <w:r>
+        <w:t>Never use:</w:t>
+      </w:r>
+    </w:p>
+    <w:p>
+      <w:pPr>
+        <w:pStyle w:val="NormalWeb"/>
+        <w:numPr>
+          <w:ilvl w:val="0"/>
+          <w:numId w:val="23"/>
+        </w:numPr>
+      </w:pPr>
+      <w:r>
+        <w:t>You</w:t>
+      </w:r>
+    </w:p>
+    <w:p>
+      <w:pPr>
+        <w:pStyle w:val="NormalWeb"/>
+        <w:numPr>
+          <w:ilvl w:val="0"/>
+          <w:numId w:val="23"/>
+        </w:numPr>
+      </w:pPr>
+      <w:r>
+        <w:t>Your</w:t>
+      </w:r>
+    </w:p>
+    <w:p>
+      <w:pPr>
+        <w:pStyle w:val="NormalWeb"/>
+        <w:numPr>
+          <w:ilvl w:val="0"/>
+          <w:numId w:val="23"/>
+        </w:numPr>
+      </w:pPr>
+      <w:r>
+        <w:t>I</w:t>
+      </w:r>
+    </w:p>
+    <w:p>
+      <w:pPr>
+        <w:pStyle w:val="NormalWeb"/>
+        <w:numPr>
+          <w:ilvl w:val="0"/>
+          <w:numId w:val="23"/>
+        </w:numPr>
+      </w:pPr>
+      <w:r>
+        <w:t>Me</w:t>
+      </w:r>
+    </w:p>
+    <w:p>
+      <w:pPr>
+        <w:pStyle w:val="NormalWeb"/>
+        <w:numPr>
+          <w:ilvl w:val="0"/>
+          <w:numId w:val="23"/>
+        </w:numPr>
+      </w:pPr>
+      <w:r>
+        <w:t>My</w:t>
+      </w:r>
+    </w:p>
+    <w:p>
+      <w:pPr>
+        <w:pStyle w:val="NormalWeb"/>
+      </w:pPr>
+      <w:r>
+        <w:lastRenderedPageBreak/>
+        <w:t>Example:</w:t>
+      </w:r>
+    </w:p>
+    <w:p>
+      <w:pPr>
+        <w:pStyle w:val="NormalWeb"/>
+      </w:pPr>
+      <w:r>
+        <w:rPr>
+          <w:rFonts w:ascii="Apple Color Emoji" w:hAnsi="Apple Color Emoji" w:cs="Apple Color Emoji"/>
+        </w:rPr>
+        <w:t>❌</w:t>
+      </w:r>
+      <w:r>
+        <w:t xml:space="preserve"> You will learn...</w:t>
+      </w:r>
+    </w:p>
+    <w:p>
+      <w:pPr>
+        <w:pStyle w:val="NormalWeb"/>
+      </w:pPr>
+      <w:r>
+        <w:rPr>
+          <w:rFonts w:ascii="Apple Color Emoji" w:hAnsi="Apple Color Emoji" w:cs="Apple Color Emoji"/>
+        </w:rPr>
+        <w:t>✅</w:t>
+      </w:r>
+      <w:r>
+        <w:t xml:space="preserve"> We learn...</w:t>
+      </w:r>
+    </w:p>
+    <w:p>
+      <w:pPr>
+        <w:pStyle w:val="Heading1"/>
+        <w:numPr>
+          <w:ilvl w:val="0"/>
+          <w:numId w:val="0"/>
+        </w:numPr>
+        <w:ind w:left="432" w:hanging="432"/>
+      </w:pPr>
+      <w:r>
+        <w:t>Exercise Formatting Rules</w:t>
+      </w:r>
+    </w:p>
+    <w:p>
+      <w:pPr>
+        <w:pStyle w:val="NormalWeb"/>
+      </w:pPr>
+      <w:r>
+        <w:t>For every exercise:</w:t>
+      </w:r>
+    </w:p>
+    <w:p>
+      <w:pPr>
+        <w:pStyle w:val="Heading2"/>
+        <w:numPr>
+          <w:ilvl w:val="0"/>
+          <w:numId w:val="0"/>
+        </w:numPr>
+        <w:ind w:left="576" w:hanging="576"/>
+      </w:pPr>
+      <w:r>
+        <w:t>Exercise Heading</w:t>
+      </w:r>
+    </w:p>
+    <w:p>
+      <w:pPr>
+        <w:pStyle w:val="NormalWeb"/>
+      </w:pPr>
+      <w:r>
+        <w:t>Keep the original exercise title.</w:t>
+      </w:r>
+    </w:p>
+    <w:p>
+      <w:pPr>
+        <w:pStyle w:val="Heading2"/>
+        <w:numPr>
+          <w:ilvl w:val="0"/>
+          <w:numId w:val="0"/>
+        </w:numPr>
+        <w:ind w:left="576" w:hanging="576"/>
+      </w:pPr>
+      <w:r>
+        <w:t>Purpose</w:t>
+      </w:r>
+    </w:p>
+    <w:p>
+      <w:pPr>
+        <w:pStyle w:val="NormalWeb"/>
+      </w:pPr>
+      <w:r>
+        <w:t>Write a short paragraph explaining the purpose of the exercise using the information provided in the source document.</w:t>
+      </w:r>
+    </w:p>
+    <w:p>
+      <w:pPr>
+        <w:pStyle w:val="NormalWeb"/>
+      </w:pPr>
+      <w:r>
+        <w:t>Do NOT invent information.</w:t>
+      </w:r>
+    </w:p>
+    <w:p>
+      <w:pPr>
+        <w:pStyle w:val="Heading2"/>
+        <w:numPr>
+          <w:ilvl w:val="0"/>
+          <w:numId w:val="0"/>
+        </w:numPr>
+        <w:ind w:left="576" w:hanging="576"/>
+      </w:pPr>
+      <w:r>
+        <w:t>Steps</w:t>
+      </w:r>
+    </w:p>
+    <w:p>
+      <w:pPr>
+        <w:pStyle w:val="NormalWeb"/>
+      </w:pPr>
+      <w:r>
+        <w:t>Only keep meaningful steps.</w:t>
+      </w:r>
+    </w:p>
+    <w:p>
+      <w:pPr>
+        <w:pStyle w:val="NormalWeb"/>
+      </w:pPr>
+      <w:r>
+        <w:t>For example:</w:t>
+      </w:r>
+    </w:p>
+    <w:p>
+      <w:pPr>
+        <w:pStyle w:val="NormalWeb"/>
+      </w:pPr>
+      <w:r>
+        <w:t>If a step only says</w:t>
+      </w:r>
+    </w:p>
+    <w:p>
+      <w:pPr>
+        <w:pStyle w:val="NormalWeb"/>
+      </w:pPr>
+      <w:r>
+        <w:t>"Log in"</w:t>
+      </w:r>
+    </w:p>
+    <w:p>
+      <w:pPr>
+        <w:pStyle w:val="NormalWeb"/>
+      </w:pPr>
+      <w:r>
+        <w:t>simply write</w:t>
+      </w:r>
+    </w:p>
+    <w:p>
+      <w:pPr>
+        <w:pStyle w:val="Heading3"/>
+        <w:numPr>
+          <w:ilvl w:val="0"/>
+          <w:numId w:val="0"/>
+        </w:numPr>
+        <w:ind w:left="720" w:hanging="720"/>
+      </w:pPr>
+      <w:r>
+        <w:t>Step 1: Log in to ChatGPT</w:t>
+      </w:r>
+    </w:p>
+    <w:p>
+      <w:pPr>
+        <w:pStyle w:val="NormalWeb"/>
+      </w:pPr>
+      <w:r>
+        <w:t>Do not include unnecessary explanations.</w:t>
+      </w:r>
+    </w:p>
+    <w:p>
+      <w:pPr>
+        <w:pStyle w:val="Heading2"/>
+        <w:numPr>
+          <w:ilvl w:val="0"/>
+          <w:numId w:val="0"/>
+        </w:numPr>
+        <w:ind w:left="576" w:hanging="576"/>
+      </w:pPr>
+      <w:r>
+        <w:t>Prompts</w:t>
+      </w:r>
+    </w:p>
+    <w:p>
+      <w:pPr>
+        <w:pStyle w:val="NormalWeb"/>
+      </w:pPr>
+      <w:r>
+        <w:t>Keep ALL important prompts exactly as written.</w:t>
+      </w:r>
+    </w:p>
+    <w:p>
+      <w:pPr>
+        <w:pStyle w:val="NormalWeb"/>
+      </w:pPr>
+      <w:r>
+        <w:t>Present them inside code blocks.</w:t>
+      </w:r>
+    </w:p>
+    <w:p>
+      <w:pPr>
+        <w:pStyle w:val="NormalWeb"/>
+      </w:pPr>
+      <w:r>
+        <w:t>Example</w:t>
+      </w:r>
+    </w:p>
+    <w:p>
+      <w:pPr>
+        <w:pStyle w:val="Heading3"/>
+        <w:numPr>
+          <w:ilvl w:val="0"/>
+          <w:numId w:val="0"/>
+        </w:numPr>
+        <w:ind w:left="720" w:hanging="720"/>
+      </w:pPr>
+      <w:r>
+        <w:t>Prompt</w:t>
+      </w:r>
+    </w:p>
+    <w:p>
+      <w:pPr>
+        <w:pStyle w:val="HTMLPreformatted"/>
+        <w:rPr>
+          <w:rStyle w:val="HTMLCode"/>
+          <w:rFonts w:eastAsiaTheme="majorEastAsia"/>
+        </w:rPr>
+      </w:pPr>
+      <w:r>
+        <w:rPr>
+          <w:rStyle w:val="HTMLCode"/>
+          <w:rFonts w:eastAsiaTheme="majorEastAsia"/>
+        </w:rPr>
+        <w:t>&lt;original prompt&gt;</w:t>
+      </w:r>
+    </w:p>
+    <w:p>
+      <w:pPr>
+        <w:pStyle w:val="NormalWeb"/>
+      </w:pPr>
+      <w:r>
+        <w:lastRenderedPageBreak/>
+        <w:t>If an exercise contains multiple prompts, organize them as:</w:t>
+      </w:r>
+    </w:p>
+    <w:p>
+      <w:pPr>
+        <w:pStyle w:val="NormalWeb"/>
+        <w:numPr>
+          <w:ilvl w:val="0"/>
+          <w:numId w:val="24"/>
+        </w:numPr>
+      </w:pPr>
+      <w:r>
+        <w:t>Prompt Instructions</w:t>
+      </w:r>
+    </w:p>
+    <w:p>
+      <w:pPr>
+        <w:pStyle w:val="NormalWeb"/>
+        <w:numPr>
+          <w:ilvl w:val="0"/>
+          <w:numId w:val="24"/>
+        </w:numPr>
+      </w:pPr>
+      <w:r>
+        <w:t>Prompt 1</w:t>
+      </w:r>
+    </w:p>
+    <w:p>
+      <w:pPr>
+        <w:pStyle w:val="NormalWeb"/>
+        <w:numPr>
+          <w:ilvl w:val="0"/>
+          <w:numId w:val="24"/>
+        </w:numPr>
+      </w:pPr>
+      <w:r>
+        <w:t>Prompt 2</w:t>
+      </w:r>
+    </w:p>
+    <w:p>
+      <w:pPr>
+        <w:pStyle w:val="NormalWeb"/>
+        <w:numPr>
+          <w:ilvl w:val="0"/>
+          <w:numId w:val="24"/>
+        </w:numPr>
+      </w:pPr>
+      <w:r>
+        <w:t>Prompt 3</w:t>
+      </w:r>
+    </w:p>
+    <w:p>
+      <w:pPr>
+        <w:pStyle w:val="Heading2"/>
+        <w:numPr>
+          <w:ilvl w:val="0"/>
+          <w:numId w:val="0"/>
+        </w:numPr>
+        <w:ind w:left="576" w:hanging="576"/>
+      </w:pPr>
+      <w:r>
+        <w:t>Commands</w:t>
+      </w:r>
+    </w:p>
+    <w:p>
+      <w:pPr>
+        <w:pStyle w:val="NormalWeb"/>
+      </w:pPr>
+      <w:r>
+        <w:t>If the exercise contains commands, APIs, SQL queries, terminal commands, Python code, or other technical snippets that help learning, include them in properly formatted code blocks.</w:t>
+      </w:r>
+    </w:p>
+    <w:p>
+      <w:pPr>
+        <w:pStyle w:val="Heading2"/>
+        <w:numPr>
+          <w:ilvl w:val="0"/>
+          <w:numId w:val="0"/>
+        </w:numPr>
+        <w:ind w:left="576" w:hanging="576"/>
+      </w:pPr>
+      <w:r>
+        <w:t>Important Lists</w:t>
+      </w:r>
+    </w:p>
+    <w:p>
+      <w:pPr>
+        <w:pStyle w:val="NormalWeb"/>
+      </w:pPr>
+      <w:r>
+        <w:t>If the exercise contains useful lists such as:</w:t>
+      </w:r>
+    </w:p>
+    <w:p>
+      <w:pPr>
+        <w:pStyle w:val="NormalWeb"/>
+        <w:numPr>
+          <w:ilvl w:val="0"/>
+          <w:numId w:val="25"/>
+        </w:numPr>
+      </w:pPr>
+      <w:r>
+        <w:t>Use cases</w:t>
+      </w:r>
+    </w:p>
+    <w:p>
+      <w:pPr>
+        <w:pStyle w:val="NormalWeb"/>
+        <w:numPr>
+          <w:ilvl w:val="0"/>
+          <w:numId w:val="25"/>
+        </w:numPr>
+      </w:pPr>
+      <w:r>
+        <w:t>Applications</w:t>
+      </w:r>
+    </w:p>
+    <w:p>
+      <w:pPr>
+        <w:pStyle w:val="NormalWeb"/>
+        <w:numPr>
+          <w:ilvl w:val="0"/>
+          <w:numId w:val="25"/>
+        </w:numPr>
+      </w:pPr>
+      <w:r>
+        <w:t>Features</w:t>
+      </w:r>
+    </w:p>
+    <w:p>
+      <w:pPr>
+        <w:pStyle w:val="NormalWeb"/>
+        <w:numPr>
+          <w:ilvl w:val="0"/>
+          <w:numId w:val="25"/>
+        </w:numPr>
+      </w:pPr>
+      <w:r>
+        <w:t>Best practices</w:t>
+      </w:r>
+    </w:p>
+    <w:p>
+      <w:pPr>
+        <w:pStyle w:val="NormalWeb"/>
+        <w:numPr>
+          <w:ilvl w:val="0"/>
+          <w:numId w:val="25"/>
+        </w:numPr>
+      </w:pPr>
+      <w:r>
+        <w:t>Ethical considerations</w:t>
+      </w:r>
+    </w:p>
+    <w:p>
+      <w:pPr>
+        <w:pStyle w:val="NormalWeb"/>
+        <w:numPr>
+          <w:ilvl w:val="0"/>
+          <w:numId w:val="25"/>
+        </w:numPr>
+      </w:pPr>
+      <w:r>
+        <w:t>Advantages</w:t>
+      </w:r>
+    </w:p>
+    <w:p>
+      <w:pPr>
+        <w:pStyle w:val="NormalWeb"/>
+        <w:numPr>
+          <w:ilvl w:val="0"/>
+          <w:numId w:val="25"/>
+        </w:numPr>
+      </w:pPr>
+      <w:r>
+        <w:t>Limitations</w:t>
+      </w:r>
+    </w:p>
+    <w:p>
+      <w:pPr>
+        <w:pStyle w:val="NormalWeb"/>
+        <w:numPr>
+          <w:ilvl w:val="0"/>
+          <w:numId w:val="25"/>
+        </w:numPr>
+      </w:pPr>
+      <w:r>
+        <w:t>Recommendations</w:t>
+      </w:r>
+    </w:p>
+    <w:p>
+      <w:pPr>
+        <w:pStyle w:val="NormalWeb"/>
+      </w:pPr>
+      <w:r>
+        <w:t>Include them as bullet points.</w:t>
+      </w:r>
+    </w:p>
+    <w:p>
+      <w:pPr>
+        <w:pStyle w:val="Heading2"/>
+        <w:numPr>
+          <w:ilvl w:val="0"/>
+          <w:numId w:val="0"/>
+        </w:numPr>
+        <w:ind w:left="576" w:hanging="576"/>
+      </w:pPr>
+      <w:r>
+        <w:t>Ethical Considerations</w:t>
+      </w:r>
+    </w:p>
+    <w:p>
+      <w:pPr>
+        <w:pStyle w:val="NormalWeb"/>
+      </w:pPr>
+      <w:r>
+        <w:t>Whenever an exercise contains ethical considerations, privacy concerns, security concerns, bias discussions, fairness considerations, or responsible AI practices:</w:t>
+      </w:r>
+    </w:p>
+    <w:p>
+      <w:pPr>
+        <w:pStyle w:val="NormalWeb"/>
+      </w:pPr>
+      <w:r>
+        <w:t>Create a separate section.</w:t>
+      </w:r>
+    </w:p>
+    <w:p>
+      <w:pPr>
+        <w:pStyle w:val="NormalWeb"/>
+      </w:pPr>
+      <w:r>
+        <w:t>Example:</w:t>
+      </w:r>
+    </w:p>
+    <w:p>
+      <w:pPr>
+        <w:pStyle w:val="Heading3"/>
+        <w:numPr>
+          <w:ilvl w:val="0"/>
+          <w:numId w:val="0"/>
+        </w:numPr>
+        <w:ind w:left="720" w:hanging="720"/>
+      </w:pPr>
+      <w:r>
+        <w:t>Ethical Considerations</w:t>
+      </w:r>
+    </w:p>
+    <w:p>
+      <w:pPr>
+        <w:pStyle w:val="Heading2"/>
+        <w:numPr>
+          <w:ilvl w:val="0"/>
+          <w:numId w:val="0"/>
+        </w:numPr>
+        <w:ind w:left="576" w:hanging="576"/>
+      </w:pPr>
+      <w:r>
+        <w:t>Summary</w:t>
+      </w:r>
+    </w:p>
+    <w:p>
+      <w:pPr>
+        <w:pStyle w:val="NormalWeb"/>
+      </w:pPr>
+      <w:r>
+        <w:t>Create a concise summary based only on the provided document.</w:t>
+      </w:r>
+    </w:p>
+    <w:p>
+      <w:pPr>
+        <w:pStyle w:val="NormalWeb"/>
+      </w:pPr>
+      <w:r>
+        <w:t>Do NOT write:</w:t>
+      </w:r>
+    </w:p>
+    <w:p>
+      <w:pPr>
+        <w:pStyle w:val="NormalWeb"/>
+      </w:pPr>
+      <w:r>
+        <w:t>"Congratulations"</w:t>
+      </w:r>
+    </w:p>
+    <w:p>
+      <w:pPr>
+        <w:pStyle w:val="NormalWeb"/>
+      </w:pPr>
+      <w:r>
+        <w:t>Do NOT mention completing the exercise.</w:t>
+      </w:r>
+    </w:p>
+    <w:p>
+      <w:pPr>
+        <w:pStyle w:val="NormalWeb"/>
+      </w:pPr>
+      <w:r>
+        <w:t>Simply summarize the concepts learned.</w:t>
+      </w:r>
+    </w:p>
+    <w:p>
+      <w:pPr>
+        <w:pStyle w:val="Heading1"/>
+        <w:numPr>
+          <w:ilvl w:val="0"/>
+          <w:numId w:val="0"/>
+        </w:numPr>
+        <w:ind w:left="432" w:hanging="432"/>
+      </w:pPr>
+      <w:r>
+        <w:lastRenderedPageBreak/>
+        <w:t>Important Constraints</w:t>
+      </w:r>
+    </w:p>
+    <w:p>
+      <w:pPr>
+        <w:pStyle w:val="NormalWeb"/>
+      </w:pPr>
+      <w:r>
+        <w:t>Never invent information.</w:t>
+      </w:r>
+    </w:p>
+    <w:p>
+      <w:pPr>
+        <w:pStyle w:val="NormalWeb"/>
+      </w:pPr>
+      <w:r>
+        <w:t>Never expand beyond what is present in the document.</w:t>
+      </w:r>
+    </w:p>
+    <w:p>
+      <w:pPr>
+        <w:pStyle w:val="NormalWeb"/>
+      </w:pPr>
+      <w:r>
+        <w:t>Never explain concepts using outside knowledge.</w:t>
+      </w:r>
+    </w:p>
+    <w:p>
+      <w:pPr>
+        <w:pStyle w:val="NormalWeb"/>
+      </w:pPr>
+      <w:r>
+        <w:t>Stay faithful to the original material.</w:t>
+      </w:r>
+    </w:p>
+    <w:p>
+      <w:pPr>
+        <w:pStyle w:val="Heading1"/>
+        <w:numPr>
+          <w:ilvl w:val="0"/>
+          <w:numId w:val="0"/>
+        </w:numPr>
+        <w:ind w:left="432" w:hanging="432"/>
+      </w:pPr>
+      <w:r>
+        <w:t>Output Formatting</w:t>
+      </w:r>
+    </w:p>
+    <w:p>
+      <w:pPr>
+        <w:pStyle w:val="NormalWeb"/>
+      </w:pPr>
+      <w:r>
+        <w:t>Use the following structure exactly.</w:t>
+      </w:r>
+    </w:p>
+    <w:p>
+      <w:pPr>
+        <w:pStyle w:val="Heading1"/>
+        <w:numPr>
+          <w:ilvl w:val="0"/>
+          <w:numId w:val="0"/>
+        </w:numPr>
+        <w:ind w:left="432" w:hanging="432"/>
+      </w:pPr>
+      <w:r>
+        <w:t>Main Title</w:t>
+      </w:r>
+    </w:p>
+    <w:p>
+      <w:pPr>
+        <w:pStyle w:val="Heading2"/>
+        <w:numPr>
+          <w:ilvl w:val="0"/>
+          <w:numId w:val="0"/>
+        </w:numPr>
+        <w:ind w:left="576" w:hanging="576"/>
+      </w:pPr>
+      <w:r>
+        <w:t>Learning Objectives</w:t>
+      </w:r>
+    </w:p>
+    <w:p>
+      <w:pPr>
+        <w:pStyle w:val="Heading2"/>
+        <w:numPr>
+          <w:ilvl w:val="0"/>
+          <w:numId w:val="0"/>
+        </w:numPr>
+        <w:ind w:left="576" w:hanging="576"/>
+      </w:pPr>
+      <w:r>
+        <w:t>Introduction</w:t>
+      </w:r>
+    </w:p>
+    <w:p>
+      <w:pPr>
+        <w:pStyle w:val="Heading1"/>
+        <w:numPr>
+          <w:ilvl w:val="0"/>
+          <w:numId w:val="0"/>
+        </w:numPr>
+        <w:ind w:left="432" w:hanging="432"/>
+      </w:pPr>
+      <w:r>
+        <w:t>Exercise 1: ...</w:t>
+      </w:r>
+    </w:p>
+    <w:p>
+      <w:pPr>
+        <w:pStyle w:val="NormalWeb"/>
+      </w:pPr>
+      <w:r>
+        <w:t>Purpose...</w:t>
+      </w:r>
+    </w:p>
+    <w:p>
+      <w:pPr>
+        <w:pStyle w:val="Heading3"/>
+        <w:numPr>
+          <w:ilvl w:val="0"/>
+          <w:numId w:val="0"/>
+        </w:numPr>
+        <w:ind w:left="720" w:hanging="720"/>
+      </w:pPr>
+      <w:r>
+        <w:t>Step 1</w:t>
+      </w:r>
+    </w:p>
+    <w:p>
+      <w:pPr>
+        <w:pStyle w:val="Heading3"/>
+        <w:numPr>
+          <w:ilvl w:val="0"/>
+          <w:numId w:val="0"/>
+        </w:numPr>
+        <w:ind w:left="720" w:hanging="720"/>
+        <w:rPr>
+          <w:rStyle w:val="HTMLCode"/>
+          <w:rFonts w:asciiTheme="majorBidi" w:eastAsiaTheme="majorEastAsia" w:hAnsiTheme="majorBidi" w:cstheme="majorBidi"/>
+          <w:sz w:val="24"/>
+          <w:szCs w:val="28"/>
+        </w:rPr>
+      </w:pPr>
+      <w:r>
+        <w:t>Prompt</w:t>
+      </w:r>
+    </w:p>
+    <w:p>
+      <w:pPr>
+        <w:pStyle w:val="Heading3"/>
+        <w:numPr>
+          <w:ilvl w:val="0"/>
+          <w:numId w:val="0"/>
+        </w:numPr>
+        <w:ind w:left="720" w:hanging="720"/>
+      </w:pPr>
+      <w:r>
+        <w:t>Important Points</w:t>
+      </w:r>
+    </w:p>
+    <w:p>
+      <w:pPr>
+        <w:pStyle w:val="Heading1"/>
+        <w:numPr>
+          <w:ilvl w:val="0"/>
+          <w:numId w:val="0"/>
+        </w:numPr>
+        <w:ind w:left="432" w:hanging="432"/>
+      </w:pPr>
+      <w:r>
+        <w:t>Exercise 2: ...</w:t>
+      </w:r>
+    </w:p>
+    <w:p>
+      <w:pPr>
+        <w:pStyle w:val="NormalWeb"/>
+      </w:pPr>
+      <w:r>
+        <w:t>Purpose...</w:t>
+      </w:r>
+    </w:p>
+    <w:p>
+      <w:pPr>
+        <w:pStyle w:val="Heading3"/>
+        <w:numPr>
+          <w:ilvl w:val="0"/>
+          <w:numId w:val="0"/>
+        </w:numPr>
+        <w:ind w:left="720" w:hanging="720"/>
+        <w:rPr>
+          <w:rStyle w:val="HTMLCode"/>
+          <w:rFonts w:asciiTheme="majorBidi" w:eastAsiaTheme="majorEastAsia" w:hAnsiTheme="majorBidi" w:cstheme="majorBidi"/>
+          <w:sz w:val="24"/>
+          <w:szCs w:val="28"/>
+        </w:rPr>
+      </w:pPr>
+      <w:r>
+        <w:t>Prompt</w:t>
+      </w:r>
+    </w:p>
+    <w:p>
+      <w:pPr>
+        <w:pStyle w:val="Heading3"/>
+        <w:numPr>
+          <w:ilvl w:val="0"/>
+          <w:numId w:val="0"/>
+        </w:numPr>
+      </w:pPr>
+      <w:r>
+        <w:t>Ethical Considerations</w:t>
+      </w:r>
+    </w:p>
+    <w:p>
+      <w:pPr>
+        <w:pStyle w:val="Heading1"/>
+        <w:numPr>
+          <w:ilvl w:val="0"/>
+          <w:numId w:val="0"/>
+        </w:numPr>
+        <w:ind w:left="432" w:hanging="432"/>
+      </w:pPr>
+      <w:r>
+        <w:t>Exercise N</w:t>
+      </w:r>
+    </w:p>
+    <w:p>
+      <w:pPr>
+        <w:pStyle w:val="Heading2"/>
+        <w:numPr>
+          <w:ilvl w:val="0"/>
+          <w:numId w:val="0"/>
+        </w:numPr>
+        <w:ind w:left="576" w:hanging="576"/>
+      </w:pPr>
+      <w:r>
+        <w:t>Summary</w:t>
+      </w:r>
+    </w:p>
+    <w:p>
+      <w:pPr>
+        <w:pStyle w:val="Heading1"/>
+        <w:numPr>
+          <w:ilvl w:val="0"/>
+          <w:numId w:val="0"/>
+        </w:numPr>
+        <w:ind w:left="432" w:hanging="432"/>
+      </w:pPr>
+      <w:r>
+        <w:t>Quality Requirements</w:t>
+      </w:r>
+    </w:p>
+    <w:p>
+      <w:pPr>
+        <w:pStyle w:val="NormalWeb"/>
+      </w:pPr>
+      <w:r>
+        <w:t>The final notes should:</w:t>
+      </w:r>
+    </w:p>
+    <w:p>
+      <w:pPr>
+        <w:pStyle w:val="NormalWeb"/>
+        <w:numPr>
+          <w:ilvl w:val="0"/>
+          <w:numId w:val="28"/>
+        </w:numPr>
+      </w:pPr>
+      <w:r>
+        <w:t>Preserve all important educational content.</w:t>
+      </w:r>
+    </w:p>
+    <w:p>
+      <w:pPr>
+        <w:pStyle w:val="NormalWeb"/>
+        <w:numPr>
+          <w:ilvl w:val="0"/>
+          <w:numId w:val="28"/>
+        </w:numPr>
+      </w:pPr>
+      <w:r>
+        <w:t>Remove unnecessary procedural content.</w:t>
+      </w:r>
+    </w:p>
+    <w:p>
+      <w:pPr>
+        <w:pStyle w:val="NormalWeb"/>
+        <w:numPr>
+          <w:ilvl w:val="0"/>
+          <w:numId w:val="28"/>
+        </w:numPr>
+      </w:pPr>
+      <w:r>
+        <w:t>Preserve original terminology.</w:t>
+      </w:r>
+    </w:p>
+    <w:p>
+      <w:pPr>
+        <w:pStyle w:val="NormalWeb"/>
+        <w:numPr>
+          <w:ilvl w:val="0"/>
+          <w:numId w:val="28"/>
+        </w:numPr>
+      </w:pPr>
+      <w:r>
+        <w:t>Use headings, bullet points, and code blocks where appropriate.</w:t>
+      </w:r>
+    </w:p>
+    <w:p>
+      <w:pPr>
+        <w:pStyle w:val="NormalWeb"/>
+        <w:numPr>
+          <w:ilvl w:val="0"/>
+          <w:numId w:val="28"/>
+        </w:numPr>
+      </w:pPr>
+      <w:r>
+        <w:t>Be easy to read during future revision.</w:t>
+      </w:r>
+    </w:p>
+    <w:p>
+      <w:pPr>
+        <w:rPr>
+          <w:rFonts w:asciiTheme="majorBidi" w:hAnsiTheme="majorBidi" w:cstheme="majorBidi"/>
+          <w:lang w:val="en-US"/>
+        </w:rPr>
+      </w:pPr>
     </w:p>
     <w:sectPr>
       <w:pgSz w:w="11906" w:h="16838"/>
@@ -4645,6 +6222,155 @@
     </w:lvl>
   </w:abstractNum>
   <w:abstractNum w:abstractNumId="1" w15:restartNumberingAfterBreak="0">
+    <w:nsid w:val="0D6A4C9C"/>
+    <w:multiLevelType w:val="multilevel"/>
+    <w:tmpl w:val="B8902542"/>
+    <w:lvl w:ilvl="0">
+      <w:start w:val="1"/>
+      <w:numFmt w:val="bullet"/>
+      <w:lvlText w:val=""/>
+      <w:lvlJc w:val="left"/>
+      <w:pPr>
+        <w:tabs>
+          <w:tab w:val="num" w:pos="720"/>
+        </w:tabs>
+        <w:ind w:left="720" w:hanging="360"/>
+      </w:pPr>
+      <w:rPr>
+        <w:rFonts w:ascii="Symbol" w:hAnsi="Symbol" w:hint="default"/>
+        <w:sz w:val="20"/>
+      </w:rPr>
+    </w:lvl>
+    <w:lvl w:ilvl="1" w:tentative="1">
+      <w:start w:val="1"/>
+      <w:numFmt w:val="bullet"/>
+      <w:lvlText w:val="o"/>
+      <w:lvlJc w:val="left"/>
+      <w:pPr>
+        <w:tabs>
+          <w:tab w:val="num" w:pos="1440"/>
+        </w:tabs>
+        <w:ind w:left="1440" w:hanging="360"/>
+      </w:pPr>
+      <w:rPr>
+        <w:rFonts w:ascii="Courier New" w:hAnsi="Courier New" w:hint="default"/>
+        <w:sz w:val="20"/>
+      </w:rPr>
+    </w:lvl>
+    <w:lvl w:ilvl="2" w:tentative="1">
+      <w:start w:val="1"/>
+      <w:numFmt w:val="bullet"/>
+      <w:lvlText w:val=""/>
+      <w:lvlJc w:val="left"/>
+      <w:pPr>
+        <w:tabs>
+          <w:tab w:val="num" w:pos="2160"/>
+        </w:tabs>
+        <w:ind w:left="2160" w:hanging="360"/>
+      </w:pPr>
+      <w:rPr>
+        <w:rFonts w:ascii="Wingdings" w:hAnsi="Wingdings" w:hint="default"/>
+        <w:sz w:val="20"/>
+      </w:rPr>
+    </w:lvl>
+    <w:lvl w:ilvl="3" w:tentative="1">
+      <w:start w:val="1"/>
+      <w:numFmt w:val="bullet"/>
+      <w:lvlText w:val=""/>
+      <w:lvlJc w:val="left"/>
+      <w:pPr>
+        <w:tabs>
+          <w:tab w:val="num" w:pos="2880"/>
+        </w:tabs>
+        <w:ind w:left="2880" w:hanging="360"/>
+      </w:pPr>
+      <w:rPr>
+        <w:rFonts w:ascii="Wingdings" w:hAnsi="Wingdings" w:hint="default"/>
+        <w:sz w:val="20"/>
+      </w:rPr>
+    </w:lvl>
+    <w:lvl w:ilvl="4" w:tentative="1">
+      <w:start w:val="1"/>
+      <w:numFmt w:val="bullet"/>
+      <w:lvlText w:val=""/>
+      <w:lvlJc w:val="left"/>
+      <w:pPr>
+        <w:tabs>
+          <w:tab w:val="num" w:pos="3600"/>
+        </w:tabs>
+        <w:ind w:left="3600" w:hanging="360"/>
+      </w:pPr>
+      <w:rPr>
+        <w:rFonts w:ascii="Wingdings" w:hAnsi="Wingdings" w:hint="default"/>
+        <w:sz w:val="20"/>
+      </w:rPr>
+    </w:lvl>
+    <w:lvl w:ilvl="5" w:tentative="1">
+      <w:start w:val="1"/>
+      <w:numFmt w:val="bullet"/>
+      <w:lvlText w:val=""/>
+      <w:lvlJc w:val="left"/>
+      <w:pPr>
+        <w:tabs>
+          <w:tab w:val="num" w:pos="4320"/>
+        </w:tabs>
+        <w:ind w:left="4320" w:hanging="360"/>
+      </w:pPr>
+      <w:rPr>
+        <w:rFonts w:ascii="Wingdings" w:hAnsi="Wingdings" w:hint="default"/>
+        <w:sz w:val="20"/>
+      </w:rPr>
+    </w:lvl>
+    <w:lvl w:ilvl="6" w:tentative="1">
+      <w:start w:val="1"/>
+      <w:numFmt w:val="bullet"/>
+      <w:lvlText w:val=""/>
+      <w:lvlJc w:val="left"/>
+      <w:pPr>
+        <w:tabs>
+          <w:tab w:val="num" w:pos="5040"/>
+        </w:tabs>
+        <w:ind w:left="5040" w:hanging="360"/>
+      </w:pPr>
+      <w:rPr>
+        <w:rFonts w:ascii="Wingdings" w:hAnsi="Wingdings" w:hint="default"/>
+        <w:sz w:val="20"/>
+      </w:rPr>
+    </w:lvl>
+    <w:lvl w:ilvl="7" w:tentative="1">
+      <w:start w:val="1"/>
+      <w:numFmt w:val="bullet"/>
+      <w:lvlText w:val=""/>
+      <w:lvlJc w:val="left"/>
+      <w:pPr>
+        <w:tabs>
+          <w:tab w:val="num" w:pos="5760"/>
+        </w:tabs>
+        <w:ind w:left="5760" w:hanging="360"/>
+      </w:pPr>
+      <w:rPr>
+        <w:rFonts w:ascii="Wingdings" w:hAnsi="Wingdings" w:hint="default"/>
+        <w:sz w:val="20"/>
+      </w:rPr>
+    </w:lvl>
+    <w:lvl w:ilvl="8" w:tentative="1">
+      <w:start w:val="1"/>
+      <w:numFmt w:val="bullet"/>
+      <w:lvlText w:val=""/>
+      <w:lvlJc w:val="left"/>
+      <w:pPr>
+        <w:tabs>
+          <w:tab w:val="num" w:pos="6480"/>
+        </w:tabs>
+        <w:ind w:left="6480" w:hanging="360"/>
+      </w:pPr>
+      <w:rPr>
+        <w:rFonts w:ascii="Wingdings" w:hAnsi="Wingdings" w:hint="default"/>
+        <w:sz w:val="20"/>
+      </w:rPr>
+    </w:lvl>
+  </w:abstractNum>
+  <w:abstractNum w:abstractNumId="2" w15:restartNumberingAfterBreak="0">
     <w:nsid w:val="11CD1041"/>
     <w:multiLevelType w:val="multilevel"/>
     <w:tmpl w:val="08090025"/>
@@ -4739,7 +6465,7 @@
       </w:pPr>
     </w:lvl>
   </w:abstractNum>
-  <w:abstractNum w:abstractNumId="2" w15:restartNumberingAfterBreak="0">
+  <w:abstractNum w:abstractNumId="3" w15:restartNumberingAfterBreak="0">
     <w:nsid w:val="18732D77"/>
     <w:multiLevelType w:val="hybridMultilevel"/>
     <w:tmpl w:val="B2BC81FC"/>
@@ -4825,7 +6551,7 @@
       </w:pPr>
     </w:lvl>
   </w:abstractNum>
-  <w:abstractNum w:abstractNumId="3" w15:restartNumberingAfterBreak="0">
+  <w:abstractNum w:abstractNumId="4" w15:restartNumberingAfterBreak="0">
     <w:nsid w:val="1E8A51C4"/>
     <w:multiLevelType w:val="hybridMultilevel"/>
     <w:tmpl w:val="15E42046"/>
@@ -4911,7 +6637,156 @@
       </w:pPr>
     </w:lvl>
   </w:abstractNum>
-  <w:abstractNum w:abstractNumId="4" w15:restartNumberingAfterBreak="0">
+  <w:abstractNum w:abstractNumId="5" w15:restartNumberingAfterBreak="0">
+    <w:nsid w:val="2A8E51D1"/>
+    <w:multiLevelType w:val="multilevel"/>
+    <w:tmpl w:val="B8902542"/>
+    <w:lvl w:ilvl="0">
+      <w:start w:val="1"/>
+      <w:numFmt w:val="bullet"/>
+      <w:lvlText w:val=""/>
+      <w:lvlJc w:val="left"/>
+      <w:pPr>
+        <w:tabs>
+          <w:tab w:val="num" w:pos="720"/>
+        </w:tabs>
+        <w:ind w:left="720" w:hanging="360"/>
+      </w:pPr>
+      <w:rPr>
+        <w:rFonts w:ascii="Symbol" w:hAnsi="Symbol" w:hint="default"/>
+        <w:sz w:val="20"/>
+      </w:rPr>
+    </w:lvl>
+    <w:lvl w:ilvl="1" w:tentative="1">
+      <w:start w:val="1"/>
+      <w:numFmt w:val="bullet"/>
+      <w:lvlText w:val="o"/>
+      <w:lvlJc w:val="left"/>
+      <w:pPr>
+        <w:tabs>
+          <w:tab w:val="num" w:pos="1440"/>
+        </w:tabs>
+        <w:ind w:left="1440" w:hanging="360"/>
+      </w:pPr>
+      <w:rPr>
+        <w:rFonts w:ascii="Courier New" w:hAnsi="Courier New" w:hint="default"/>
+        <w:sz w:val="20"/>
+      </w:rPr>
+    </w:lvl>
+    <w:lvl w:ilvl="2" w:tentative="1">
+      <w:start w:val="1"/>
+      <w:numFmt w:val="bullet"/>
+      <w:lvlText w:val=""/>
+      <w:lvlJc w:val="left"/>
+      <w:pPr>
+        <w:tabs>
+          <w:tab w:val="num" w:pos="2160"/>
+        </w:tabs>
+        <w:ind w:left="2160" w:hanging="360"/>
+      </w:pPr>
+      <w:rPr>
+        <w:rFonts w:ascii="Wingdings" w:hAnsi="Wingdings" w:hint="default"/>
+        <w:sz w:val="20"/>
+      </w:rPr>
+    </w:lvl>
+    <w:lvl w:ilvl="3" w:tentative="1">
+      <w:start w:val="1"/>
+      <w:numFmt w:val="bullet"/>
+      <w:lvlText w:val=""/>
+      <w:lvlJc w:val="left"/>
+      <w:pPr>
+        <w:tabs>
+          <w:tab w:val="num" w:pos="2880"/>
+        </w:tabs>
+        <w:ind w:left="2880" w:hanging="360"/>
+      </w:pPr>
+      <w:rPr>
+        <w:rFonts w:ascii="Wingdings" w:hAnsi="Wingdings" w:hint="default"/>
+        <w:sz w:val="20"/>
+      </w:rPr>
+    </w:lvl>
+    <w:lvl w:ilvl="4" w:tentative="1">
+      <w:start w:val="1"/>
+      <w:numFmt w:val="bullet"/>
+      <w:lvlText w:val=""/>
+      <w:lvlJc w:val="left"/>
+      <w:pPr>
+        <w:tabs>
+          <w:tab w:val="num" w:pos="3600"/>
+        </w:tabs>
+        <w:ind w:left="3600" w:hanging="360"/>
+      </w:pPr>
+      <w:rPr>
+        <w:rFonts w:ascii="Wingdings" w:hAnsi="Wingdings" w:hint="default"/>
+        <w:sz w:val="20"/>
+      </w:rPr>
+    </w:lvl>
+    <w:lvl w:ilvl="5" w:tentative="1">
+      <w:start w:val="1"/>
+      <w:numFmt w:val="bullet"/>
+      <w:lvlText w:val=""/>
+      <w:lvlJc w:val="left"/>
+      <w:pPr>
+        <w:tabs>
+          <w:tab w:val="num" w:pos="4320"/>
+        </w:tabs>
+        <w:ind w:left="4320" w:hanging="360"/>
+      </w:pPr>
+      <w:rPr>
+        <w:rFonts w:ascii="Wingdings" w:hAnsi="Wingdings" w:hint="default"/>
+        <w:sz w:val="20"/>
+      </w:rPr>
+    </w:lvl>
+    <w:lvl w:ilvl="6" w:tentative="1">
+      <w:start w:val="1"/>
+      <w:numFmt w:val="bullet"/>
+      <w:lvlText w:val=""/>
+      <w:lvlJc w:val="left"/>
+      <w:pPr>
+        <w:tabs>
+          <w:tab w:val="num" w:pos="5040"/>
+        </w:tabs>
+        <w:ind w:left="5040" w:hanging="360"/>
+      </w:pPr>
+      <w:rPr>
+        <w:rFonts w:ascii="Wingdings" w:hAnsi="Wingdings" w:hint="default"/>
+        <w:sz w:val="20"/>
+      </w:rPr>
+    </w:lvl>
+    <w:lvl w:ilvl="7" w:tentative="1">
+      <w:start w:val="1"/>
+      <w:numFmt w:val="bullet"/>
+      <w:lvlText w:val=""/>
+      <w:lvlJc w:val="left"/>
+      <w:pPr>
+        <w:tabs>
+          <w:tab w:val="num" w:pos="5760"/>
+        </w:tabs>
+        <w:ind w:left="5760" w:hanging="360"/>
+      </w:pPr>
+      <w:rPr>
+        <w:rFonts w:ascii="Wingdings" w:hAnsi="Wingdings" w:hint="default"/>
+        <w:sz w:val="20"/>
+      </w:rPr>
+    </w:lvl>
+    <w:lvl w:ilvl="8" w:tentative="1">
+      <w:start w:val="1"/>
+      <w:numFmt w:val="bullet"/>
+      <w:lvlText w:val=""/>
+      <w:lvlJc w:val="left"/>
+      <w:pPr>
+        <w:tabs>
+          <w:tab w:val="num" w:pos="6480"/>
+        </w:tabs>
+        <w:ind w:left="6480" w:hanging="360"/>
+      </w:pPr>
+      <w:rPr>
+        <w:rFonts w:ascii="Wingdings" w:hAnsi="Wingdings" w:hint="default"/>
+        <w:sz w:val="20"/>
+      </w:rPr>
+    </w:lvl>
+  </w:abstractNum>
+  <w:abstractNum w:abstractNumId="6" w15:restartNumberingAfterBreak="0">
     <w:nsid w:val="301A156A"/>
     <w:multiLevelType w:val="hybridMultilevel"/>
     <w:tmpl w:val="6DE2E76E"/>
@@ -4997,7 +6872,7 @@
       </w:pPr>
     </w:lvl>
   </w:abstractNum>
-  <w:abstractNum w:abstractNumId="5" w15:restartNumberingAfterBreak="0">
+  <w:abstractNum w:abstractNumId="7" w15:restartNumberingAfterBreak="0">
     <w:nsid w:val="33DC41F7"/>
     <w:multiLevelType w:val="hybridMultilevel"/>
     <w:tmpl w:val="A5E49B3C"/>
@@ -5083,7 +6958,156 @@
       </w:pPr>
     </w:lvl>
   </w:abstractNum>
-  <w:abstractNum w:abstractNumId="6" w15:restartNumberingAfterBreak="0">
+  <w:abstractNum w:abstractNumId="8" w15:restartNumberingAfterBreak="0">
+    <w:nsid w:val="36BA33F9"/>
+    <w:multiLevelType w:val="multilevel"/>
+    <w:tmpl w:val="B8902542"/>
+    <w:lvl w:ilvl="0">
+      <w:start w:val="1"/>
+      <w:numFmt w:val="bullet"/>
+      <w:lvlText w:val=""/>
+      <w:lvlJc w:val="left"/>
+      <w:pPr>
+        <w:tabs>
+          <w:tab w:val="num" w:pos="720"/>
+        </w:tabs>
+        <w:ind w:left="720" w:hanging="360"/>
+      </w:pPr>
+      <w:rPr>
+        <w:rFonts w:ascii="Symbol" w:hAnsi="Symbol" w:hint="default"/>
+        <w:sz w:val="20"/>
+      </w:rPr>
+    </w:lvl>
+    <w:lvl w:ilvl="1" w:tentative="1">
+      <w:start w:val="1"/>
+      <w:numFmt w:val="bullet"/>
+      <w:lvlText w:val="o"/>
+      <w:lvlJc w:val="left"/>
+      <w:pPr>
+        <w:tabs>
+          <w:tab w:val="num" w:pos="1440"/>
+        </w:tabs>
+        <w:ind w:left="1440" w:hanging="360"/>
+      </w:pPr>
+      <w:rPr>
+        <w:rFonts w:ascii="Courier New" w:hAnsi="Courier New" w:hint="default"/>
+        <w:sz w:val="20"/>
+      </w:rPr>
+    </w:lvl>
+    <w:lvl w:ilvl="2" w:tentative="1">
+      <w:start w:val="1"/>
+      <w:numFmt w:val="bullet"/>
+      <w:lvlText w:val=""/>
+      <w:lvlJc w:val="left"/>
+      <w:pPr>
+        <w:tabs>
+          <w:tab w:val="num" w:pos="2160"/>
+        </w:tabs>
+        <w:ind w:left="2160" w:hanging="360"/>
+      </w:pPr>
+      <w:rPr>
+        <w:rFonts w:ascii="Wingdings" w:hAnsi="Wingdings" w:hint="default"/>
+        <w:sz w:val="20"/>
+      </w:rPr>
+    </w:lvl>
+    <w:lvl w:ilvl="3" w:tentative="1">
+      <w:start w:val="1"/>
+      <w:numFmt w:val="bullet"/>
+      <w:lvlText w:val=""/>
+      <w:lvlJc w:val="left"/>
+      <w:pPr>
+        <w:tabs>
+          <w:tab w:val="num" w:pos="2880"/>
+        </w:tabs>
+        <w:ind w:left="2880" w:hanging="360"/>
+      </w:pPr>
+      <w:rPr>
+        <w:rFonts w:ascii="Wingdings" w:hAnsi="Wingdings" w:hint="default"/>
+        <w:sz w:val="20"/>
+      </w:rPr>
+    </w:lvl>
+    <w:lvl w:ilvl="4" w:tentative="1">
+      <w:start w:val="1"/>
+      <w:numFmt w:val="bullet"/>
+      <w:lvlText w:val=""/>
+      <w:lvlJc w:val="left"/>
+      <w:pPr>
+        <w:tabs>
+          <w:tab w:val="num" w:pos="3600"/>
+        </w:tabs>
+        <w:ind w:left="3600" w:hanging="360"/>
+      </w:pPr>
+      <w:rPr>
+        <w:rFonts w:ascii="Wingdings" w:hAnsi="Wingdings" w:hint="default"/>
+        <w:sz w:val="20"/>
+      </w:rPr>
+    </w:lvl>
+    <w:lvl w:ilvl="5" w:tentative="1">
+      <w:start w:val="1"/>
+      <w:numFmt w:val="bullet"/>
+      <w:lvlText w:val=""/>
+      <w:lvlJc w:val="left"/>
+      <w:pPr>
+        <w:tabs>
+          <w:tab w:val="num" w:pos="4320"/>
+        </w:tabs>
+        <w:ind w:left="4320" w:hanging="360"/>
+      </w:pPr>
+      <w:rPr>
+        <w:rFonts w:ascii="Wingdings" w:hAnsi="Wingdings" w:hint="default"/>
+        <w:sz w:val="20"/>
+      </w:rPr>
+    </w:lvl>
+    <w:lvl w:ilvl="6" w:tentative="1">
+      <w:start w:val="1"/>
+      <w:numFmt w:val="bullet"/>
+      <w:lvlText w:val=""/>
+      <w:lvlJc w:val="left"/>
+      <w:pPr>
+        <w:tabs>
+          <w:tab w:val="num" w:pos="5040"/>
+        </w:tabs>
+        <w:ind w:left="5040" w:hanging="360"/>
+      </w:pPr>
+      <w:rPr>
+        <w:rFonts w:ascii="Wingdings" w:hAnsi="Wingdings" w:hint="default"/>
+        <w:sz w:val="20"/>
+      </w:rPr>
+    </w:lvl>
+    <w:lvl w:ilvl="7" w:tentative="1">
+      <w:start w:val="1"/>
+      <w:numFmt w:val="bullet"/>
+      <w:lvlText w:val=""/>
+      <w:lvlJc w:val="left"/>
+      <w:pPr>
+        <w:tabs>
+          <w:tab w:val="num" w:pos="5760"/>
+        </w:tabs>
+        <w:ind w:left="5760" w:hanging="360"/>
+      </w:pPr>
+      <w:rPr>
+        <w:rFonts w:ascii="Wingdings" w:hAnsi="Wingdings" w:hint="default"/>
+        <w:sz w:val="20"/>
+      </w:rPr>
+    </w:lvl>
+    <w:lvl w:ilvl="8" w:tentative="1">
+      <w:start w:val="1"/>
+      <w:numFmt w:val="bullet"/>
+      <w:lvlText w:val=""/>
+      <w:lvlJc w:val="left"/>
+      <w:pPr>
+        <w:tabs>
+          <w:tab w:val="num" w:pos="6480"/>
+        </w:tabs>
+        <w:ind w:left="6480" w:hanging="360"/>
+      </w:pPr>
+      <w:rPr>
+        <w:rFonts w:ascii="Wingdings" w:hAnsi="Wingdings" w:hint="default"/>
+        <w:sz w:val="20"/>
+      </w:rPr>
+    </w:lvl>
+  </w:abstractNum>
+  <w:abstractNum w:abstractNumId="9" w15:restartNumberingAfterBreak="0">
     <w:nsid w:val="384C78CB"/>
     <w:multiLevelType w:val="multilevel"/>
     <w:tmpl w:val="902C75D2"/>
@@ -5169,7 +7193,156 @@
       </w:pPr>
     </w:lvl>
   </w:abstractNum>
-  <w:abstractNum w:abstractNumId="7" w15:restartNumberingAfterBreak="0">
+  <w:abstractNum w:abstractNumId="10" w15:restartNumberingAfterBreak="0">
+    <w:nsid w:val="38BD6969"/>
+    <w:multiLevelType w:val="multilevel"/>
+    <w:tmpl w:val="B8902542"/>
+    <w:lvl w:ilvl="0">
+      <w:start w:val="1"/>
+      <w:numFmt w:val="bullet"/>
+      <w:lvlText w:val=""/>
+      <w:lvlJc w:val="left"/>
+      <w:pPr>
+        <w:tabs>
+          <w:tab w:val="num" w:pos="720"/>
+        </w:tabs>
+        <w:ind w:left="720" w:hanging="360"/>
+      </w:pPr>
+      <w:rPr>
+        <w:rFonts w:ascii="Symbol" w:hAnsi="Symbol" w:hint="default"/>
+        <w:sz w:val="20"/>
+      </w:rPr>
+    </w:lvl>
+    <w:lvl w:ilvl="1" w:tentative="1">
+      <w:start w:val="1"/>
+      <w:numFmt w:val="bullet"/>
+      <w:lvlText w:val="o"/>
+      <w:lvlJc w:val="left"/>
+      <w:pPr>
+        <w:tabs>
+          <w:tab w:val="num" w:pos="1440"/>
+        </w:tabs>
+        <w:ind w:left="1440" w:hanging="360"/>
+      </w:pPr>
+      <w:rPr>
+        <w:rFonts w:ascii="Courier New" w:hAnsi="Courier New" w:hint="default"/>
+        <w:sz w:val="20"/>
+      </w:rPr>
+    </w:lvl>
+    <w:lvl w:ilvl="2" w:tentative="1">
+      <w:start w:val="1"/>
+      <w:numFmt w:val="bullet"/>
+      <w:lvlText w:val=""/>
+      <w:lvlJc w:val="left"/>
+      <w:pPr>
+        <w:tabs>
+          <w:tab w:val="num" w:pos="2160"/>
+        </w:tabs>
+        <w:ind w:left="2160" w:hanging="360"/>
+      </w:pPr>
+      <w:rPr>
+        <w:rFonts w:ascii="Wingdings" w:hAnsi="Wingdings" w:hint="default"/>
+        <w:sz w:val="20"/>
+      </w:rPr>
+    </w:lvl>
+    <w:lvl w:ilvl="3" w:tentative="1">
+      <w:start w:val="1"/>
+      <w:numFmt w:val="bullet"/>
+      <w:lvlText w:val=""/>
+      <w:lvlJc w:val="left"/>
+      <w:pPr>
+        <w:tabs>
+          <w:tab w:val="num" w:pos="2880"/>
+        </w:tabs>
+        <w:ind w:left="2880" w:hanging="360"/>
+      </w:pPr>
+      <w:rPr>
+        <w:rFonts w:ascii="Wingdings" w:hAnsi="Wingdings" w:hint="default"/>
+        <w:sz w:val="20"/>
+      </w:rPr>
+    </w:lvl>
+    <w:lvl w:ilvl="4" w:tentative="1">
+      <w:start w:val="1"/>
+      <w:numFmt w:val="bullet"/>
+      <w:lvlText w:val=""/>
+      <w:lvlJc w:val="left"/>
+      <w:pPr>
+        <w:tabs>
+          <w:tab w:val="num" w:pos="3600"/>
+        </w:tabs>
+        <w:ind w:left="3600" w:hanging="360"/>
+      </w:pPr>
+      <w:rPr>
+        <w:rFonts w:ascii="Wingdings" w:hAnsi="Wingdings" w:hint="default"/>
+        <w:sz w:val="20"/>
+      </w:rPr>
+    </w:lvl>
+    <w:lvl w:ilvl="5" w:tentative="1">
+      <w:start w:val="1"/>
+      <w:numFmt w:val="bullet"/>
+      <w:lvlText w:val=""/>
+      <w:lvlJc w:val="left"/>
+      <w:pPr>
+        <w:tabs>
+          <w:tab w:val="num" w:pos="4320"/>
+        </w:tabs>
+        <w:ind w:left="4320" w:hanging="360"/>
+      </w:pPr>
+      <w:rPr>
+        <w:rFonts w:ascii="Wingdings" w:hAnsi="Wingdings" w:hint="default"/>
+        <w:sz w:val="20"/>
+      </w:rPr>
+    </w:lvl>
+    <w:lvl w:ilvl="6" w:tentative="1">
+      <w:start w:val="1"/>
+      <w:numFmt w:val="bullet"/>
+      <w:lvlText w:val=""/>
+      <w:lvlJc w:val="left"/>
+      <w:pPr>
+        <w:tabs>
+          <w:tab w:val="num" w:pos="5040"/>
+        </w:tabs>
+        <w:ind w:left="5040" w:hanging="360"/>
+      </w:pPr>
+      <w:rPr>
+        <w:rFonts w:ascii="Wingdings" w:hAnsi="Wingdings" w:hint="default"/>
+        <w:sz w:val="20"/>
+      </w:rPr>
+    </w:lvl>
+    <w:lvl w:ilvl="7" w:tentative="1">
+      <w:start w:val="1"/>
+      <w:numFmt w:val="bullet"/>
+      <w:lvlText w:val=""/>
+      <w:lvlJc w:val="left"/>
+      <w:pPr>
+        <w:tabs>
+          <w:tab w:val="num" w:pos="5760"/>
+        </w:tabs>
+        <w:ind w:left="5760" w:hanging="360"/>
+      </w:pPr>
+      <w:rPr>
+        <w:rFonts w:ascii="Wingdings" w:hAnsi="Wingdings" w:hint="default"/>
+        <w:sz w:val="20"/>
+      </w:rPr>
+    </w:lvl>
+    <w:lvl w:ilvl="8" w:tentative="1">
+      <w:start w:val="1"/>
+      <w:numFmt w:val="bullet"/>
+      <w:lvlText w:val=""/>
+      <w:lvlJc w:val="left"/>
+      <w:pPr>
+        <w:tabs>
+          <w:tab w:val="num" w:pos="6480"/>
+        </w:tabs>
+        <w:ind w:left="6480" w:hanging="360"/>
+      </w:pPr>
+      <w:rPr>
+        <w:rFonts w:ascii="Wingdings" w:hAnsi="Wingdings" w:hint="default"/>
+        <w:sz w:val="20"/>
+      </w:rPr>
+    </w:lvl>
+  </w:abstractNum>
+  <w:abstractNum w:abstractNumId="11" w15:restartNumberingAfterBreak="0">
     <w:nsid w:val="394544E5"/>
     <w:multiLevelType w:val="hybridMultilevel"/>
     <w:tmpl w:val="9F749B9E"/>
@@ -5255,7 +7428,7 @@
       </w:pPr>
     </w:lvl>
   </w:abstractNum>
-  <w:abstractNum w:abstractNumId="8" w15:restartNumberingAfterBreak="0">
+  <w:abstractNum w:abstractNumId="12" w15:restartNumberingAfterBreak="0">
     <w:nsid w:val="453D7B57"/>
     <w:multiLevelType w:val="multilevel"/>
     <w:tmpl w:val="B06E07FC"/>
@@ -5368,7 +7541,156 @@
       </w:pPr>
     </w:lvl>
   </w:abstractNum>
-  <w:abstractNum w:abstractNumId="9" w15:restartNumberingAfterBreak="0">
+  <w:abstractNum w:abstractNumId="13" w15:restartNumberingAfterBreak="0">
+    <w:nsid w:val="49C83C5F"/>
+    <w:multiLevelType w:val="multilevel"/>
+    <w:tmpl w:val="B8902542"/>
+    <w:lvl w:ilvl="0">
+      <w:start w:val="1"/>
+      <w:numFmt w:val="bullet"/>
+      <w:lvlText w:val=""/>
+      <w:lvlJc w:val="left"/>
+      <w:pPr>
+        <w:tabs>
+          <w:tab w:val="num" w:pos="720"/>
+        </w:tabs>
+        <w:ind w:left="720" w:hanging="360"/>
+      </w:pPr>
+      <w:rPr>
+        <w:rFonts w:ascii="Symbol" w:hAnsi="Symbol" w:hint="default"/>
+        <w:sz w:val="20"/>
+      </w:rPr>
+    </w:lvl>
+    <w:lvl w:ilvl="1" w:tentative="1">
+      <w:start w:val="1"/>
+      <w:numFmt w:val="bullet"/>
+      <w:lvlText w:val="o"/>
+      <w:lvlJc w:val="left"/>
+      <w:pPr>
+        <w:tabs>
+          <w:tab w:val="num" w:pos="1440"/>
+        </w:tabs>
+        <w:ind w:left="1440" w:hanging="360"/>
+      </w:pPr>
+      <w:rPr>
+        <w:rFonts w:ascii="Courier New" w:hAnsi="Courier New" w:hint="default"/>
+        <w:sz w:val="20"/>
+      </w:rPr>
+    </w:lvl>
+    <w:lvl w:ilvl="2" w:tentative="1">
+      <w:start w:val="1"/>
+      <w:numFmt w:val="bullet"/>
+      <w:lvlText w:val=""/>
+      <w:lvlJc w:val="left"/>
+      <w:pPr>
+        <w:tabs>
+          <w:tab w:val="num" w:pos="2160"/>
+        </w:tabs>
+        <w:ind w:left="2160" w:hanging="360"/>
+      </w:pPr>
+      <w:rPr>
+        <w:rFonts w:ascii="Wingdings" w:hAnsi="Wingdings" w:hint="default"/>
+        <w:sz w:val="20"/>
+      </w:rPr>
+    </w:lvl>
+    <w:lvl w:ilvl="3" w:tentative="1">
+      <w:start w:val="1"/>
+      <w:numFmt w:val="bullet"/>
+      <w:lvlText w:val=""/>
+      <w:lvlJc w:val="left"/>
+      <w:pPr>
+        <w:tabs>
+          <w:tab w:val="num" w:pos="2880"/>
+        </w:tabs>
+        <w:ind w:left="2880" w:hanging="360"/>
+      </w:pPr>
+      <w:rPr>
+        <w:rFonts w:ascii="Wingdings" w:hAnsi="Wingdings" w:hint="default"/>
+        <w:sz w:val="20"/>
+      </w:rPr>
+    </w:lvl>
+    <w:lvl w:ilvl="4" w:tentative="1">
+      <w:start w:val="1"/>
+      <w:numFmt w:val="bullet"/>
+      <w:lvlText w:val=""/>
+      <w:lvlJc w:val="left"/>
+      <w:pPr>
+        <w:tabs>
+          <w:tab w:val="num" w:pos="3600"/>
+        </w:tabs>
+        <w:ind w:left="3600" w:hanging="360"/>
+      </w:pPr>
+      <w:rPr>
+        <w:rFonts w:ascii="Wingdings" w:hAnsi="Wingdings" w:hint="default"/>
+        <w:sz w:val="20"/>
+      </w:rPr>
+    </w:lvl>
+    <w:lvl w:ilvl="5" w:tentative="1">
+      <w:start w:val="1"/>
+      <w:numFmt w:val="bullet"/>
+      <w:lvlText w:val=""/>
+      <w:lvlJc w:val="left"/>
+      <w:pPr>
+        <w:tabs>
+          <w:tab w:val="num" w:pos="4320"/>
+        </w:tabs>
+        <w:ind w:left="4320" w:hanging="360"/>
+      </w:pPr>
+      <w:rPr>
+        <w:rFonts w:ascii="Wingdings" w:hAnsi="Wingdings" w:hint="default"/>
+        <w:sz w:val="20"/>
+      </w:rPr>
+    </w:lvl>
+    <w:lvl w:ilvl="6" w:tentative="1">
+      <w:start w:val="1"/>
+      <w:numFmt w:val="bullet"/>
+      <w:lvlText w:val=""/>
+      <w:lvlJc w:val="left"/>
+      <w:pPr>
+        <w:tabs>
+          <w:tab w:val="num" w:pos="5040"/>
+        </w:tabs>
+        <w:ind w:left="5040" w:hanging="360"/>
+      </w:pPr>
+      <w:rPr>
+        <w:rFonts w:ascii="Wingdings" w:hAnsi="Wingdings" w:hint="default"/>
+        <w:sz w:val="20"/>
+      </w:rPr>
+    </w:lvl>
+    <w:lvl w:ilvl="7" w:tentative="1">
+      <w:start w:val="1"/>
+      <w:numFmt w:val="bullet"/>
+      <w:lvlText w:val=""/>
+      <w:lvlJc w:val="left"/>
+      <w:pPr>
+        <w:tabs>
+          <w:tab w:val="num" w:pos="5760"/>
+        </w:tabs>
+        <w:ind w:left="5760" w:hanging="360"/>
+      </w:pPr>
+      <w:rPr>
+        <w:rFonts w:ascii="Wingdings" w:hAnsi="Wingdings" w:hint="default"/>
+        <w:sz w:val="20"/>
+      </w:rPr>
+    </w:lvl>
+    <w:lvl w:ilvl="8" w:tentative="1">
+      <w:start w:val="1"/>
+      <w:numFmt w:val="bullet"/>
+      <w:lvlText w:val=""/>
+      <w:lvlJc w:val="left"/>
+      <w:pPr>
+        <w:tabs>
+          <w:tab w:val="num" w:pos="6480"/>
+        </w:tabs>
+        <w:ind w:left="6480" w:hanging="360"/>
+      </w:pPr>
+      <w:rPr>
+        <w:rFonts w:ascii="Wingdings" w:hAnsi="Wingdings" w:hint="default"/>
+        <w:sz w:val="20"/>
+      </w:rPr>
+    </w:lvl>
+  </w:abstractNum>
+  <w:abstractNum w:abstractNumId="14" w15:restartNumberingAfterBreak="0">
     <w:nsid w:val="51DA4D25"/>
     <w:multiLevelType w:val="hybridMultilevel"/>
     <w:tmpl w:val="B7DAB8EC"/>
@@ -5454,7 +7776,305 @@
       </w:pPr>
     </w:lvl>
   </w:abstractNum>
-  <w:abstractNum w:abstractNumId="10" w15:restartNumberingAfterBreak="0">
+  <w:abstractNum w:abstractNumId="15" w15:restartNumberingAfterBreak="0">
+    <w:nsid w:val="5FC00983"/>
+    <w:multiLevelType w:val="multilevel"/>
+    <w:tmpl w:val="B8902542"/>
+    <w:lvl w:ilvl="0">
+      <w:start w:val="1"/>
+      <w:numFmt w:val="bullet"/>
+      <w:lvlText w:val=""/>
+      <w:lvlJc w:val="left"/>
+      <w:pPr>
+        <w:tabs>
+          <w:tab w:val="num" w:pos="720"/>
+        </w:tabs>
+        <w:ind w:left="720" w:hanging="360"/>
+      </w:pPr>
+      <w:rPr>
+        <w:rFonts w:ascii="Symbol" w:hAnsi="Symbol" w:hint="default"/>
+        <w:sz w:val="20"/>
+      </w:rPr>
+    </w:lvl>
+    <w:lvl w:ilvl="1" w:tentative="1">
+      <w:start w:val="1"/>
+      <w:numFmt w:val="bullet"/>
+      <w:lvlText w:val="o"/>
+      <w:lvlJc w:val="left"/>
+      <w:pPr>
+        <w:tabs>
+          <w:tab w:val="num" w:pos="1440"/>
+        </w:tabs>
+        <w:ind w:left="1440" w:hanging="360"/>
+      </w:pPr>
+      <w:rPr>
+        <w:rFonts w:ascii="Courier New" w:hAnsi="Courier New" w:hint="default"/>
+        <w:sz w:val="20"/>
+      </w:rPr>
+    </w:lvl>
+    <w:lvl w:ilvl="2" w:tentative="1">
+      <w:start w:val="1"/>
+      <w:numFmt w:val="bullet"/>
+      <w:lvlText w:val=""/>
+      <w:lvlJc w:val="left"/>
+      <w:pPr>
+        <w:tabs>
+          <w:tab w:val="num" w:pos="2160"/>
+        </w:tabs>
+        <w:ind w:left="2160" w:hanging="360"/>
+      </w:pPr>
+      <w:rPr>
+        <w:rFonts w:ascii="Wingdings" w:hAnsi="Wingdings" w:hint="default"/>
+        <w:sz w:val="20"/>
+      </w:rPr>
+    </w:lvl>
+    <w:lvl w:ilvl="3" w:tentative="1">
+      <w:start w:val="1"/>
+      <w:numFmt w:val="bullet"/>
+      <w:lvlText w:val=""/>
+      <w:lvlJc w:val="left"/>
+      <w:pPr>
+        <w:tabs>
+          <w:tab w:val="num" w:pos="2880"/>
+        </w:tabs>
+        <w:ind w:left="2880" w:hanging="360"/>
+      </w:pPr>
+      <w:rPr>
+        <w:rFonts w:ascii="Wingdings" w:hAnsi="Wingdings" w:hint="default"/>
+        <w:sz w:val="20"/>
+      </w:rPr>
+    </w:lvl>
+    <w:lvl w:ilvl="4" w:tentative="1">
+      <w:start w:val="1"/>
+      <w:numFmt w:val="bullet"/>
+      <w:lvlText w:val=""/>
+      <w:lvlJc w:val="left"/>
+      <w:pPr>
+        <w:tabs>
+          <w:tab w:val="num" w:pos="3600"/>
+        </w:tabs>
+        <w:ind w:left="3600" w:hanging="360"/>
+      </w:pPr>
+      <w:rPr>
+        <w:rFonts w:ascii="Wingdings" w:hAnsi="Wingdings" w:hint="default"/>
+        <w:sz w:val="20"/>
+      </w:rPr>
+    </w:lvl>
+    <w:lvl w:ilvl="5" w:tentative="1">
+      <w:start w:val="1"/>
+      <w:numFmt w:val="bullet"/>
+      <w:lvlText w:val=""/>
+      <w:lvlJc w:val="left"/>
+      <w:pPr>
+        <w:tabs>
+          <w:tab w:val="num" w:pos="4320"/>
+        </w:tabs>
+        <w:ind w:left="4320" w:hanging="360"/>
+      </w:pPr>
+      <w:rPr>
+        <w:rFonts w:ascii="Wingdings" w:hAnsi="Wingdings" w:hint="default"/>
+        <w:sz w:val="20"/>
+      </w:rPr>
+    </w:lvl>
+    <w:lvl w:ilvl="6" w:tentative="1">
+      <w:start w:val="1"/>
+      <w:numFmt w:val="bullet"/>
+      <w:lvlText w:val=""/>
+      <w:lvlJc w:val="left"/>
+      <w:pPr>
+        <w:tabs>
+          <w:tab w:val="num" w:pos="5040"/>
+        </w:tabs>
+        <w:ind w:left="5040" w:hanging="360"/>
+      </w:pPr>
+      <w:rPr>
+        <w:rFonts w:ascii="Wingdings" w:hAnsi="Wingdings" w:hint="default"/>
+        <w:sz w:val="20"/>
+      </w:rPr>
+    </w:lvl>
+    <w:lvl w:ilvl="7" w:tentative="1">
+      <w:start w:val="1"/>
+      <w:numFmt w:val="bullet"/>
+      <w:lvlText w:val=""/>
+      <w:lvlJc w:val="left"/>
+      <w:pPr>
+        <w:tabs>
+          <w:tab w:val="num" w:pos="5760"/>
+        </w:tabs>
+        <w:ind w:left="5760" w:hanging="360"/>
+      </w:pPr>
+      <w:rPr>
+        <w:rFonts w:ascii="Wingdings" w:hAnsi="Wingdings" w:hint="default"/>
+        <w:sz w:val="20"/>
+      </w:rPr>
+    </w:lvl>
+    <w:lvl w:ilvl="8" w:tentative="1">
+      <w:start w:val="1"/>
+      <w:numFmt w:val="bullet"/>
+      <w:lvlText w:val=""/>
+      <w:lvlJc w:val="left"/>
+      <w:pPr>
+        <w:tabs>
+          <w:tab w:val="num" w:pos="6480"/>
+        </w:tabs>
+        <w:ind w:left="6480" w:hanging="360"/>
+      </w:pPr>
+      <w:rPr>
+        <w:rFonts w:ascii="Wingdings" w:hAnsi="Wingdings" w:hint="default"/>
+        <w:sz w:val="20"/>
+      </w:rPr>
+    </w:lvl>
+  </w:abstractNum>
+  <w:abstractNum w:abstractNumId="16" w15:restartNumberingAfterBreak="0">
+    <w:nsid w:val="683047CA"/>
+    <w:multiLevelType w:val="multilevel"/>
+    <w:tmpl w:val="B8902542"/>
+    <w:lvl w:ilvl="0">
+      <w:start w:val="1"/>
+      <w:numFmt w:val="bullet"/>
+      <w:lvlText w:val=""/>
+      <w:lvlJc w:val="left"/>
+      <w:pPr>
+        <w:tabs>
+          <w:tab w:val="num" w:pos="720"/>
+        </w:tabs>
+        <w:ind w:left="720" w:hanging="360"/>
+      </w:pPr>
+      <w:rPr>
+        <w:rFonts w:ascii="Symbol" w:hAnsi="Symbol" w:hint="default"/>
+        <w:sz w:val="20"/>
+      </w:rPr>
+    </w:lvl>
+    <w:lvl w:ilvl="1" w:tentative="1">
+      <w:start w:val="1"/>
+      <w:numFmt w:val="bullet"/>
+      <w:lvlText w:val="o"/>
+      <w:lvlJc w:val="left"/>
+      <w:pPr>
+        <w:tabs>
+          <w:tab w:val="num" w:pos="1440"/>
+        </w:tabs>
+        <w:ind w:left="1440" w:hanging="360"/>
+      </w:pPr>
+      <w:rPr>
+        <w:rFonts w:ascii="Courier New" w:hAnsi="Courier New" w:hint="default"/>
+        <w:sz w:val="20"/>
+      </w:rPr>
+    </w:lvl>
+    <w:lvl w:ilvl="2" w:tentative="1">
+      <w:start w:val="1"/>
+      <w:numFmt w:val="bullet"/>
+      <w:lvlText w:val=""/>
+      <w:lvlJc w:val="left"/>
+      <w:pPr>
+        <w:tabs>
+          <w:tab w:val="num" w:pos="2160"/>
+        </w:tabs>
+        <w:ind w:left="2160" w:hanging="360"/>
+      </w:pPr>
+      <w:rPr>
+        <w:rFonts w:ascii="Wingdings" w:hAnsi="Wingdings" w:hint="default"/>
+        <w:sz w:val="20"/>
+      </w:rPr>
+    </w:lvl>
+    <w:lvl w:ilvl="3" w:tentative="1">
+      <w:start w:val="1"/>
+      <w:numFmt w:val="bullet"/>
+      <w:lvlText w:val=""/>
+      <w:lvlJc w:val="left"/>
+      <w:pPr>
+        <w:tabs>
+          <w:tab w:val="num" w:pos="2880"/>
+        </w:tabs>
+        <w:ind w:left="2880" w:hanging="360"/>
+      </w:pPr>
+      <w:rPr>
+        <w:rFonts w:ascii="Wingdings" w:hAnsi="Wingdings" w:hint="default"/>
+        <w:sz w:val="20"/>
+      </w:rPr>
+    </w:lvl>
+    <w:lvl w:ilvl="4" w:tentative="1">
+      <w:start w:val="1"/>
+      <w:numFmt w:val="bullet"/>
+      <w:lvlText w:val=""/>
+      <w:lvlJc w:val="left"/>
+      <w:pPr>
+        <w:tabs>
+          <w:tab w:val="num" w:pos="3600"/>
+        </w:tabs>
+        <w:ind w:left="3600" w:hanging="360"/>
+      </w:pPr>
+      <w:rPr>
+        <w:rFonts w:ascii="Wingdings" w:hAnsi="Wingdings" w:hint="default"/>
+        <w:sz w:val="20"/>
+      </w:rPr>
+    </w:lvl>
+    <w:lvl w:ilvl="5" w:tentative="1">
+      <w:start w:val="1"/>
+      <w:numFmt w:val="bullet"/>
+      <w:lvlText w:val=""/>
+      <w:lvlJc w:val="left"/>
+      <w:pPr>
+        <w:tabs>
+          <w:tab w:val="num" w:pos="4320"/>
+        </w:tabs>
+        <w:ind w:left="4320" w:hanging="360"/>
+      </w:pPr>
+      <w:rPr>
+        <w:rFonts w:ascii="Wingdings" w:hAnsi="Wingdings" w:hint="default"/>
+        <w:sz w:val="20"/>
+      </w:rPr>
+    </w:lvl>
+    <w:lvl w:ilvl="6" w:tentative="1">
+      <w:start w:val="1"/>
+      <w:numFmt w:val="bullet"/>
+      <w:lvlText w:val=""/>
+      <w:lvlJc w:val="left"/>
+      <w:pPr>
+        <w:tabs>
+          <w:tab w:val="num" w:pos="5040"/>
+        </w:tabs>
+        <w:ind w:left="5040" w:hanging="360"/>
+      </w:pPr>
+      <w:rPr>
+        <w:rFonts w:ascii="Wingdings" w:hAnsi="Wingdings" w:hint="default"/>
+        <w:sz w:val="20"/>
+      </w:rPr>
+    </w:lvl>
+    <w:lvl w:ilvl="7" w:tentative="1">
+      <w:start w:val="1"/>
+      <w:numFmt w:val="bullet"/>
+      <w:lvlText w:val=""/>
+      <w:lvlJc w:val="left"/>
+      <w:pPr>
+        <w:tabs>
+          <w:tab w:val="num" w:pos="5760"/>
+        </w:tabs>
+        <w:ind w:left="5760" w:hanging="360"/>
+      </w:pPr>
+      <w:rPr>
+        <w:rFonts w:ascii="Wingdings" w:hAnsi="Wingdings" w:hint="default"/>
+        <w:sz w:val="20"/>
+      </w:rPr>
+    </w:lvl>
+    <w:lvl w:ilvl="8" w:tentative="1">
+      <w:start w:val="1"/>
+      <w:numFmt w:val="bullet"/>
+      <w:lvlText w:val=""/>
+      <w:lvlJc w:val="left"/>
+      <w:pPr>
+        <w:tabs>
+          <w:tab w:val="num" w:pos="6480"/>
+        </w:tabs>
+        <w:ind w:left="6480" w:hanging="360"/>
+      </w:pPr>
+      <w:rPr>
+        <w:rFonts w:ascii="Wingdings" w:hAnsi="Wingdings" w:hint="default"/>
+        <w:sz w:val="20"/>
+      </w:rPr>
+    </w:lvl>
+  </w:abstractNum>
+  <w:abstractNum w:abstractNumId="17" w15:restartNumberingAfterBreak="0">
     <w:nsid w:val="72600ED2"/>
     <w:multiLevelType w:val="hybridMultilevel"/>
     <w:tmpl w:val="94F26EE2"/>
@@ -5540,7 +8160,156 @@
       </w:pPr>
     </w:lvl>
   </w:abstractNum>
-  <w:abstractNum w:abstractNumId="11" w15:restartNumberingAfterBreak="0">
+  <w:abstractNum w:abstractNumId="18" w15:restartNumberingAfterBreak="0">
+    <w:nsid w:val="76766E12"/>
+    <w:multiLevelType w:val="multilevel"/>
+    <w:tmpl w:val="B8902542"/>
+    <w:lvl w:ilvl="0">
+      <w:start w:val="1"/>
+      <w:numFmt w:val="bullet"/>
+      <w:lvlText w:val=""/>
+      <w:lvlJc w:val="left"/>
+      <w:pPr>
+        <w:tabs>
+          <w:tab w:val="num" w:pos="720"/>
+        </w:tabs>
+        <w:ind w:left="720" w:hanging="360"/>
+      </w:pPr>
+      <w:rPr>
+        <w:rFonts w:ascii="Symbol" w:hAnsi="Symbol" w:hint="default"/>
+        <w:sz w:val="20"/>
+      </w:rPr>
+    </w:lvl>
+    <w:lvl w:ilvl="1" w:tentative="1">
+      <w:start w:val="1"/>
+      <w:numFmt w:val="bullet"/>
+      <w:lvlText w:val="o"/>
+      <w:lvlJc w:val="left"/>
+      <w:pPr>
+        <w:tabs>
+          <w:tab w:val="num" w:pos="1440"/>
+        </w:tabs>
+        <w:ind w:left="1440" w:hanging="360"/>
+      </w:pPr>
+      <w:rPr>
+        <w:rFonts w:ascii="Courier New" w:hAnsi="Courier New" w:hint="default"/>
+        <w:sz w:val="20"/>
+      </w:rPr>
+    </w:lvl>
+    <w:lvl w:ilvl="2" w:tentative="1">
+      <w:start w:val="1"/>
+      <w:numFmt w:val="bullet"/>
+      <w:lvlText w:val=""/>
+      <w:lvlJc w:val="left"/>
+      <w:pPr>
+        <w:tabs>
+          <w:tab w:val="num" w:pos="2160"/>
+        </w:tabs>
+        <w:ind w:left="2160" w:hanging="360"/>
+      </w:pPr>
+      <w:rPr>
+        <w:rFonts w:ascii="Wingdings" w:hAnsi="Wingdings" w:hint="default"/>
+        <w:sz w:val="20"/>
+      </w:rPr>
+    </w:lvl>
+    <w:lvl w:ilvl="3" w:tentative="1">
+      <w:start w:val="1"/>
+      <w:numFmt w:val="bullet"/>
+      <w:lvlText w:val=""/>
+      <w:lvlJc w:val="left"/>
+      <w:pPr>
+        <w:tabs>
+          <w:tab w:val="num" w:pos="2880"/>
+        </w:tabs>
+        <w:ind w:left="2880" w:hanging="360"/>
+      </w:pPr>
+      <w:rPr>
+        <w:rFonts w:ascii="Wingdings" w:hAnsi="Wingdings" w:hint="default"/>
+        <w:sz w:val="20"/>
+      </w:rPr>
+    </w:lvl>
+    <w:lvl w:ilvl="4" w:tentative="1">
+      <w:start w:val="1"/>
+      <w:numFmt w:val="bullet"/>
+      <w:lvlText w:val=""/>
+      <w:lvlJc w:val="left"/>
+      <w:pPr>
+        <w:tabs>
+          <w:tab w:val="num" w:pos="3600"/>
+        </w:tabs>
+        <w:ind w:left="3600" w:hanging="360"/>
+      </w:pPr>
+      <w:rPr>
+        <w:rFonts w:ascii="Wingdings" w:hAnsi="Wingdings" w:hint="default"/>
+        <w:sz w:val="20"/>
+      </w:rPr>
+    </w:lvl>
+    <w:lvl w:ilvl="5" w:tentative="1">
+      <w:start w:val="1"/>
+      <w:numFmt w:val="bullet"/>
+      <w:lvlText w:val=""/>
+      <w:lvlJc w:val="left"/>
+      <w:pPr>
+        <w:tabs>
+          <w:tab w:val="num" w:pos="4320"/>
+        </w:tabs>
+        <w:ind w:left="4320" w:hanging="360"/>
+      </w:pPr>
+      <w:rPr>
+        <w:rFonts w:ascii="Wingdings" w:hAnsi="Wingdings" w:hint="default"/>
+        <w:sz w:val="20"/>
+      </w:rPr>
+    </w:lvl>
+    <w:lvl w:ilvl="6" w:tentative="1">
+      <w:start w:val="1"/>
+      <w:numFmt w:val="bullet"/>
+      <w:lvlText w:val=""/>
+      <w:lvlJc w:val="left"/>
+      <w:pPr>
+        <w:tabs>
+          <w:tab w:val="num" w:pos="5040"/>
+        </w:tabs>
+        <w:ind w:left="5040" w:hanging="360"/>
+      </w:pPr>
+      <w:rPr>
+        <w:rFonts w:ascii="Wingdings" w:hAnsi="Wingdings" w:hint="default"/>
+        <w:sz w:val="20"/>
+      </w:rPr>
+    </w:lvl>
+    <w:lvl w:ilvl="7" w:tentative="1">
+      <w:start w:val="1"/>
+      <w:numFmt w:val="bullet"/>
+      <w:lvlText w:val=""/>
+      <w:lvlJc w:val="left"/>
+      <w:pPr>
+        <w:tabs>
+          <w:tab w:val="num" w:pos="5760"/>
+        </w:tabs>
+        <w:ind w:left="5760" w:hanging="360"/>
+      </w:pPr>
+      <w:rPr>
+        <w:rFonts w:ascii="Wingdings" w:hAnsi="Wingdings" w:hint="default"/>
+        <w:sz w:val="20"/>
+      </w:rPr>
+    </w:lvl>
+    <w:lvl w:ilvl="8" w:tentative="1">
+      <w:start w:val="1"/>
+      <w:numFmt w:val="bullet"/>
+      <w:lvlText w:val=""/>
+      <w:lvlJc w:val="left"/>
+      <w:pPr>
+        <w:tabs>
+          <w:tab w:val="num" w:pos="6480"/>
+        </w:tabs>
+        <w:ind w:left="6480" w:hanging="360"/>
+      </w:pPr>
+      <w:rPr>
+        <w:rFonts w:ascii="Wingdings" w:hAnsi="Wingdings" w:hint="default"/>
+        <w:sz w:val="20"/>
+      </w:rPr>
+    </w:lvl>
+  </w:abstractNum>
+  <w:abstractNum w:abstractNumId="19" w15:restartNumberingAfterBreak="0">
     <w:nsid w:val="780535B1"/>
     <w:multiLevelType w:val="hybridMultilevel"/>
     <w:tmpl w:val="A5E49B3C"/>
@@ -5626,7 +8395,7 @@
       </w:pPr>
     </w:lvl>
   </w:abstractNum>
-  <w:abstractNum w:abstractNumId="12" w15:restartNumberingAfterBreak="0">
+  <w:abstractNum w:abstractNumId="20" w15:restartNumberingAfterBreak="0">
     <w:nsid w:val="78C55DC7"/>
     <w:multiLevelType w:val="hybridMultilevel"/>
     <w:tmpl w:val="D74AF3B8"/>
@@ -5739,62 +8508,238 @@
       </w:rPr>
     </w:lvl>
   </w:abstractNum>
+  <w:abstractNum w:abstractNumId="21" w15:restartNumberingAfterBreak="0">
+    <w:nsid w:val="7F536321"/>
+    <w:multiLevelType w:val="multilevel"/>
+    <w:tmpl w:val="B8902542"/>
+    <w:lvl w:ilvl="0">
+      <w:start w:val="1"/>
+      <w:numFmt w:val="bullet"/>
+      <w:lvlText w:val=""/>
+      <w:lvlJc w:val="left"/>
+      <w:pPr>
+        <w:tabs>
+          <w:tab w:val="num" w:pos="720"/>
+        </w:tabs>
+        <w:ind w:left="720" w:hanging="360"/>
+      </w:pPr>
+      <w:rPr>
+        <w:rFonts w:ascii="Symbol" w:hAnsi="Symbol" w:hint="default"/>
+        <w:sz w:val="20"/>
+      </w:rPr>
+    </w:lvl>
+    <w:lvl w:ilvl="1" w:tentative="1">
+      <w:start w:val="1"/>
+      <w:numFmt w:val="bullet"/>
+      <w:lvlText w:val="o"/>
+      <w:lvlJc w:val="left"/>
+      <w:pPr>
+        <w:tabs>
+          <w:tab w:val="num" w:pos="1440"/>
+        </w:tabs>
+        <w:ind w:left="1440" w:hanging="360"/>
+      </w:pPr>
+      <w:rPr>
+        <w:rFonts w:ascii="Courier New" w:hAnsi="Courier New" w:hint="default"/>
+        <w:sz w:val="20"/>
+      </w:rPr>
+    </w:lvl>
+    <w:lvl w:ilvl="2" w:tentative="1">
+      <w:start w:val="1"/>
+      <w:numFmt w:val="bullet"/>
+      <w:lvlText w:val=""/>
+      <w:lvlJc w:val="left"/>
+      <w:pPr>
+        <w:tabs>
+          <w:tab w:val="num" w:pos="2160"/>
+        </w:tabs>
+        <w:ind w:left="2160" w:hanging="360"/>
+      </w:pPr>
+      <w:rPr>
+        <w:rFonts w:ascii="Wingdings" w:hAnsi="Wingdings" w:hint="default"/>
+        <w:sz w:val="20"/>
+      </w:rPr>
+    </w:lvl>
+    <w:lvl w:ilvl="3" w:tentative="1">
+      <w:start w:val="1"/>
+      <w:numFmt w:val="bullet"/>
+      <w:lvlText w:val=""/>
+      <w:lvlJc w:val="left"/>
+      <w:pPr>
+        <w:tabs>
+          <w:tab w:val="num" w:pos="2880"/>
+        </w:tabs>
+        <w:ind w:left="2880" w:hanging="360"/>
+      </w:pPr>
+      <w:rPr>
+        <w:rFonts w:ascii="Wingdings" w:hAnsi="Wingdings" w:hint="default"/>
+        <w:sz w:val="20"/>
+      </w:rPr>
+    </w:lvl>
+    <w:lvl w:ilvl="4" w:tentative="1">
+      <w:start w:val="1"/>
+      <w:numFmt w:val="bullet"/>
+      <w:lvlText w:val=""/>
+      <w:lvlJc w:val="left"/>
+      <w:pPr>
+        <w:tabs>
+          <w:tab w:val="num" w:pos="3600"/>
+        </w:tabs>
+        <w:ind w:left="3600" w:hanging="360"/>
+      </w:pPr>
+      <w:rPr>
+        <w:rFonts w:ascii="Wingdings" w:hAnsi="Wingdings" w:hint="default"/>
+        <w:sz w:val="20"/>
+      </w:rPr>
+    </w:lvl>
+    <w:lvl w:ilvl="5" w:tentative="1">
+      <w:start w:val="1"/>
+      <w:numFmt w:val="bullet"/>
+      <w:lvlText w:val=""/>
+      <w:lvlJc w:val="left"/>
+      <w:pPr>
+        <w:tabs>
+          <w:tab w:val="num" w:pos="4320"/>
+        </w:tabs>
+        <w:ind w:left="4320" w:hanging="360"/>
+      </w:pPr>
+      <w:rPr>
+        <w:rFonts w:ascii="Wingdings" w:hAnsi="Wingdings" w:hint="default"/>
+        <w:sz w:val="20"/>
+      </w:rPr>
+    </w:lvl>
+    <w:lvl w:ilvl="6" w:tentative="1">
+      <w:start w:val="1"/>
+      <w:numFmt w:val="bullet"/>
+      <w:lvlText w:val=""/>
+      <w:lvlJc w:val="left"/>
+      <w:pPr>
+        <w:tabs>
+          <w:tab w:val="num" w:pos="5040"/>
+        </w:tabs>
+        <w:ind w:left="5040" w:hanging="360"/>
+      </w:pPr>
+      <w:rPr>
+        <w:rFonts w:ascii="Wingdings" w:hAnsi="Wingdings" w:hint="default"/>
+        <w:sz w:val="20"/>
+      </w:rPr>
+    </w:lvl>
+    <w:lvl w:ilvl="7" w:tentative="1">
+      <w:start w:val="1"/>
+      <w:numFmt w:val="bullet"/>
+      <w:lvlText w:val=""/>
+      <w:lvlJc w:val="left"/>
+      <w:pPr>
+        <w:tabs>
+          <w:tab w:val="num" w:pos="5760"/>
+        </w:tabs>
+        <w:ind w:left="5760" w:hanging="360"/>
+      </w:pPr>
+      <w:rPr>
+        <w:rFonts w:ascii="Wingdings" w:hAnsi="Wingdings" w:hint="default"/>
+        <w:sz w:val="20"/>
+      </w:rPr>
+    </w:lvl>
+    <w:lvl w:ilvl="8" w:tentative="1">
+      <w:start w:val="1"/>
+      <w:numFmt w:val="bullet"/>
+      <w:lvlText w:val=""/>
+      <w:lvlJc w:val="left"/>
+      <w:pPr>
+        <w:tabs>
+          <w:tab w:val="num" w:pos="6480"/>
+        </w:tabs>
+        <w:ind w:left="6480" w:hanging="360"/>
+      </w:pPr>
+      <w:rPr>
+        <w:rFonts w:ascii="Wingdings" w:hAnsi="Wingdings" w:hint="default"/>
+        <w:sz w:val="20"/>
+      </w:rPr>
+    </w:lvl>
+  </w:abstractNum>
   <w:num w:numId="1" w16cid:durableId="2057659798">
+    <w:abstractNumId w:val="9"/>
+  </w:num>
+  <w:num w:numId="2" w16cid:durableId="99107261">
+    <w:abstractNumId w:val="9"/>
+  </w:num>
+  <w:num w:numId="3" w16cid:durableId="454829576">
+    <w:abstractNumId w:val="9"/>
+  </w:num>
+  <w:num w:numId="4" w16cid:durableId="919875635">
+    <w:abstractNumId w:val="9"/>
+  </w:num>
+  <w:num w:numId="5" w16cid:durableId="1989245865">
+    <w:abstractNumId w:val="9"/>
+  </w:num>
+  <w:num w:numId="6" w16cid:durableId="337856889">
+    <w:abstractNumId w:val="9"/>
+  </w:num>
+  <w:num w:numId="7" w16cid:durableId="64649658">
+    <w:abstractNumId w:val="12"/>
+  </w:num>
+  <w:num w:numId="8" w16cid:durableId="1038553662">
+    <w:abstractNumId w:val="3"/>
+  </w:num>
+  <w:num w:numId="9" w16cid:durableId="1578859057">
+    <w:abstractNumId w:val="17"/>
+  </w:num>
+  <w:num w:numId="10" w16cid:durableId="1736052766">
+    <w:abstractNumId w:val="20"/>
+  </w:num>
+  <w:num w:numId="11" w16cid:durableId="202595889">
+    <w:abstractNumId w:val="11"/>
+  </w:num>
+  <w:num w:numId="12" w16cid:durableId="1370842178">
+    <w:abstractNumId w:val="2"/>
+  </w:num>
+  <w:num w:numId="13" w16cid:durableId="34165923">
     <w:abstractNumId w:val="6"/>
   </w:num>
-  <w:num w:numId="2" w16cid:durableId="99107261">
-    <w:abstractNumId w:val="6"/>
-  </w:num>
-  <w:num w:numId="3" w16cid:durableId="454829576">
-    <w:abstractNumId w:val="6"/>
-  </w:num>
-  <w:num w:numId="4" w16cid:durableId="919875635">
-    <w:abstractNumId w:val="6"/>
-  </w:num>
-  <w:num w:numId="5" w16cid:durableId="1989245865">
-    <w:abstractNumId w:val="6"/>
-  </w:num>
-  <w:num w:numId="6" w16cid:durableId="337856889">
-    <w:abstractNumId w:val="6"/>
-  </w:num>
-  <w:num w:numId="7" w16cid:durableId="64649658">
-    <w:abstractNumId w:val="8"/>
-  </w:num>
-  <w:num w:numId="8" w16cid:durableId="1038553662">
-    <w:abstractNumId w:val="2"/>
-  </w:num>
-  <w:num w:numId="9" w16cid:durableId="1578859057">
-    <w:abstractNumId w:val="10"/>
-  </w:num>
-  <w:num w:numId="10" w16cid:durableId="1736052766">
-    <w:abstractNumId w:val="12"/>
-  </w:num>
-  <w:num w:numId="11" w16cid:durableId="202595889">
+  <w:num w:numId="14" w16cid:durableId="2031560830">
     <w:abstractNumId w:val="7"/>
   </w:num>
-  <w:num w:numId="12" w16cid:durableId="1370842178">
-    <w:abstractNumId w:val="1"/>
+  <w:num w:numId="15" w16cid:durableId="2032140677">
+    <w:abstractNumId w:val="19"/>
   </w:num>
-  <w:num w:numId="13" w16cid:durableId="34165923">
+  <w:num w:numId="16" w16cid:durableId="1581671240">
     <w:abstractNumId w:val="4"/>
   </w:num>
-  <w:num w:numId="14" w16cid:durableId="2031560830">
-    <w:abstractNumId w:val="5"/>
-  </w:num>
-  <w:num w:numId="15" w16cid:durableId="2032140677">
-    <w:abstractNumId w:val="11"/>
-  </w:num>
-  <w:num w:numId="16" w16cid:durableId="1581671240">
-    <w:abstractNumId w:val="3"/>
-  </w:num>
   <w:num w:numId="17" w16cid:durableId="977875709">
-    <w:abstractNumId w:val="9"/>
+    <w:abstractNumId w:val="14"/>
   </w:num>
   <w:num w:numId="18" w16cid:durableId="607616550">
-    <w:abstractNumId w:val="1"/>
+    <w:abstractNumId w:val="2"/>
   </w:num>
   <w:num w:numId="19" w16cid:durableId="862212825">
     <w:abstractNumId w:val="0"/>
+  </w:num>
+  <w:num w:numId="20" w16cid:durableId="484708208">
+    <w:abstractNumId w:val="10"/>
+  </w:num>
+  <w:num w:numId="21" w16cid:durableId="2114401265">
+    <w:abstractNumId w:val="18"/>
+  </w:num>
+  <w:num w:numId="22" w16cid:durableId="1187791337">
+    <w:abstractNumId w:val="16"/>
+  </w:num>
+  <w:num w:numId="23" w16cid:durableId="81420376">
+    <w:abstractNumId w:val="8"/>
+  </w:num>
+  <w:num w:numId="24" w16cid:durableId="159737426">
+    <w:abstractNumId w:val="15"/>
+  </w:num>
+  <w:num w:numId="25" w16cid:durableId="1965767138">
+    <w:abstractNumId w:val="5"/>
+  </w:num>
+  <w:num w:numId="26" w16cid:durableId="946346645">
+    <w:abstractNumId w:val="13"/>
+  </w:num>
+  <w:num w:numId="27" w16cid:durableId="1330912721">
+    <w:abstractNumId w:val="1"/>
+  </w:num>
+  <w:num w:numId="28" w16cid:durableId="984699097">
+    <w:abstractNumId w:val="21"/>
   </w:num>
 </w:numbering>
 </file>
@@ -6776,6 +9721,84 @@
       <w14:ligatures w14:val="none"/>
     </w:rPr>
   </w:style>
+  <w:style w:type="character" w:styleId="Strong">
+    <w:name w:val="Strong"/>
+    <w:basedOn w:val="DefaultParagraphFont"/>
+    <w:uiPriority w:val="22"/>
+    <w:qFormat/>
+    <w:rsid w:val="00200542"/>
+    <w:rPr>
+      <w:b/>
+      <w:bCs/>
+    </w:rPr>
+  </w:style>
+  <w:style w:type="paragraph" w:styleId="HTMLPreformatted">
+    <w:name w:val="HTML Preformatted"/>
+    <w:basedOn w:val="Normal"/>
+    <w:link w:val="HTMLPreformattedChar"/>
+    <w:uiPriority w:val="99"/>
+    <w:semiHidden/>
+    <w:unhideWhenUsed/>
+    <w:rsid w:val="00200542"/>
+    <w:pPr>
+      <w:tabs>
+        <w:tab w:val="left" w:pos="916"/>
+        <w:tab w:val="left" w:pos="1832"/>
+        <w:tab w:val="left" w:pos="2748"/>
+        <w:tab w:val="left" w:pos="3664"/>
+        <w:tab w:val="left" w:pos="4580"/>
+        <w:tab w:val="left" w:pos="5496"/>
+        <w:tab w:val="left" w:pos="6412"/>
+        <w:tab w:val="left" w:pos="7328"/>
+        <w:tab w:val="left" w:pos="8244"/>
+        <w:tab w:val="left" w:pos="9160"/>
+        <w:tab w:val="left" w:pos="10076"/>
+        <w:tab w:val="left" w:pos="10992"/>
+        <w:tab w:val="left" w:pos="11908"/>
+        <w:tab w:val="left" w:pos="12824"/>
+        <w:tab w:val="left" w:pos="13740"/>
+        <w:tab w:val="left" w:pos="14656"/>
+      </w:tabs>
+      <w:spacing w:after="0" w:line="240" w:lineRule="auto"/>
+    </w:pPr>
+    <w:rPr>
+      <w:rFonts w:ascii="Courier New" w:eastAsia="Times New Roman" w:hAnsi="Courier New" w:cs="Courier New"/>
+      <w:kern w:val="0"/>
+      <w:sz w:val="20"/>
+      <w:szCs w:val="20"/>
+      <w:lang w:eastAsia="en-GB"/>
+      <w14:ligatures w14:val="none"/>
+    </w:rPr>
+  </w:style>
+  <w:style w:type="character" w:customStyle="1" w:styleId="HTMLPreformattedChar">
+    <w:name w:val="HTML Preformatted Char"/>
+    <w:basedOn w:val="DefaultParagraphFont"/>
+    <w:link w:val="HTMLPreformatted"/>
+    <w:uiPriority w:val="99"/>
+    <w:semiHidden/>
+    <w:rsid w:val="00200542"/>
+    <w:rPr>
+      <w:rFonts w:ascii="Courier New" w:eastAsia="Times New Roman" w:hAnsi="Courier New" w:cs="Courier New"/>
+      <w:kern w:val="0"/>
+      <w:sz w:val="20"/>
+      <w:szCs w:val="20"/>
+      <w:lang w:eastAsia="en-GB"/>
+      <w14:ligatures w14:val="none"/>
+    </w:rPr>
+  </w:style>
+  <w:style w:type="character" w:styleId="HTMLCode">
+    <w:name w:val="HTML Code"/>
+    <w:basedOn w:val="DefaultParagraphFont"/>
+    <w:uiPriority w:val="99"/>
+    <w:semiHidden/>
+    <w:unhideWhenUsed/>
+    <w:rsid w:val="00200542"/>
+    <w:rPr>
+      <w:rFonts w:ascii="Courier New" w:eastAsia="Times New Roman" w:hAnsi="Courier New" w:cs="Courier New"/>
+      <w:sz w:val="20"/>
+      <w:szCs w:val="20"/>
+    </w:rPr>
+  </w:style>
 </w:styles>
 </file>
 
